--- a/documents/配置计划.docx
+++ b/documents/配置计划.docx
@@ -1796,7 +1796,7 @@
           <w:sz w:val="24"/>
           <w:rFonts w:ascii="Times New Roman" w:hAnsi="Times New Roman" w:eastAsia="宋体"/>
         </w:rPr>
-        <w:t>根据CMMI 3级对于资产隔离和完整性的要求，本项目采用Git配置库。配置库整体划分为三个库：开发库（Development Pool）、受控库（Controlled Pool）和产品库（Product Pool）。</w:t>
+        <w:t>根据CMMI 3级对于资产隔离和完整性的要求，本项目采用Git配置库，Git仓库名称为 lifelong-learning-credit-bankk。配置库整体划分为三个库：开发库（Development Pool）、受控库（Controlled Pool）和产品库（Product Pool）。</w:t>
       </w:r>
     </w:p>
     <w:p>
@@ -1876,7 +1876,7 @@
           <w:sz w:val="24"/>
           <w:rFonts w:ascii="Times New Roman" w:hAnsi="Times New Roman" w:eastAsia="宋体"/>
         </w:rPr>
-        <w:t>• /bank-platform (Root)</w:t>
+        <w:t>• /lifelong-learning-credit-bankk (Git Root)</w:t>
         <w:br/>
         <w:t xml:space="preserve">  • /docs (文档类CI)</w:t>
         <w:br/>

--- a/documents/配置计划.docx
+++ b/documents/配置计划.docx
@@ -4,39 +4,19 @@
   <w:body>
     <w:p>
       <w:pPr>
-        <w:spacing w:before="0" w:after="0" w:line="240" w:lineRule="auto"/>
-      </w:pPr>
-    </w:p>
-    <w:p>
-      <w:pPr>
-        <w:spacing w:before="0" w:after="0" w:line="240" w:lineRule="auto"/>
-      </w:pPr>
-    </w:p>
-    <w:p>
-      <w:pPr>
-        <w:spacing w:before="0" w:after="0" w:line="240" w:lineRule="auto"/>
-      </w:pPr>
-    </w:p>
-    <w:p>
-      <w:pPr>
-        <w:spacing w:before="0" w:after="0" w:line="240" w:lineRule="auto"/>
-      </w:pPr>
-    </w:p>
-    <w:p>
-      <w:pPr>
-        <w:spacing w:before="0" w:after="0" w:line="240" w:lineRule="auto"/>
-      </w:pPr>
-    </w:p>
-    <w:p>
-      <w:pPr>
-        <w:spacing w:after="480"/>
-        <w:jc w:val="center"/>
+        <w:spacing w:before="240" w:after="240"/>
+        <w:ind w:firstLine="0"/>
+        <w:jc w:val="left"/>
+        <w:pBdr>
+          <w:bottom w:val="single" w:sz="6" w:space="6" w:color="1B365D"/>
+        </w:pBdr>
       </w:pPr>
       <w:r>
         <w:rPr>
           <w:rFonts w:ascii="Times New Roman" w:hAnsi="Times New Roman"/>
           <w:b/>
-          <w:sz w:val="32"/>
+          <w:color w:val="1B365D"/>
+          <w:sz w:val="22"/>
           <w:rFonts w:ascii="Times New Roman" w:hAnsi="Times New Roman" w:eastAsia="黑体"/>
         </w:rPr>
         <w:t>全真项目9：终身学习学分银行信息平台</w:t>
@@ -44,14 +24,19 @@
     </w:p>
     <w:p>
       <w:pPr>
-        <w:spacing w:after="2400"/>
-        <w:jc w:val="center"/>
+        <w:spacing w:before="3200" w:after="160"/>
+        <w:ind w:firstLine="0"/>
+        <w:jc w:val="left"/>
+        <w:pBdr>
+          <w:left w:val="single" w:sz="24" w:space="12" w:color="1B365D"/>
+        </w:pBdr>
       </w:pPr>
       <w:r>
         <w:rPr>
           <w:rFonts w:ascii="Times New Roman" w:hAnsi="Times New Roman"/>
           <w:b/>
-          <w:sz w:val="52"/>
+          <w:color w:val="2C3E50"/>
+          <w:sz w:val="56"/>
           <w:rFonts w:ascii="Times New Roman" w:hAnsi="Times New Roman" w:eastAsia="黑体"/>
         </w:rPr>
         <w:t>配置管理计划</w:t>
@@ -59,124 +44,264 @@
     </w:p>
     <w:p>
       <w:pPr>
-        <w:spacing w:before="40" w:after="40" w:line="288" w:lineRule="auto"/>
-        <w:ind w:firstLine="0"/>
-        <w:jc w:val="center"/>
+        <w:spacing w:before="80" w:after="3600"/>
+        <w:ind w:firstLine="0" w:left="360"/>
+        <w:jc w:val="left"/>
       </w:pPr>
       <w:r>
         <w:rPr>
           <w:rFonts w:ascii="Times New Roman" w:hAnsi="Times New Roman"/>
-          <w:b/>
-          <w:sz w:val="24"/>
+          <w:color w:val="7F8C8D"/>
+          <w:sz w:val="22"/>
           <w:rFonts w:ascii="Times New Roman" w:hAnsi="Times New Roman" w:eastAsia="宋体"/>
         </w:rPr>
-        <w:t>起草机构：</w:t>
-      </w:r>
-      <w:r>
-        <w:rPr>
-          <w:rFonts w:ascii="Times New Roman" w:hAnsi="Times New Roman"/>
-          <w:sz w:val="24"/>
-          <w:rFonts w:ascii="Times New Roman" w:hAnsi="Times New Roman" w:eastAsia="宋体"/>
-        </w:rPr>
-        <w:t>第十三组 终身学习学分银行建设开发团队</w:t>
+        <w:t>企业级系统建设规划与交付文档标准 / Baseline Release</w:t>
       </w:r>
     </w:p>
-    <w:p>
-      <w:pPr>
-        <w:spacing w:before="40" w:after="40" w:line="288" w:lineRule="auto"/>
-        <w:ind w:firstLine="0"/>
-        <w:jc w:val="center"/>
-      </w:pPr>
-      <w:r>
-        <w:rPr>
-          <w:rFonts w:ascii="Times New Roman" w:hAnsi="Times New Roman"/>
-          <w:b/>
-          <w:sz w:val="24"/>
-          <w:rFonts w:ascii="Times New Roman" w:hAnsi="Times New Roman" w:eastAsia="宋体"/>
-        </w:rPr>
-        <w:t>文档版本：</w:t>
-      </w:r>
-      <w:r>
-        <w:rPr>
-          <w:rFonts w:ascii="Times New Roman" w:hAnsi="Times New Roman"/>
-          <w:sz w:val="24"/>
-          <w:rFonts w:ascii="Times New Roman" w:hAnsi="Times New Roman" w:eastAsia="宋体"/>
-        </w:rPr>
-        <w:t>V1.0 (基线草案)</w:t>
-      </w:r>
-    </w:p>
-    <w:p>
-      <w:pPr>
-        <w:spacing w:before="40" w:after="40" w:line="288" w:lineRule="auto"/>
-        <w:ind w:firstLine="0"/>
-        <w:jc w:val="center"/>
-      </w:pPr>
-      <w:r>
-        <w:rPr>
-          <w:rFonts w:ascii="Times New Roman" w:hAnsi="Times New Roman"/>
-          <w:b/>
-          <w:sz w:val="24"/>
-          <w:rFonts w:ascii="Times New Roman" w:hAnsi="Times New Roman" w:eastAsia="宋体"/>
-        </w:rPr>
-        <w:t>发布日期：</w:t>
-      </w:r>
-      <w:r>
-        <w:rPr>
-          <w:rFonts w:ascii="Times New Roman" w:hAnsi="Times New Roman"/>
-          <w:sz w:val="24"/>
-          <w:rFonts w:ascii="Times New Roman" w:hAnsi="Times New Roman" w:eastAsia="宋体"/>
-        </w:rPr>
-        <w:t>2026年6月18日</w:t>
-      </w:r>
-    </w:p>
-    <w:p>
-      <w:pPr>
-        <w:spacing w:before="40" w:after="40" w:line="288" w:lineRule="auto"/>
-        <w:ind w:firstLine="0"/>
-        <w:jc w:val="center"/>
-      </w:pPr>
-      <w:r>
-        <w:rPr>
-          <w:rFonts w:ascii="Times New Roman" w:hAnsi="Times New Roman"/>
-          <w:b/>
-          <w:sz w:val="24"/>
-          <w:rFonts w:ascii="Times New Roman" w:hAnsi="Times New Roman" w:eastAsia="宋体"/>
-        </w:rPr>
-        <w:t>文档状态：</w:t>
-      </w:r>
-      <w:r>
-        <w:rPr>
-          <w:rFonts w:ascii="Times New Roman" w:hAnsi="Times New Roman"/>
-          <w:sz w:val="24"/>
-          <w:rFonts w:ascii="Times New Roman" w:hAnsi="Times New Roman" w:eastAsia="宋体"/>
-        </w:rPr>
-        <w:t>新建</w:t>
-      </w:r>
-    </w:p>
-    <w:p>
-      <w:pPr>
-        <w:spacing w:before="40" w:after="40" w:line="288" w:lineRule="auto"/>
-        <w:ind w:firstLine="0"/>
-        <w:jc w:val="center"/>
-      </w:pPr>
-      <w:r>
-        <w:rPr>
-          <w:rFonts w:ascii="Times New Roman" w:hAnsi="Times New Roman"/>
-          <w:b/>
-          <w:sz w:val="24"/>
-          <w:rFonts w:ascii="Times New Roman" w:hAnsi="Times New Roman" w:eastAsia="宋体"/>
-        </w:rPr>
-        <w:t>符合规范：</w:t>
-      </w:r>
-      <w:r>
-        <w:rPr>
-          <w:rFonts w:ascii="Times New Roman" w:hAnsi="Times New Roman"/>
-          <w:sz w:val="24"/>
-          <w:rFonts w:ascii="Times New Roman" w:hAnsi="Times New Roman" w:eastAsia="宋体"/>
-        </w:rPr>
-        <w:t>CMMI Level 3 / RUP</w:t>
-      </w:r>
-    </w:p>
+    <w:tbl>
+      <w:tblPr>
+        <w:tblW w:type="auto" w:w="0"/>
+        <w:tblLook w:firstColumn="1" w:firstRow="1" w:lastColumn="0" w:lastRow="0" w:noHBand="0" w:noVBand="1" w:val="04A0"/>
+        <w:tblBorders>
+          <w:top w:val="none"/>
+          <w:left w:val="none"/>
+          <w:bottom w:val="none"/>
+          <w:right w:val="none"/>
+          <w:insideH w:val="none"/>
+          <w:insideV w:val="none"/>
+        </w:tblBorders>
+        <w:tblInd w:w="360" w:type="dxa"/>
+      </w:tblPr>
+      <w:tblGrid>
+        <w:gridCol w:w="4150"/>
+        <w:gridCol w:w="4150"/>
+      </w:tblGrid>
+      <w:tr>
+        <w:tc>
+          <w:tcPr>
+            <w:tcW w:type="dxa" w:w="1814"/>
+          </w:tcPr>
+          <w:p>
+            <w:pPr>
+              <w:spacing w:before="80" w:after="80" w:line="276" w:lineRule="auto"/>
+              <w:ind w:firstLine="0"/>
+              <w:jc w:val="left"/>
+            </w:pPr>
+            <w:r>
+              <w:rPr>
+                <w:rFonts w:ascii="Times New Roman" w:hAnsi="Times New Roman"/>
+                <w:b/>
+                <w:color w:val="7F8C8D"/>
+                <w:sz w:val="21"/>
+                <w:rFonts w:ascii="Times New Roman" w:hAnsi="Times New Roman" w:eastAsia="宋体"/>
+              </w:rPr>
+              <w:t>起草机构：</w:t>
+            </w:r>
+          </w:p>
+        </w:tc>
+        <w:tc>
+          <w:tcPr>
+            <w:tcW w:type="dxa" w:w="5669"/>
+          </w:tcPr>
+          <w:p>
+            <w:pPr>
+              <w:spacing w:before="80" w:after="80" w:line="276" w:lineRule="auto"/>
+              <w:ind w:firstLine="0"/>
+              <w:jc w:val="left"/>
+            </w:pPr>
+            <w:r>
+              <w:rPr>
+                <w:rFonts w:ascii="Times New Roman" w:hAnsi="Times New Roman"/>
+                <w:color w:val="2C3E50"/>
+                <w:sz w:val="21"/>
+                <w:rFonts w:ascii="Times New Roman" w:hAnsi="Times New Roman" w:eastAsia="宋体"/>
+              </w:rPr>
+              <w:t>第十三组 终身学习学分银行建设开发团队</w:t>
+            </w:r>
+          </w:p>
+        </w:tc>
+      </w:tr>
+      <w:tr>
+        <w:tc>
+          <w:tcPr>
+            <w:tcW w:type="dxa" w:w="1814"/>
+          </w:tcPr>
+          <w:p>
+            <w:pPr>
+              <w:spacing w:before="80" w:after="80" w:line="276" w:lineRule="auto"/>
+              <w:ind w:firstLine="0"/>
+              <w:jc w:val="left"/>
+            </w:pPr>
+            <w:r>
+              <w:rPr>
+                <w:rFonts w:ascii="Times New Roman" w:hAnsi="Times New Roman"/>
+                <w:b/>
+                <w:color w:val="7F8C8D"/>
+                <w:sz w:val="21"/>
+                <w:rFonts w:ascii="Times New Roman" w:hAnsi="Times New Roman" w:eastAsia="宋体"/>
+              </w:rPr>
+              <w:t>文档版本：</w:t>
+            </w:r>
+          </w:p>
+        </w:tc>
+        <w:tc>
+          <w:tcPr>
+            <w:tcW w:type="dxa" w:w="5669"/>
+          </w:tcPr>
+          <w:p>
+            <w:pPr>
+              <w:spacing w:before="80" w:after="80" w:line="276" w:lineRule="auto"/>
+              <w:ind w:firstLine="0"/>
+              <w:jc w:val="left"/>
+            </w:pPr>
+            <w:r>
+              <w:rPr>
+                <w:rFonts w:ascii="Times New Roman" w:hAnsi="Times New Roman"/>
+                <w:color w:val="2C3E50"/>
+                <w:sz w:val="21"/>
+                <w:rFonts w:ascii="Times New Roman" w:hAnsi="Times New Roman" w:eastAsia="宋体"/>
+              </w:rPr>
+              <w:t>V1.0 (基线草案)</w:t>
+            </w:r>
+          </w:p>
+        </w:tc>
+      </w:tr>
+      <w:tr>
+        <w:tc>
+          <w:tcPr>
+            <w:tcW w:type="dxa" w:w="1814"/>
+          </w:tcPr>
+          <w:p>
+            <w:pPr>
+              <w:spacing w:before="80" w:after="80" w:line="276" w:lineRule="auto"/>
+              <w:ind w:firstLine="0"/>
+              <w:jc w:val="left"/>
+            </w:pPr>
+            <w:r>
+              <w:rPr>
+                <w:rFonts w:ascii="Times New Roman" w:hAnsi="Times New Roman"/>
+                <w:b/>
+                <w:color w:val="7F8C8D"/>
+                <w:sz w:val="21"/>
+                <w:rFonts w:ascii="Times New Roman" w:hAnsi="Times New Roman" w:eastAsia="宋体"/>
+              </w:rPr>
+              <w:t>发布日期：</w:t>
+            </w:r>
+          </w:p>
+        </w:tc>
+        <w:tc>
+          <w:tcPr>
+            <w:tcW w:type="dxa" w:w="5669"/>
+          </w:tcPr>
+          <w:p>
+            <w:pPr>
+              <w:spacing w:before="80" w:after="80" w:line="276" w:lineRule="auto"/>
+              <w:ind w:firstLine="0"/>
+              <w:jc w:val="left"/>
+            </w:pPr>
+            <w:r>
+              <w:rPr>
+                <w:rFonts w:ascii="Times New Roman" w:hAnsi="Times New Roman"/>
+                <w:color w:val="2C3E50"/>
+                <w:sz w:val="21"/>
+                <w:rFonts w:ascii="Times New Roman" w:hAnsi="Times New Roman" w:eastAsia="宋体"/>
+              </w:rPr>
+              <w:t>2026年6月18日</w:t>
+            </w:r>
+          </w:p>
+        </w:tc>
+      </w:tr>
+      <w:tr>
+        <w:tc>
+          <w:tcPr>
+            <w:tcW w:type="dxa" w:w="1814"/>
+          </w:tcPr>
+          <w:p>
+            <w:pPr>
+              <w:spacing w:before="80" w:after="80" w:line="276" w:lineRule="auto"/>
+              <w:ind w:firstLine="0"/>
+              <w:jc w:val="left"/>
+            </w:pPr>
+            <w:r>
+              <w:rPr>
+                <w:rFonts w:ascii="Times New Roman" w:hAnsi="Times New Roman"/>
+                <w:b/>
+                <w:color w:val="7F8C8D"/>
+                <w:sz w:val="21"/>
+                <w:rFonts w:ascii="Times New Roman" w:hAnsi="Times New Roman" w:eastAsia="宋体"/>
+              </w:rPr>
+              <w:t>文档状态：</w:t>
+            </w:r>
+          </w:p>
+        </w:tc>
+        <w:tc>
+          <w:tcPr>
+            <w:tcW w:type="dxa" w:w="5669"/>
+          </w:tcPr>
+          <w:p>
+            <w:pPr>
+              <w:spacing w:before="80" w:after="80" w:line="276" w:lineRule="auto"/>
+              <w:ind w:firstLine="0"/>
+              <w:jc w:val="left"/>
+            </w:pPr>
+            <w:r>
+              <w:rPr>
+                <w:rFonts w:ascii="Times New Roman" w:hAnsi="Times New Roman"/>
+                <w:color w:val="2C3E50"/>
+                <w:sz w:val="21"/>
+                <w:rFonts w:ascii="Times New Roman" w:hAnsi="Times New Roman" w:eastAsia="宋体"/>
+              </w:rPr>
+              <w:t>新建</w:t>
+            </w:r>
+          </w:p>
+        </w:tc>
+      </w:tr>
+      <w:tr>
+        <w:tc>
+          <w:tcPr>
+            <w:tcW w:type="dxa" w:w="1814"/>
+          </w:tcPr>
+          <w:p>
+            <w:pPr>
+              <w:spacing w:before="80" w:after="80" w:line="276" w:lineRule="auto"/>
+              <w:ind w:firstLine="0"/>
+              <w:jc w:val="left"/>
+            </w:pPr>
+            <w:r>
+              <w:rPr>
+                <w:rFonts w:ascii="Times New Roman" w:hAnsi="Times New Roman"/>
+                <w:b/>
+                <w:color w:val="7F8C8D"/>
+                <w:sz w:val="21"/>
+                <w:rFonts w:ascii="Times New Roman" w:hAnsi="Times New Roman" w:eastAsia="宋体"/>
+              </w:rPr>
+              <w:t>符合规范：</w:t>
+            </w:r>
+          </w:p>
+        </w:tc>
+        <w:tc>
+          <w:tcPr>
+            <w:tcW w:type="dxa" w:w="5669"/>
+          </w:tcPr>
+          <w:p>
+            <w:pPr>
+              <w:spacing w:before="80" w:after="80" w:line="276" w:lineRule="auto"/>
+              <w:ind w:firstLine="0"/>
+              <w:jc w:val="left"/>
+            </w:pPr>
+            <w:r>
+              <w:rPr>
+                <w:rFonts w:ascii="Times New Roman" w:hAnsi="Times New Roman"/>
+                <w:color w:val="2C3E50"/>
+                <w:sz w:val="21"/>
+                <w:rFonts w:ascii="Times New Roman" w:hAnsi="Times New Roman" w:eastAsia="宋体"/>
+              </w:rPr>
+              <w:t>CMMI Level 3 / RUP</w:t>
+            </w:r>
+          </w:p>
+        </w:tc>
+      </w:tr>
+    </w:tbl>
     <w:p>
       <w:r>
         <w:br w:type="page"/>
@@ -634,6 +759,46 @@
       <w:pPr>
         <w:spacing w:before="0" w:after="120" w:line="240" w:lineRule="auto"/>
       </w:pPr>
+    </w:p>
+    <w:p>
+      <w:r>
+        <w:br w:type="page"/>
+      </w:r>
+    </w:p>
+    <w:p>
+      <w:pPr>
+        <w:pStyle w:val="Heading1"/>
+        <w:spacing w:line="360" w:lineRule="auto" w:before="0" w:after="240"/>
+      </w:pPr>
+      <w:r>
+        <w:rPr>
+          <w:rFonts w:ascii="Times New Roman" w:hAnsi="Times New Roman"/>
+          <w:b w:val="0"/>
+          <w:i w:val="0"/>
+          <w:sz w:val="24"/>
+          <w:rFonts w:ascii="Times New Roman" w:hAnsi="Times New Roman" w:eastAsia="黑体"/>
+        </w:rPr>
+        <w:t>目录</w:t>
+      </w:r>
+    </w:p>
+    <w:p>
+      <w:pPr>
+        <w:spacing w:before="120" w:after="120" w:line="276" w:lineRule="auto"/>
+        <w:ind w:firstLine="0"/>
+        <w:jc w:val="left"/>
+      </w:pPr>
+      <w:r>
+        <w:rPr>
+          <w:rFonts w:ascii="Times New Roman" w:hAnsi="Times New Roman"/>
+          <w:rFonts w:ascii="Times New Roman" w:hAnsi="Times New Roman" w:eastAsia="宋体"/>
+          <w:sz w:val="22"/>
+        </w:rPr>
+        <w:fldChar w:fldCharType="begin"/>
+        <w:instrText xml:space="preserve"> TOC \o "1-3" \h \z \u </w:instrText>
+        <w:fldChar w:fldCharType="separate"/>
+        <w:t>(目录将在打开文档并更新域后自动填充)</w:t>
+        <w:fldChar w:fldCharType="end"/>
+      </w:r>
     </w:p>
     <w:p>
       <w:r>

--- a/documents/配置计划.docx
+++ b/documents/配置计划.docx
@@ -681,7 +681,7 @@
                 <w:sz w:val="30"/>
                 <w:szCs w:val="30"/>
               </w:rPr>
-              <w:t xml:space="preserve">  期：      2026-06-18  </w:t>
+              <w:t xml:space="preserve">  期：      2026-06-17  </w:t>
             </w:r>
           </w:p>
           <w:p>
@@ -837,7 +837,7 @@
                 <w:sz w:val="30"/>
                 <w:szCs w:val="30"/>
               </w:rPr>
-              <w:t>2026-06-18</w:t>
+              <w:t>2026-06-17</w:t>
             </w:r>
           </w:p>
         </w:tc>
@@ -869,6 +869,7 @@
           <w:bCs/>
           <w:sz w:val="24"/>
         </w:rPr>
+        <w:br w:type="page"/>
       </w:r>
       <w:r>
         <w:rPr>
@@ -1037,7 +1038,7 @@
               <w:rPr>
                 <w:rFonts w:hint="eastAsia" w:hAnsi="宋体" w:cs="Arial"/>
               </w:rPr>
-              <w:t>创建日期: 2026-06-18</w:t>
+              <w:t>创建日期: 2026-06-17</w:t>
             </w:r>
           </w:p>
         </w:tc>
@@ -1087,7 +1088,7 @@
               <w:rPr>
                 <w:rFonts w:hint="eastAsia" w:hAnsi="宋体" w:cs="Arial"/>
               </w:rPr>
-              <w:t>2026-06-18</w:t>
+              <w:t>2026-06-17</w:t>
             </w:r>
           </w:p>
         </w:tc>
@@ -1128,7 +1129,7 @@
               <w:rPr>
                 <w:rFonts w:hint="eastAsia" w:hAnsi="宋体" w:cs="Arial"/>
               </w:rPr>
-              <w:t>版本: 1.0.20260618</w:t>
+              <w:t>版本: 1.0.20260617</w:t>
             </w:r>
           </w:p>
         </w:tc>
@@ -1224,8 +1225,11 @@
       </w:pPr>
       <w:r>
         <w:rPr>
-          <w:rFonts w:hint="eastAsia" w:ascii="宋体" w:hAnsi="宋体"/>
+          <w:rFonts w:hint="eastAsia" w:ascii="Times New Roman" w:hAnsi="Times New Roman" w:eastAsia="宋体"/>
+          <w:i w:val="0"/>
           <w:caps w:val="0"/>
+          <w:color w:val="000000"/>
+          <w:u w:val="none"/>
         </w:rPr>
         <w:t>修订文档历史记录</w:t>
       </w:r>
@@ -1364,14 +1368,38 @@
         </w:tc>
       </w:tr>
       <w:tr>
-        <w:tc>
-          <w:tcPr>
-            <w:tcW w:type="dxa" w:w="1368"/>
+        <w:tblPrEx>
+          <w:tblBorders>
+            <w:top w:val="single" w:color="auto" w:sz="4" w:space="0"/>
+            <w:left w:val="single" w:color="auto" w:sz="4" w:space="0"/>
+            <w:bottom w:val="single" w:color="auto" w:sz="4" w:space="0"/>
+            <w:right w:val="single" w:color="auto" w:sz="4" w:space="0"/>
+            <w:insideH w:val="single" w:color="auto" w:sz="4" w:space="0"/>
+            <w:insideV w:val="single" w:color="auto" w:sz="4" w:space="0"/>
+          </w:tblBorders>
+          <w:tblCellMar>
+            <w:top w:w="0" w:type="dxa"/>
+            <w:left w:w="108" w:type="dxa"/>
+            <w:bottom w:w="0" w:type="dxa"/>
+            <w:right w:w="108" w:type="dxa"/>
+          </w:tblCellMar>
+        </w:tblPrEx>
+        <w:trPr>
+          <w:trHeight w:val="108" w:hRule="atLeast"/>
+        </w:trPr>
+        <w:tc>
+          <w:tcPr>
+            <w:tcW w:w="1368" w:type="dxa"/>
+            <w:noWrap w:val="0"/>
+            <w:vAlign w:val="top"/>
           </w:tcPr>
           <w:p>
             <w:pPr>
               <w:spacing w:before="80" w:after="80" w:line="276" w:lineRule="auto"/>
               <w:ind w:firstLine="0"/>
+              <w:rPr>
+                <w:rFonts w:hint="eastAsia" w:hAnsi="宋体" w:cs="Arial"/>
+              </w:rPr>
             </w:pPr>
             <w:r>
               <w:rPr>
@@ -1385,12 +1413,17 @@
         </w:tc>
         <w:tc>
           <w:tcPr>
-            <w:tcW w:type="dxa" w:w="1440"/>
+            <w:tcW w:w="1440" w:type="dxa"/>
+            <w:noWrap w:val="0"/>
+            <w:vAlign w:val="top"/>
           </w:tcPr>
           <w:p>
             <w:pPr>
               <w:spacing w:before="80" w:after="80" w:line="276" w:lineRule="auto"/>
               <w:ind w:firstLine="0"/>
+              <w:rPr>
+                <w:rFonts w:hint="eastAsia" w:hAnsi="宋体" w:cs="Arial"/>
+              </w:rPr>
             </w:pPr>
             <w:r>
               <w:rPr>
@@ -1404,12 +1437,17 @@
         </w:tc>
         <w:tc>
           <w:tcPr>
-            <w:tcW w:type="dxa" w:w="4320"/>
+            <w:tcW w:w="4320" w:type="dxa"/>
+            <w:noWrap w:val="0"/>
+            <w:vAlign w:val="top"/>
           </w:tcPr>
           <w:p>
             <w:pPr>
               <w:spacing w:before="80" w:after="80" w:line="276" w:lineRule="auto"/>
               <w:ind w:firstLine="0"/>
+              <w:rPr>
+                <w:rFonts w:hint="eastAsia" w:hAnsi="宋体" w:cs="Arial"/>
+              </w:rPr>
             </w:pPr>
             <w:r>
               <w:rPr>
@@ -1423,12 +1461,17 @@
         </w:tc>
         <w:tc>
           <w:tcPr>
-            <w:tcW w:type="dxa" w:w="2160"/>
+            <w:tcW w:w="2160" w:type="dxa"/>
+            <w:noWrap w:val="0"/>
+            <w:vAlign w:val="top"/>
           </w:tcPr>
           <w:p>
             <w:pPr>
               <w:spacing w:before="80" w:after="80" w:line="276" w:lineRule="auto"/>
               <w:ind w:firstLine="0"/>
+              <w:rPr>
+                <w:rFonts w:hint="eastAsia" w:hAnsi="宋体" w:cs="Arial"/>
+              </w:rPr>
             </w:pPr>
             <w:r>
               <w:rPr>
@@ -1442,14 +1485,38 @@
         </w:tc>
       </w:tr>
       <w:tr>
-        <w:tc>
-          <w:tcPr>
-            <w:tcW w:type="dxa" w:w="1368"/>
+        <w:tblPrEx>
+          <w:tblBorders>
+            <w:top w:val="single" w:color="auto" w:sz="4" w:space="0"/>
+            <w:left w:val="single" w:color="auto" w:sz="4" w:space="0"/>
+            <w:bottom w:val="single" w:color="auto" w:sz="4" w:space="0"/>
+            <w:right w:val="single" w:color="auto" w:sz="4" w:space="0"/>
+            <w:insideH w:val="single" w:color="auto" w:sz="4" w:space="0"/>
+            <w:insideV w:val="single" w:color="auto" w:sz="4" w:space="0"/>
+          </w:tblBorders>
+          <w:tblCellMar>
+            <w:top w:w="0" w:type="dxa"/>
+            <w:left w:w="108" w:type="dxa"/>
+            <w:bottom w:w="0" w:type="dxa"/>
+            <w:right w:w="108" w:type="dxa"/>
+          </w:tblCellMar>
+        </w:tblPrEx>
+        <w:trPr>
+          <w:trHeight w:val="108" w:hRule="atLeast"/>
+        </w:trPr>
+        <w:tc>
+          <w:tcPr>
+            <w:tcW w:w="1368" w:type="dxa"/>
+            <w:noWrap w:val="0"/>
+            <w:vAlign w:val="top"/>
           </w:tcPr>
           <w:p>
             <w:pPr>
               <w:spacing w:before="80" w:after="80" w:line="276" w:lineRule="auto"/>
               <w:ind w:firstLine="0"/>
+              <w:rPr>
+                <w:rFonts w:hint="eastAsia" w:hAnsi="宋体" w:cs="Arial"/>
+              </w:rPr>
             </w:pPr>
             <w:r>
               <w:rPr>
@@ -1463,12 +1530,17 @@
         </w:tc>
         <w:tc>
           <w:tcPr>
-            <w:tcW w:type="dxa" w:w="1440"/>
+            <w:tcW w:w="1440" w:type="dxa"/>
+            <w:noWrap w:val="0"/>
+            <w:vAlign w:val="top"/>
           </w:tcPr>
           <w:p>
             <w:pPr>
               <w:spacing w:before="80" w:after="80" w:line="276" w:lineRule="auto"/>
               <w:ind w:firstLine="0"/>
+              <w:rPr>
+                <w:rFonts w:hint="eastAsia" w:hAnsi="宋体" w:cs="Arial"/>
+              </w:rPr>
             </w:pPr>
             <w:r>
               <w:rPr>
@@ -1482,12 +1554,17 @@
         </w:tc>
         <w:tc>
           <w:tcPr>
-            <w:tcW w:type="dxa" w:w="4320"/>
+            <w:tcW w:w="4320" w:type="dxa"/>
+            <w:noWrap w:val="0"/>
+            <w:vAlign w:val="top"/>
           </w:tcPr>
           <w:p>
             <w:pPr>
               <w:spacing w:before="80" w:after="80" w:line="276" w:lineRule="auto"/>
               <w:ind w:firstLine="0"/>
+              <w:rPr>
+                <w:rFonts w:hint="eastAsia" w:hAnsi="宋体" w:cs="Arial"/>
+              </w:rPr>
             </w:pPr>
             <w:r>
               <w:rPr>
@@ -1501,12 +1578,17 @@
         </w:tc>
         <w:tc>
           <w:tcPr>
-            <w:tcW w:type="dxa" w:w="2160"/>
+            <w:tcW w:w="2160" w:type="dxa"/>
+            <w:noWrap w:val="0"/>
+            <w:vAlign w:val="top"/>
           </w:tcPr>
           <w:p>
             <w:pPr>
               <w:spacing w:before="80" w:after="80" w:line="276" w:lineRule="auto"/>
               <w:ind w:firstLine="0"/>
+              <w:rPr>
+                <w:rFonts w:hint="eastAsia" w:hAnsi="宋体" w:cs="Arial"/>
+              </w:rPr>
             </w:pPr>
             <w:r>
               <w:rPr>
@@ -1520,14 +1602,38 @@
         </w:tc>
       </w:tr>
       <w:tr>
-        <w:tc>
-          <w:tcPr>
-            <w:tcW w:type="dxa" w:w="1368"/>
+        <w:tblPrEx>
+          <w:tblBorders>
+            <w:top w:val="single" w:color="auto" w:sz="4" w:space="0"/>
+            <w:left w:val="single" w:color="auto" w:sz="4" w:space="0"/>
+            <w:bottom w:val="single" w:color="auto" w:sz="4" w:space="0"/>
+            <w:right w:val="single" w:color="auto" w:sz="4" w:space="0"/>
+            <w:insideH w:val="single" w:color="auto" w:sz="4" w:space="0"/>
+            <w:insideV w:val="single" w:color="auto" w:sz="4" w:space="0"/>
+          </w:tblBorders>
+          <w:tblCellMar>
+            <w:top w:w="0" w:type="dxa"/>
+            <w:left w:w="108" w:type="dxa"/>
+            <w:bottom w:w="0" w:type="dxa"/>
+            <w:right w:w="108" w:type="dxa"/>
+          </w:tblCellMar>
+        </w:tblPrEx>
+        <w:trPr>
+          <w:trHeight w:val="108" w:hRule="atLeast"/>
+        </w:trPr>
+        <w:tc>
+          <w:tcPr>
+            <w:tcW w:w="1368" w:type="dxa"/>
+            <w:noWrap w:val="0"/>
+            <w:vAlign w:val="top"/>
           </w:tcPr>
           <w:p>
             <w:pPr>
               <w:spacing w:before="80" w:after="80" w:line="276" w:lineRule="auto"/>
               <w:ind w:firstLine="0"/>
+              <w:rPr>
+                <w:rFonts w:hint="eastAsia" w:hAnsi="宋体" w:cs="Arial"/>
+              </w:rPr>
             </w:pPr>
             <w:r>
               <w:rPr>
@@ -1535,18 +1641,23 @@
                 <w:sz w:val="21"/>
                 <w:rFonts w:ascii="Times New Roman" w:hAnsi="Times New Roman" w:eastAsia="宋体"/>
               </w:rPr>
-              <w:t>2026-06-18</w:t>
-            </w:r>
-          </w:p>
-        </w:tc>
-        <w:tc>
-          <w:tcPr>
-            <w:tcW w:type="dxa" w:w="1440"/>
+              <w:t>2026-06-17</w:t>
+            </w:r>
+          </w:p>
+        </w:tc>
+        <w:tc>
+          <w:tcPr>
+            <w:tcW w:w="1440" w:type="dxa"/>
+            <w:noWrap w:val="0"/>
+            <w:vAlign w:val="top"/>
           </w:tcPr>
           <w:p>
             <w:pPr>
               <w:spacing w:before="80" w:after="80" w:line="276" w:lineRule="auto"/>
               <w:ind w:firstLine="0"/>
+              <w:rPr>
+                <w:rFonts w:hint="eastAsia" w:hAnsi="宋体" w:cs="Arial"/>
+              </w:rPr>
             </w:pPr>
             <w:r>
               <w:rPr>
@@ -1560,12 +1671,17 @@
         </w:tc>
         <w:tc>
           <w:tcPr>
-            <w:tcW w:type="dxa" w:w="4320"/>
+            <w:tcW w:w="4320" w:type="dxa"/>
+            <w:noWrap w:val="0"/>
+            <w:vAlign w:val="top"/>
           </w:tcPr>
           <w:p>
             <w:pPr>
               <w:spacing w:before="80" w:after="80" w:line="276" w:lineRule="auto"/>
               <w:ind w:firstLine="0"/>
+              <w:rPr>
+                <w:rFonts w:hint="eastAsia" w:hAnsi="宋体" w:cs="Arial"/>
+              </w:rPr>
             </w:pPr>
             <w:r>
               <w:rPr>
@@ -1579,12 +1695,17 @@
         </w:tc>
         <w:tc>
           <w:tcPr>
-            <w:tcW w:type="dxa" w:w="2160"/>
+            <w:tcW w:w="2160" w:type="dxa"/>
+            <w:noWrap w:val="0"/>
+            <w:vAlign w:val="top"/>
           </w:tcPr>
           <w:p>
             <w:pPr>
               <w:spacing w:before="80" w:after="80" w:line="276" w:lineRule="auto"/>
               <w:ind w:firstLine="0"/>
+              <w:rPr>
+                <w:rFonts w:hint="eastAsia" w:hAnsi="宋体" w:cs="Arial"/>
+              </w:rPr>
             </w:pPr>
             <w:r>
               <w:rPr>
@@ -1650,29 +1771,132 @@
           <w:tab w:val="right" w:leader="dot" w:pos="9027"/>
         </w:tabs>
       </w:pPr>
-      <w:r/>
-      <w:r/>
-      <w:r/>
-      <w:r/>
-      <w:r/>
-      <w:r/>
-      <w:r>
-        <w:rPr>
-          <w:rFonts w:hint="eastAsia"/>
+      <w:r>
+        <w:rPr>
+          <w:i w:val="0"/>
+          <w:color w:val="000000"/>
+          <w:u w:val="none"/>
+          <w:rFonts w:ascii="Times New Roman" w:hAnsi="Times New Roman" w:eastAsia="宋体"/>
+        </w:rPr>
+        <w:fldChar w:fldCharType="begin"/>
+      </w:r>
+      <w:r>
+        <w:rPr>
+          <w:i w:val="0"/>
+          <w:color w:val="000000"/>
+          <w:u w:val="none"/>
+          <w:rFonts w:ascii="Times New Roman" w:hAnsi="Times New Roman" w:eastAsia="宋体"/>
+        </w:rPr>
+        <w:instrText xml:space="preserve"> TOC \o "1-3" \h \z </w:instrText>
+      </w:r>
+      <w:r>
+        <w:rPr>
+          <w:i w:val="0"/>
+          <w:color w:val="000000"/>
+          <w:u w:val="none"/>
+          <w:rFonts w:ascii="Times New Roman" w:hAnsi="Times New Roman" w:eastAsia="宋体"/>
+        </w:rPr>
+        <w:fldChar w:fldCharType="separate"/>
+      </w:r>
+      <w:r>
+        <w:rPr>
+          <w:i w:val="0"/>
+          <w:color w:val="000000"/>
+          <w:u w:val="none"/>
+          <w:rFonts w:ascii="Times New Roman" w:hAnsi="Times New Roman" w:eastAsia="宋体"/>
+        </w:rPr>
+        <w:fldChar w:fldCharType="begin"/>
+      </w:r>
+      <w:r>
+        <w:rPr>
+          <w:i w:val="0"/>
+          <w:color w:val="000000"/>
+          <w:u w:val="none"/>
+          <w:rFonts w:ascii="Times New Roman" w:hAnsi="Times New Roman" w:eastAsia="宋体"/>
+        </w:rPr>
+        <w:instrText xml:space="preserve"> HYPERLINK \l _Toc4588 </w:instrText>
+      </w:r>
+      <w:r>
+        <w:rPr>
+          <w:i w:val="0"/>
+          <w:color w:val="000000"/>
+          <w:u w:val="none"/>
+          <w:rFonts w:ascii="Times New Roman" w:hAnsi="Times New Roman" w:eastAsia="宋体"/>
+        </w:rPr>
+        <w:fldChar w:fldCharType="separate"/>
+      </w:r>
+      <w:r>
+        <w:rPr>
+          <w:rFonts w:hint="eastAsia" w:ascii="Times New Roman" w:hAnsi="Times New Roman" w:eastAsia="宋体"/>
+          <w:i w:val="0"/>
+          <w:color w:val="000000"/>
+          <w:u w:val="none"/>
         </w:rPr>
         <w:t>1. 简介</w:t>
       </w:r>
       <w:r>
+        <w:rPr>
+          <w:i w:val="0"/>
+          <w:color w:val="000000"/>
+          <w:u w:val="none"/>
+          <w:rFonts w:ascii="Times New Roman" w:hAnsi="Times New Roman" w:eastAsia="宋体"/>
+        </w:rPr>
         <w:tab/>
       </w:r>
-      <w:r/>
-      <w:r/>
-      <w:r/>
-      <w:r>
+      <w:r>
+        <w:rPr>
+          <w:i w:val="0"/>
+          <w:color w:val="000000"/>
+          <w:u w:val="none"/>
+          <w:rFonts w:ascii="Times New Roman" w:hAnsi="Times New Roman" w:eastAsia="宋体"/>
+        </w:rPr>
+        <w:fldChar w:fldCharType="begin"/>
+      </w:r>
+      <w:r>
+        <w:rPr>
+          <w:i w:val="0"/>
+          <w:color w:val="000000"/>
+          <w:u w:val="none"/>
+          <w:rFonts w:ascii="Times New Roman" w:hAnsi="Times New Roman" w:eastAsia="宋体"/>
+        </w:rPr>
+        <w:instrText xml:space="preserve"> PAGEREF _Toc4588 \h </w:instrText>
+      </w:r>
+      <w:r>
+        <w:rPr>
+          <w:i w:val="0"/>
+          <w:color w:val="000000"/>
+          <w:u w:val="none"/>
+          <w:rFonts w:ascii="Times New Roman" w:hAnsi="Times New Roman" w:eastAsia="宋体"/>
+        </w:rPr>
+        <w:fldChar w:fldCharType="separate"/>
+      </w:r>
+      <w:r>
+        <w:rPr>
+          <w:i w:val="0"/>
+          <w:color w:val="000000"/>
+          <w:u w:val="none"/>
+          <w:rFonts w:ascii="Times New Roman" w:hAnsi="Times New Roman" w:eastAsia="宋体"/>
+        </w:rPr>
         <w:t>1</w:t>
       </w:r>
-      <w:r/>
-      <w:r/>
+      <w:r>
+        <w:rPr>
+          <w:i w:val="0"/>
+          <w:color w:val="000000"/>
+          <w:u w:val="none"/>
+          <w:rFonts w:ascii="Times New Roman" w:hAnsi="Times New Roman" w:eastAsia="宋体"/>
+        </w:rPr>
+        <w:fldChar w:fldCharType="end"/>
+      </w:r>
+      <w:r>
+        <w:rPr>
+          <w:i w:val="0"/>
+          <w:color w:val="000000"/>
+          <w:u w:val="none"/>
+          <w:rFonts w:ascii="Times New Roman" w:hAnsi="Times New Roman" w:eastAsia="宋体"/>
+        </w:rPr>
+        <w:fldChar w:fldCharType="end"/>
+      </w:r>
     </w:p>
     <w:p>
       <w:pPr>
@@ -1681,26 +1905,105 @@
           <w:tab w:val="right" w:leader="dot" w:pos="9027"/>
         </w:tabs>
       </w:pPr>
-      <w:r/>
-      <w:r/>
-      <w:r/>
-      <w:r>
-        <w:rPr>
-          <w:rFonts w:hint="eastAsia"/>
+      <w:r>
+        <w:rPr>
+          <w:i w:val="0"/>
+          <w:color w:val="000000"/>
+          <w:u w:val="none"/>
+          <w:rFonts w:ascii="Times New Roman" w:hAnsi="Times New Roman" w:eastAsia="宋体"/>
+        </w:rPr>
+        <w:fldChar w:fldCharType="begin"/>
+      </w:r>
+      <w:r>
+        <w:rPr>
+          <w:i w:val="0"/>
+          <w:color w:val="000000"/>
+          <w:u w:val="none"/>
+          <w:rFonts w:ascii="Times New Roman" w:hAnsi="Times New Roman" w:eastAsia="宋体"/>
+        </w:rPr>
+        <w:instrText xml:space="preserve"> HYPERLINK \l _Toc29106 </w:instrText>
+      </w:r>
+      <w:r>
+        <w:rPr>
+          <w:i w:val="0"/>
+          <w:color w:val="000000"/>
+          <w:u w:val="none"/>
+          <w:rFonts w:ascii="Times New Roman" w:hAnsi="Times New Roman" w:eastAsia="宋体"/>
+        </w:rPr>
+        <w:fldChar w:fldCharType="separate"/>
+      </w:r>
+      <w:r>
+        <w:rPr>
+          <w:rFonts w:hint="eastAsia" w:ascii="Times New Roman" w:hAnsi="Times New Roman" w:eastAsia="宋体"/>
+          <w:i w:val="0"/>
+          <w:color w:val="000000"/>
+          <w:u w:val="none"/>
         </w:rPr>
         <w:t>1.1 目的</w:t>
       </w:r>
       <w:r>
+        <w:rPr>
+          <w:i w:val="0"/>
+          <w:color w:val="000000"/>
+          <w:u w:val="none"/>
+          <w:rFonts w:ascii="Times New Roman" w:hAnsi="Times New Roman" w:eastAsia="宋体"/>
+        </w:rPr>
         <w:tab/>
       </w:r>
-      <w:r/>
-      <w:r/>
-      <w:r/>
-      <w:r>
+      <w:r>
+        <w:rPr>
+          <w:i w:val="0"/>
+          <w:color w:val="000000"/>
+          <w:u w:val="none"/>
+          <w:rFonts w:ascii="Times New Roman" w:hAnsi="Times New Roman" w:eastAsia="宋体"/>
+        </w:rPr>
+        <w:fldChar w:fldCharType="begin"/>
+      </w:r>
+      <w:r>
+        <w:rPr>
+          <w:i w:val="0"/>
+          <w:color w:val="000000"/>
+          <w:u w:val="none"/>
+          <w:rFonts w:ascii="Times New Roman" w:hAnsi="Times New Roman" w:eastAsia="宋体"/>
+        </w:rPr>
+        <w:instrText xml:space="preserve"> PAGEREF _Toc29106 \h </w:instrText>
+      </w:r>
+      <w:r>
+        <w:rPr>
+          <w:i w:val="0"/>
+          <w:color w:val="000000"/>
+          <w:u w:val="none"/>
+          <w:rFonts w:ascii="Times New Roman" w:hAnsi="Times New Roman" w:eastAsia="宋体"/>
+        </w:rPr>
+        <w:fldChar w:fldCharType="separate"/>
+      </w:r>
+      <w:r>
+        <w:rPr>
+          <w:i w:val="0"/>
+          <w:color w:val="000000"/>
+          <w:u w:val="none"/>
+          <w:rFonts w:ascii="Times New Roman" w:hAnsi="Times New Roman" w:eastAsia="宋体"/>
+        </w:rPr>
         <w:t>1</w:t>
       </w:r>
-      <w:r/>
-      <w:r/>
+      <w:r>
+        <w:rPr>
+          <w:i w:val="0"/>
+          <w:color w:val="000000"/>
+          <w:u w:val="none"/>
+          <w:rFonts w:ascii="Times New Roman" w:hAnsi="Times New Roman" w:eastAsia="宋体"/>
+        </w:rPr>
+        <w:fldChar w:fldCharType="end"/>
+      </w:r>
+      <w:r>
+        <w:rPr>
+          <w:i w:val="0"/>
+          <w:color w:val="000000"/>
+          <w:u w:val="none"/>
+          <w:rFonts w:ascii="Times New Roman" w:hAnsi="Times New Roman" w:eastAsia="宋体"/>
+        </w:rPr>
+        <w:fldChar w:fldCharType="end"/>
+      </w:r>
     </w:p>
     <w:p>
       <w:pPr>
@@ -1709,26 +2012,105 @@
           <w:tab w:val="right" w:leader="dot" w:pos="9027"/>
         </w:tabs>
       </w:pPr>
-      <w:r/>
-      <w:r/>
-      <w:r/>
-      <w:r>
-        <w:rPr>
-          <w:rFonts w:hint="eastAsia"/>
+      <w:r>
+        <w:rPr>
+          <w:i w:val="0"/>
+          <w:color w:val="000000"/>
+          <w:u w:val="none"/>
+          <w:rFonts w:ascii="Times New Roman" w:hAnsi="Times New Roman" w:eastAsia="宋体"/>
+        </w:rPr>
+        <w:fldChar w:fldCharType="begin"/>
+      </w:r>
+      <w:r>
+        <w:rPr>
+          <w:i w:val="0"/>
+          <w:color w:val="000000"/>
+          <w:u w:val="none"/>
+          <w:rFonts w:ascii="Times New Roman" w:hAnsi="Times New Roman" w:eastAsia="宋体"/>
+        </w:rPr>
+        <w:instrText xml:space="preserve"> HYPERLINK \l _Toc11741 </w:instrText>
+      </w:r>
+      <w:r>
+        <w:rPr>
+          <w:i w:val="0"/>
+          <w:color w:val="000000"/>
+          <w:u w:val="none"/>
+          <w:rFonts w:ascii="Times New Roman" w:hAnsi="Times New Roman" w:eastAsia="宋体"/>
+        </w:rPr>
+        <w:fldChar w:fldCharType="separate"/>
+      </w:r>
+      <w:r>
+        <w:rPr>
+          <w:rFonts w:hint="eastAsia" w:ascii="Times New Roman" w:hAnsi="Times New Roman" w:eastAsia="宋体"/>
+          <w:i w:val="0"/>
+          <w:color w:val="000000"/>
+          <w:u w:val="none"/>
         </w:rPr>
         <w:t>1.2 范围</w:t>
       </w:r>
       <w:r>
+        <w:rPr>
+          <w:i w:val="0"/>
+          <w:color w:val="000000"/>
+          <w:u w:val="none"/>
+          <w:rFonts w:ascii="Times New Roman" w:hAnsi="Times New Roman" w:eastAsia="宋体"/>
+        </w:rPr>
         <w:tab/>
       </w:r>
-      <w:r/>
-      <w:r/>
-      <w:r/>
-      <w:r>
+      <w:r>
+        <w:rPr>
+          <w:i w:val="0"/>
+          <w:color w:val="000000"/>
+          <w:u w:val="none"/>
+          <w:rFonts w:ascii="Times New Roman" w:hAnsi="Times New Roman" w:eastAsia="宋体"/>
+        </w:rPr>
+        <w:fldChar w:fldCharType="begin"/>
+      </w:r>
+      <w:r>
+        <w:rPr>
+          <w:i w:val="0"/>
+          <w:color w:val="000000"/>
+          <w:u w:val="none"/>
+          <w:rFonts w:ascii="Times New Roman" w:hAnsi="Times New Roman" w:eastAsia="宋体"/>
+        </w:rPr>
+        <w:instrText xml:space="preserve"> PAGEREF _Toc11741 \h </w:instrText>
+      </w:r>
+      <w:r>
+        <w:rPr>
+          <w:i w:val="0"/>
+          <w:color w:val="000000"/>
+          <w:u w:val="none"/>
+          <w:rFonts w:ascii="Times New Roman" w:hAnsi="Times New Roman" w:eastAsia="宋体"/>
+        </w:rPr>
+        <w:fldChar w:fldCharType="separate"/>
+      </w:r>
+      <w:r>
+        <w:rPr>
+          <w:i w:val="0"/>
+          <w:color w:val="000000"/>
+          <w:u w:val="none"/>
+          <w:rFonts w:ascii="Times New Roman" w:hAnsi="Times New Roman" w:eastAsia="宋体"/>
+        </w:rPr>
         <w:t>1</w:t>
       </w:r>
-      <w:r/>
-      <w:r/>
+      <w:r>
+        <w:rPr>
+          <w:i w:val="0"/>
+          <w:color w:val="000000"/>
+          <w:u w:val="none"/>
+          <w:rFonts w:ascii="Times New Roman" w:hAnsi="Times New Roman" w:eastAsia="宋体"/>
+        </w:rPr>
+        <w:fldChar w:fldCharType="end"/>
+      </w:r>
+      <w:r>
+        <w:rPr>
+          <w:i w:val="0"/>
+          <w:color w:val="000000"/>
+          <w:u w:val="none"/>
+          <w:rFonts w:ascii="Times New Roman" w:hAnsi="Times New Roman" w:eastAsia="宋体"/>
+        </w:rPr>
+        <w:fldChar w:fldCharType="end"/>
+      </w:r>
     </w:p>
     <w:p>
       <w:pPr>
@@ -1737,26 +2119,105 @@
           <w:tab w:val="right" w:leader="dot" w:pos="9027"/>
         </w:tabs>
       </w:pPr>
-      <w:r/>
-      <w:r/>
-      <w:r/>
-      <w:r>
-        <w:rPr>
-          <w:rFonts w:hint="eastAsia"/>
+      <w:r>
+        <w:rPr>
+          <w:i w:val="0"/>
+          <w:color w:val="000000"/>
+          <w:u w:val="none"/>
+          <w:rFonts w:ascii="Times New Roman" w:hAnsi="Times New Roman" w:eastAsia="宋体"/>
+        </w:rPr>
+        <w:fldChar w:fldCharType="begin"/>
+      </w:r>
+      <w:r>
+        <w:rPr>
+          <w:i w:val="0"/>
+          <w:color w:val="000000"/>
+          <w:u w:val="none"/>
+          <w:rFonts w:ascii="Times New Roman" w:hAnsi="Times New Roman" w:eastAsia="宋体"/>
+        </w:rPr>
+        <w:instrText xml:space="preserve"> HYPERLINK \l _Toc10200 </w:instrText>
+      </w:r>
+      <w:r>
+        <w:rPr>
+          <w:i w:val="0"/>
+          <w:color w:val="000000"/>
+          <w:u w:val="none"/>
+          <w:rFonts w:ascii="Times New Roman" w:hAnsi="Times New Roman" w:eastAsia="宋体"/>
+        </w:rPr>
+        <w:fldChar w:fldCharType="separate"/>
+      </w:r>
+      <w:r>
+        <w:rPr>
+          <w:rFonts w:hint="eastAsia" w:ascii="Times New Roman" w:hAnsi="Times New Roman" w:eastAsia="宋体"/>
+          <w:i w:val="0"/>
+          <w:color w:val="000000"/>
+          <w:u w:val="none"/>
         </w:rPr>
         <w:t>1.3 定义、首字母缩写词和缩略语</w:t>
       </w:r>
       <w:r>
+        <w:rPr>
+          <w:i w:val="0"/>
+          <w:color w:val="000000"/>
+          <w:u w:val="none"/>
+          <w:rFonts w:ascii="Times New Roman" w:hAnsi="Times New Roman" w:eastAsia="宋体"/>
+        </w:rPr>
         <w:tab/>
       </w:r>
-      <w:r/>
-      <w:r/>
-      <w:r/>
-      <w:r>
+      <w:r>
+        <w:rPr>
+          <w:i w:val="0"/>
+          <w:color w:val="000000"/>
+          <w:u w:val="none"/>
+          <w:rFonts w:ascii="Times New Roman" w:hAnsi="Times New Roman" w:eastAsia="宋体"/>
+        </w:rPr>
+        <w:fldChar w:fldCharType="begin"/>
+      </w:r>
+      <w:r>
+        <w:rPr>
+          <w:i w:val="0"/>
+          <w:color w:val="000000"/>
+          <w:u w:val="none"/>
+          <w:rFonts w:ascii="Times New Roman" w:hAnsi="Times New Roman" w:eastAsia="宋体"/>
+        </w:rPr>
+        <w:instrText xml:space="preserve"> PAGEREF _Toc10200 \h </w:instrText>
+      </w:r>
+      <w:r>
+        <w:rPr>
+          <w:i w:val="0"/>
+          <w:color w:val="000000"/>
+          <w:u w:val="none"/>
+          <w:rFonts w:ascii="Times New Roman" w:hAnsi="Times New Roman" w:eastAsia="宋体"/>
+        </w:rPr>
+        <w:fldChar w:fldCharType="separate"/>
+      </w:r>
+      <w:r>
+        <w:rPr>
+          <w:i w:val="0"/>
+          <w:color w:val="000000"/>
+          <w:u w:val="none"/>
+          <w:rFonts w:ascii="Times New Roman" w:hAnsi="Times New Roman" w:eastAsia="宋体"/>
+        </w:rPr>
         <w:t>1</w:t>
       </w:r>
-      <w:r/>
-      <w:r/>
+      <w:r>
+        <w:rPr>
+          <w:i w:val="0"/>
+          <w:color w:val="000000"/>
+          <w:u w:val="none"/>
+          <w:rFonts w:ascii="Times New Roman" w:hAnsi="Times New Roman" w:eastAsia="宋体"/>
+        </w:rPr>
+        <w:fldChar w:fldCharType="end"/>
+      </w:r>
+      <w:r>
+        <w:rPr>
+          <w:i w:val="0"/>
+          <w:color w:val="000000"/>
+          <w:u w:val="none"/>
+          <w:rFonts w:ascii="Times New Roman" w:hAnsi="Times New Roman" w:eastAsia="宋体"/>
+        </w:rPr>
+        <w:fldChar w:fldCharType="end"/>
+      </w:r>
     </w:p>
     <w:p>
       <w:pPr>
@@ -1765,26 +2226,105 @@
           <w:tab w:val="right" w:leader="dot" w:pos="9027"/>
         </w:tabs>
       </w:pPr>
-      <w:r/>
-      <w:r/>
-      <w:r/>
-      <w:r>
-        <w:rPr>
-          <w:rFonts w:hint="eastAsia"/>
+      <w:r>
+        <w:rPr>
+          <w:i w:val="0"/>
+          <w:color w:val="000000"/>
+          <w:u w:val="none"/>
+          <w:rFonts w:ascii="Times New Roman" w:hAnsi="Times New Roman" w:eastAsia="宋体"/>
+        </w:rPr>
+        <w:fldChar w:fldCharType="begin"/>
+      </w:r>
+      <w:r>
+        <w:rPr>
+          <w:i w:val="0"/>
+          <w:color w:val="000000"/>
+          <w:u w:val="none"/>
+          <w:rFonts w:ascii="Times New Roman" w:hAnsi="Times New Roman" w:eastAsia="宋体"/>
+        </w:rPr>
+        <w:instrText xml:space="preserve"> HYPERLINK \l _Toc11167 </w:instrText>
+      </w:r>
+      <w:r>
+        <w:rPr>
+          <w:i w:val="0"/>
+          <w:color w:val="000000"/>
+          <w:u w:val="none"/>
+          <w:rFonts w:ascii="Times New Roman" w:hAnsi="Times New Roman" w:eastAsia="宋体"/>
+        </w:rPr>
+        <w:fldChar w:fldCharType="separate"/>
+      </w:r>
+      <w:r>
+        <w:rPr>
+          <w:rFonts w:hint="eastAsia" w:ascii="Times New Roman" w:hAnsi="Times New Roman" w:eastAsia="宋体"/>
+          <w:i w:val="0"/>
+          <w:color w:val="000000"/>
+          <w:u w:val="none"/>
         </w:rPr>
         <w:t>1.4 参考资料</w:t>
       </w:r>
       <w:r>
+        <w:rPr>
+          <w:i w:val="0"/>
+          <w:color w:val="000000"/>
+          <w:u w:val="none"/>
+          <w:rFonts w:ascii="Times New Roman" w:hAnsi="Times New Roman" w:eastAsia="宋体"/>
+        </w:rPr>
         <w:tab/>
       </w:r>
-      <w:r/>
-      <w:r/>
-      <w:r/>
-      <w:r>
+      <w:r>
+        <w:rPr>
+          <w:i w:val="0"/>
+          <w:color w:val="000000"/>
+          <w:u w:val="none"/>
+          <w:rFonts w:ascii="Times New Roman" w:hAnsi="Times New Roman" w:eastAsia="宋体"/>
+        </w:rPr>
+        <w:fldChar w:fldCharType="begin"/>
+      </w:r>
+      <w:r>
+        <w:rPr>
+          <w:i w:val="0"/>
+          <w:color w:val="000000"/>
+          <w:u w:val="none"/>
+          <w:rFonts w:ascii="Times New Roman" w:hAnsi="Times New Roman" w:eastAsia="宋体"/>
+        </w:rPr>
+        <w:instrText xml:space="preserve"> PAGEREF _Toc11167 \h </w:instrText>
+      </w:r>
+      <w:r>
+        <w:rPr>
+          <w:i w:val="0"/>
+          <w:color w:val="000000"/>
+          <w:u w:val="none"/>
+          <w:rFonts w:ascii="Times New Roman" w:hAnsi="Times New Roman" w:eastAsia="宋体"/>
+        </w:rPr>
+        <w:fldChar w:fldCharType="separate"/>
+      </w:r>
+      <w:r>
+        <w:rPr>
+          <w:i w:val="0"/>
+          <w:color w:val="000000"/>
+          <w:u w:val="none"/>
+          <w:rFonts w:ascii="Times New Roman" w:hAnsi="Times New Roman" w:eastAsia="宋体"/>
+        </w:rPr>
         <w:t>1</w:t>
       </w:r>
-      <w:r/>
-      <w:r/>
+      <w:r>
+        <w:rPr>
+          <w:i w:val="0"/>
+          <w:color w:val="000000"/>
+          <w:u w:val="none"/>
+          <w:rFonts w:ascii="Times New Roman" w:hAnsi="Times New Roman" w:eastAsia="宋体"/>
+        </w:rPr>
+        <w:fldChar w:fldCharType="end"/>
+      </w:r>
+      <w:r>
+        <w:rPr>
+          <w:i w:val="0"/>
+          <w:color w:val="000000"/>
+          <w:u w:val="none"/>
+          <w:rFonts w:ascii="Times New Roman" w:hAnsi="Times New Roman" w:eastAsia="宋体"/>
+        </w:rPr>
+        <w:fldChar w:fldCharType="end"/>
+      </w:r>
     </w:p>
     <w:p>
       <w:pPr>
@@ -1793,26 +2333,105 @@
           <w:tab w:val="right" w:leader="dot" w:pos="9027"/>
         </w:tabs>
       </w:pPr>
-      <w:r/>
-      <w:r/>
-      <w:r/>
-      <w:r>
-        <w:rPr>
-          <w:rFonts w:hint="eastAsia"/>
+      <w:r>
+        <w:rPr>
+          <w:i w:val="0"/>
+          <w:color w:val="000000"/>
+          <w:u w:val="none"/>
+          <w:rFonts w:ascii="Times New Roman" w:hAnsi="Times New Roman" w:eastAsia="宋体"/>
+        </w:rPr>
+        <w:fldChar w:fldCharType="begin"/>
+      </w:r>
+      <w:r>
+        <w:rPr>
+          <w:i w:val="0"/>
+          <w:color w:val="000000"/>
+          <w:u w:val="none"/>
+          <w:rFonts w:ascii="Times New Roman" w:hAnsi="Times New Roman" w:eastAsia="宋体"/>
+        </w:rPr>
+        <w:instrText xml:space="preserve"> HYPERLINK \l _Toc5013 </w:instrText>
+      </w:r>
+      <w:r>
+        <w:rPr>
+          <w:i w:val="0"/>
+          <w:color w:val="000000"/>
+          <w:u w:val="none"/>
+          <w:rFonts w:ascii="Times New Roman" w:hAnsi="Times New Roman" w:eastAsia="宋体"/>
+        </w:rPr>
+        <w:fldChar w:fldCharType="separate"/>
+      </w:r>
+      <w:r>
+        <w:rPr>
+          <w:rFonts w:hint="eastAsia" w:ascii="Times New Roman" w:hAnsi="Times New Roman" w:eastAsia="宋体"/>
+          <w:i w:val="0"/>
+          <w:color w:val="000000"/>
+          <w:u w:val="none"/>
         </w:rPr>
         <w:t>2. 管理</w:t>
       </w:r>
       <w:r>
+        <w:rPr>
+          <w:i w:val="0"/>
+          <w:color w:val="000000"/>
+          <w:u w:val="none"/>
+          <w:rFonts w:ascii="Times New Roman" w:hAnsi="Times New Roman" w:eastAsia="宋体"/>
+        </w:rPr>
         <w:tab/>
       </w:r>
-      <w:r/>
-      <w:r/>
-      <w:r/>
-      <w:r>
+      <w:r>
+        <w:rPr>
+          <w:i w:val="0"/>
+          <w:color w:val="000000"/>
+          <w:u w:val="none"/>
+          <w:rFonts w:ascii="Times New Roman" w:hAnsi="Times New Roman" w:eastAsia="宋体"/>
+        </w:rPr>
+        <w:fldChar w:fldCharType="begin"/>
+      </w:r>
+      <w:r>
+        <w:rPr>
+          <w:i w:val="0"/>
+          <w:color w:val="000000"/>
+          <w:u w:val="none"/>
+          <w:rFonts w:ascii="Times New Roman" w:hAnsi="Times New Roman" w:eastAsia="宋体"/>
+        </w:rPr>
+        <w:instrText xml:space="preserve"> PAGEREF _Toc5013 \h </w:instrText>
+      </w:r>
+      <w:r>
+        <w:rPr>
+          <w:i w:val="0"/>
+          <w:color w:val="000000"/>
+          <w:u w:val="none"/>
+          <w:rFonts w:ascii="Times New Roman" w:hAnsi="Times New Roman" w:eastAsia="宋体"/>
+        </w:rPr>
+        <w:fldChar w:fldCharType="separate"/>
+      </w:r>
+      <w:r>
+        <w:rPr>
+          <w:i w:val="0"/>
+          <w:color w:val="000000"/>
+          <w:u w:val="none"/>
+          <w:rFonts w:ascii="Times New Roman" w:hAnsi="Times New Roman" w:eastAsia="宋体"/>
+        </w:rPr>
         <w:t>2</w:t>
       </w:r>
-      <w:r/>
-      <w:r/>
+      <w:r>
+        <w:rPr>
+          <w:i w:val="0"/>
+          <w:color w:val="000000"/>
+          <w:u w:val="none"/>
+          <w:rFonts w:ascii="Times New Roman" w:hAnsi="Times New Roman" w:eastAsia="宋体"/>
+        </w:rPr>
+        <w:fldChar w:fldCharType="end"/>
+      </w:r>
+      <w:r>
+        <w:rPr>
+          <w:i w:val="0"/>
+          <w:color w:val="000000"/>
+          <w:u w:val="none"/>
+          <w:rFonts w:ascii="Times New Roman" w:hAnsi="Times New Roman" w:eastAsia="宋体"/>
+        </w:rPr>
+        <w:fldChar w:fldCharType="end"/>
+      </w:r>
     </w:p>
     <w:p>
       <w:pPr>
@@ -1821,26 +2440,105 @@
           <w:tab w:val="right" w:leader="dot" w:pos="9027"/>
         </w:tabs>
       </w:pPr>
-      <w:r/>
-      <w:r/>
-      <w:r/>
-      <w:r>
-        <w:rPr>
-          <w:rFonts w:hint="eastAsia"/>
+      <w:r>
+        <w:rPr>
+          <w:i w:val="0"/>
+          <w:color w:val="000000"/>
+          <w:u w:val="none"/>
+          <w:rFonts w:ascii="Times New Roman" w:hAnsi="Times New Roman" w:eastAsia="宋体"/>
+        </w:rPr>
+        <w:fldChar w:fldCharType="begin"/>
+      </w:r>
+      <w:r>
+        <w:rPr>
+          <w:i w:val="0"/>
+          <w:color w:val="000000"/>
+          <w:u w:val="none"/>
+          <w:rFonts w:ascii="Times New Roman" w:hAnsi="Times New Roman" w:eastAsia="宋体"/>
+        </w:rPr>
+        <w:instrText xml:space="preserve"> HYPERLINK \l _Toc26757 </w:instrText>
+      </w:r>
+      <w:r>
+        <w:rPr>
+          <w:i w:val="0"/>
+          <w:color w:val="000000"/>
+          <w:u w:val="none"/>
+          <w:rFonts w:ascii="Times New Roman" w:hAnsi="Times New Roman" w:eastAsia="宋体"/>
+        </w:rPr>
+        <w:fldChar w:fldCharType="separate"/>
+      </w:r>
+      <w:r>
+        <w:rPr>
+          <w:rFonts w:hint="eastAsia" w:ascii="Times New Roman" w:hAnsi="Times New Roman" w:eastAsia="宋体"/>
+          <w:i w:val="0"/>
+          <w:color w:val="000000"/>
+          <w:u w:val="none"/>
         </w:rPr>
         <w:t>2.1 组织结构</w:t>
       </w:r>
       <w:r>
+        <w:rPr>
+          <w:i w:val="0"/>
+          <w:color w:val="000000"/>
+          <w:u w:val="none"/>
+          <w:rFonts w:ascii="Times New Roman" w:hAnsi="Times New Roman" w:eastAsia="宋体"/>
+        </w:rPr>
         <w:tab/>
       </w:r>
-      <w:r/>
-      <w:r/>
-      <w:r/>
-      <w:r>
+      <w:r>
+        <w:rPr>
+          <w:i w:val="0"/>
+          <w:color w:val="000000"/>
+          <w:u w:val="none"/>
+          <w:rFonts w:ascii="Times New Roman" w:hAnsi="Times New Roman" w:eastAsia="宋体"/>
+        </w:rPr>
+        <w:fldChar w:fldCharType="begin"/>
+      </w:r>
+      <w:r>
+        <w:rPr>
+          <w:i w:val="0"/>
+          <w:color w:val="000000"/>
+          <w:u w:val="none"/>
+          <w:rFonts w:ascii="Times New Roman" w:hAnsi="Times New Roman" w:eastAsia="宋体"/>
+        </w:rPr>
+        <w:instrText xml:space="preserve"> PAGEREF _Toc26757 \h </w:instrText>
+      </w:r>
+      <w:r>
+        <w:rPr>
+          <w:i w:val="0"/>
+          <w:color w:val="000000"/>
+          <w:u w:val="none"/>
+          <w:rFonts w:ascii="Times New Roman" w:hAnsi="Times New Roman" w:eastAsia="宋体"/>
+        </w:rPr>
+        <w:fldChar w:fldCharType="separate"/>
+      </w:r>
+      <w:r>
+        <w:rPr>
+          <w:i w:val="0"/>
+          <w:color w:val="000000"/>
+          <w:u w:val="none"/>
+          <w:rFonts w:ascii="Times New Roman" w:hAnsi="Times New Roman" w:eastAsia="宋体"/>
+        </w:rPr>
         <w:t>2</w:t>
       </w:r>
-      <w:r/>
-      <w:r/>
+      <w:r>
+        <w:rPr>
+          <w:i w:val="0"/>
+          <w:color w:val="000000"/>
+          <w:u w:val="none"/>
+          <w:rFonts w:ascii="Times New Roman" w:hAnsi="Times New Roman" w:eastAsia="宋体"/>
+        </w:rPr>
+        <w:fldChar w:fldCharType="end"/>
+      </w:r>
+      <w:r>
+        <w:rPr>
+          <w:i w:val="0"/>
+          <w:color w:val="000000"/>
+          <w:u w:val="none"/>
+          <w:rFonts w:ascii="Times New Roman" w:hAnsi="Times New Roman" w:eastAsia="宋体"/>
+        </w:rPr>
+        <w:fldChar w:fldCharType="end"/>
+      </w:r>
     </w:p>
     <w:p>
       <w:pPr>
@@ -1849,26 +2547,105 @@
           <w:tab w:val="right" w:leader="dot" w:pos="9027"/>
         </w:tabs>
       </w:pPr>
-      <w:r/>
-      <w:r/>
-      <w:r/>
-      <w:r>
-        <w:rPr>
-          <w:rFonts w:hint="eastAsia"/>
+      <w:r>
+        <w:rPr>
+          <w:i w:val="0"/>
+          <w:color w:val="000000"/>
+          <w:u w:val="none"/>
+          <w:rFonts w:ascii="Times New Roman" w:hAnsi="Times New Roman" w:eastAsia="宋体"/>
+        </w:rPr>
+        <w:fldChar w:fldCharType="begin"/>
+      </w:r>
+      <w:r>
+        <w:rPr>
+          <w:i w:val="0"/>
+          <w:color w:val="000000"/>
+          <w:u w:val="none"/>
+          <w:rFonts w:ascii="Times New Roman" w:hAnsi="Times New Roman" w:eastAsia="宋体"/>
+        </w:rPr>
+        <w:instrText xml:space="preserve"> HYPERLINK \l _Toc20271 </w:instrText>
+      </w:r>
+      <w:r>
+        <w:rPr>
+          <w:i w:val="0"/>
+          <w:color w:val="000000"/>
+          <w:u w:val="none"/>
+          <w:rFonts w:ascii="Times New Roman" w:hAnsi="Times New Roman" w:eastAsia="宋体"/>
+        </w:rPr>
+        <w:fldChar w:fldCharType="separate"/>
+      </w:r>
+      <w:r>
+        <w:rPr>
+          <w:rFonts w:hint="eastAsia" w:ascii="Times New Roman" w:hAnsi="Times New Roman" w:eastAsia="宋体"/>
+          <w:i w:val="0"/>
+          <w:color w:val="000000"/>
+          <w:u w:val="none"/>
         </w:rPr>
         <w:t>2.2 工作与职责</w:t>
       </w:r>
       <w:r>
+        <w:rPr>
+          <w:i w:val="0"/>
+          <w:color w:val="000000"/>
+          <w:u w:val="none"/>
+          <w:rFonts w:ascii="Times New Roman" w:hAnsi="Times New Roman" w:eastAsia="宋体"/>
+        </w:rPr>
         <w:tab/>
       </w:r>
-      <w:r/>
-      <w:r/>
-      <w:r/>
-      <w:r>
+      <w:r>
+        <w:rPr>
+          <w:i w:val="0"/>
+          <w:color w:val="000000"/>
+          <w:u w:val="none"/>
+          <w:rFonts w:ascii="Times New Roman" w:hAnsi="Times New Roman" w:eastAsia="宋体"/>
+        </w:rPr>
+        <w:fldChar w:fldCharType="begin"/>
+      </w:r>
+      <w:r>
+        <w:rPr>
+          <w:i w:val="0"/>
+          <w:color w:val="000000"/>
+          <w:u w:val="none"/>
+          <w:rFonts w:ascii="Times New Roman" w:hAnsi="Times New Roman" w:eastAsia="宋体"/>
+        </w:rPr>
+        <w:instrText xml:space="preserve"> PAGEREF _Toc20271 \h </w:instrText>
+      </w:r>
+      <w:r>
+        <w:rPr>
+          <w:i w:val="0"/>
+          <w:color w:val="000000"/>
+          <w:u w:val="none"/>
+          <w:rFonts w:ascii="Times New Roman" w:hAnsi="Times New Roman" w:eastAsia="宋体"/>
+        </w:rPr>
+        <w:fldChar w:fldCharType="separate"/>
+      </w:r>
+      <w:r>
+        <w:rPr>
+          <w:i w:val="0"/>
+          <w:color w:val="000000"/>
+          <w:u w:val="none"/>
+          <w:rFonts w:ascii="Times New Roman" w:hAnsi="Times New Roman" w:eastAsia="宋体"/>
+        </w:rPr>
         <w:t>2</w:t>
       </w:r>
-      <w:r/>
-      <w:r/>
+      <w:r>
+        <w:rPr>
+          <w:i w:val="0"/>
+          <w:color w:val="000000"/>
+          <w:u w:val="none"/>
+          <w:rFonts w:ascii="Times New Roman" w:hAnsi="Times New Roman" w:eastAsia="宋体"/>
+        </w:rPr>
+        <w:fldChar w:fldCharType="end"/>
+      </w:r>
+      <w:r>
+        <w:rPr>
+          <w:i w:val="0"/>
+          <w:color w:val="000000"/>
+          <w:u w:val="none"/>
+          <w:rFonts w:ascii="Times New Roman" w:hAnsi="Times New Roman" w:eastAsia="宋体"/>
+        </w:rPr>
+        <w:fldChar w:fldCharType="end"/>
+      </w:r>
     </w:p>
     <w:p>
       <w:pPr>
@@ -1877,26 +2654,105 @@
           <w:tab w:val="right" w:leader="dot" w:pos="9027"/>
         </w:tabs>
       </w:pPr>
-      <w:r/>
-      <w:r/>
-      <w:r/>
-      <w:r>
-        <w:rPr>
-          <w:rFonts w:hint="eastAsia"/>
+      <w:r>
+        <w:rPr>
+          <w:i w:val="0"/>
+          <w:color w:val="000000"/>
+          <w:u w:val="none"/>
+          <w:rFonts w:ascii="Times New Roman" w:hAnsi="Times New Roman" w:eastAsia="宋体"/>
+        </w:rPr>
+        <w:fldChar w:fldCharType="begin"/>
+      </w:r>
+      <w:r>
+        <w:rPr>
+          <w:i w:val="0"/>
+          <w:color w:val="000000"/>
+          <w:u w:val="none"/>
+          <w:rFonts w:ascii="Times New Roman" w:hAnsi="Times New Roman" w:eastAsia="宋体"/>
+        </w:rPr>
+        <w:instrText xml:space="preserve"> HYPERLINK \l _Toc1780 </w:instrText>
+      </w:r>
+      <w:r>
+        <w:rPr>
+          <w:i w:val="0"/>
+          <w:color w:val="000000"/>
+          <w:u w:val="none"/>
+          <w:rFonts w:ascii="Times New Roman" w:hAnsi="Times New Roman" w:eastAsia="宋体"/>
+        </w:rPr>
+        <w:fldChar w:fldCharType="separate"/>
+      </w:r>
+      <w:r>
+        <w:rPr>
+          <w:rFonts w:hint="eastAsia" w:ascii="Times New Roman" w:hAnsi="Times New Roman" w:eastAsia="宋体"/>
+          <w:i w:val="0"/>
+          <w:color w:val="000000"/>
+          <w:u w:val="none"/>
         </w:rPr>
         <w:t>2.3 工具、环境和基础设施</w:t>
       </w:r>
       <w:r>
+        <w:rPr>
+          <w:i w:val="0"/>
+          <w:color w:val="000000"/>
+          <w:u w:val="none"/>
+          <w:rFonts w:ascii="Times New Roman" w:hAnsi="Times New Roman" w:eastAsia="宋体"/>
+        </w:rPr>
         <w:tab/>
       </w:r>
-      <w:r/>
-      <w:r/>
-      <w:r/>
-      <w:r>
+      <w:r>
+        <w:rPr>
+          <w:i w:val="0"/>
+          <w:color w:val="000000"/>
+          <w:u w:val="none"/>
+          <w:rFonts w:ascii="Times New Roman" w:hAnsi="Times New Roman" w:eastAsia="宋体"/>
+        </w:rPr>
+        <w:fldChar w:fldCharType="begin"/>
+      </w:r>
+      <w:r>
+        <w:rPr>
+          <w:i w:val="0"/>
+          <w:color w:val="000000"/>
+          <w:u w:val="none"/>
+          <w:rFonts w:ascii="Times New Roman" w:hAnsi="Times New Roman" w:eastAsia="宋体"/>
+        </w:rPr>
+        <w:instrText xml:space="preserve"> PAGEREF _Toc1780 \h </w:instrText>
+      </w:r>
+      <w:r>
+        <w:rPr>
+          <w:i w:val="0"/>
+          <w:color w:val="000000"/>
+          <w:u w:val="none"/>
+          <w:rFonts w:ascii="Times New Roman" w:hAnsi="Times New Roman" w:eastAsia="宋体"/>
+        </w:rPr>
+        <w:fldChar w:fldCharType="separate"/>
+      </w:r>
+      <w:r>
+        <w:rPr>
+          <w:i w:val="0"/>
+          <w:color w:val="000000"/>
+          <w:u w:val="none"/>
+          <w:rFonts w:ascii="Times New Roman" w:hAnsi="Times New Roman" w:eastAsia="宋体"/>
+        </w:rPr>
         <w:t>3</w:t>
       </w:r>
-      <w:r/>
-      <w:r/>
+      <w:r>
+        <w:rPr>
+          <w:i w:val="0"/>
+          <w:color w:val="000000"/>
+          <w:u w:val="none"/>
+          <w:rFonts w:ascii="Times New Roman" w:hAnsi="Times New Roman" w:eastAsia="宋体"/>
+        </w:rPr>
+        <w:fldChar w:fldCharType="end"/>
+      </w:r>
+      <w:r>
+        <w:rPr>
+          <w:i w:val="0"/>
+          <w:color w:val="000000"/>
+          <w:u w:val="none"/>
+          <w:rFonts w:ascii="Times New Roman" w:hAnsi="Times New Roman" w:eastAsia="宋体"/>
+        </w:rPr>
+        <w:fldChar w:fldCharType="end"/>
+      </w:r>
     </w:p>
     <w:p>
       <w:pPr>
@@ -1905,26 +2761,105 @@
           <w:tab w:val="right" w:leader="dot" w:pos="9027"/>
         </w:tabs>
       </w:pPr>
-      <w:r/>
-      <w:r/>
-      <w:r/>
-      <w:r>
-        <w:rPr>
-          <w:rFonts w:hint="eastAsia"/>
+      <w:r>
+        <w:rPr>
+          <w:i w:val="0"/>
+          <w:color w:val="000000"/>
+          <w:u w:val="none"/>
+          <w:rFonts w:ascii="Times New Roman" w:hAnsi="Times New Roman" w:eastAsia="宋体"/>
+        </w:rPr>
+        <w:fldChar w:fldCharType="begin"/>
+      </w:r>
+      <w:r>
+        <w:rPr>
+          <w:i w:val="0"/>
+          <w:color w:val="000000"/>
+          <w:u w:val="none"/>
+          <w:rFonts w:ascii="Times New Roman" w:hAnsi="Times New Roman" w:eastAsia="宋体"/>
+        </w:rPr>
+        <w:instrText xml:space="preserve"> HYPERLINK \l _Toc1994 </w:instrText>
+      </w:r>
+      <w:r>
+        <w:rPr>
+          <w:i w:val="0"/>
+          <w:color w:val="000000"/>
+          <w:u w:val="none"/>
+          <w:rFonts w:ascii="Times New Roman" w:hAnsi="Times New Roman" w:eastAsia="宋体"/>
+        </w:rPr>
+        <w:fldChar w:fldCharType="separate"/>
+      </w:r>
+      <w:r>
+        <w:rPr>
+          <w:rFonts w:hint="eastAsia" w:ascii="Times New Roman" w:hAnsi="Times New Roman" w:eastAsia="宋体"/>
+          <w:i w:val="0"/>
+          <w:color w:val="000000"/>
+          <w:u w:val="none"/>
         </w:rPr>
         <w:t>2.3.1 工具</w:t>
       </w:r>
       <w:r>
+        <w:rPr>
+          <w:i w:val="0"/>
+          <w:color w:val="000000"/>
+          <w:u w:val="none"/>
+          <w:rFonts w:ascii="Times New Roman" w:hAnsi="Times New Roman" w:eastAsia="宋体"/>
+        </w:rPr>
         <w:tab/>
       </w:r>
-      <w:r/>
-      <w:r/>
-      <w:r/>
-      <w:r>
+      <w:r>
+        <w:rPr>
+          <w:i w:val="0"/>
+          <w:color w:val="000000"/>
+          <w:u w:val="none"/>
+          <w:rFonts w:ascii="Times New Roman" w:hAnsi="Times New Roman" w:eastAsia="宋体"/>
+        </w:rPr>
+        <w:fldChar w:fldCharType="begin"/>
+      </w:r>
+      <w:r>
+        <w:rPr>
+          <w:i w:val="0"/>
+          <w:color w:val="000000"/>
+          <w:u w:val="none"/>
+          <w:rFonts w:ascii="Times New Roman" w:hAnsi="Times New Roman" w:eastAsia="宋体"/>
+        </w:rPr>
+        <w:instrText xml:space="preserve"> PAGEREF _Toc1994 \h </w:instrText>
+      </w:r>
+      <w:r>
+        <w:rPr>
+          <w:i w:val="0"/>
+          <w:color w:val="000000"/>
+          <w:u w:val="none"/>
+          <w:rFonts w:ascii="Times New Roman" w:hAnsi="Times New Roman" w:eastAsia="宋体"/>
+        </w:rPr>
+        <w:fldChar w:fldCharType="separate"/>
+      </w:r>
+      <w:r>
+        <w:rPr>
+          <w:i w:val="0"/>
+          <w:color w:val="000000"/>
+          <w:u w:val="none"/>
+          <w:rFonts w:ascii="Times New Roman" w:hAnsi="Times New Roman" w:eastAsia="宋体"/>
+        </w:rPr>
         <w:t>3</w:t>
       </w:r>
-      <w:r/>
-      <w:r/>
+      <w:r>
+        <w:rPr>
+          <w:i w:val="0"/>
+          <w:color w:val="000000"/>
+          <w:u w:val="none"/>
+          <w:rFonts w:ascii="Times New Roman" w:hAnsi="Times New Roman" w:eastAsia="宋体"/>
+        </w:rPr>
+        <w:fldChar w:fldCharType="end"/>
+      </w:r>
+      <w:r>
+        <w:rPr>
+          <w:i w:val="0"/>
+          <w:color w:val="000000"/>
+          <w:u w:val="none"/>
+          <w:rFonts w:ascii="Times New Roman" w:hAnsi="Times New Roman" w:eastAsia="宋体"/>
+        </w:rPr>
+        <w:fldChar w:fldCharType="end"/>
+      </w:r>
     </w:p>
     <w:p>
       <w:pPr>
@@ -1933,26 +2868,105 @@
           <w:tab w:val="right" w:leader="dot" w:pos="9027"/>
         </w:tabs>
       </w:pPr>
-      <w:r/>
-      <w:r/>
-      <w:r/>
-      <w:r>
-        <w:rPr>
-          <w:rFonts w:hint="eastAsia"/>
+      <w:r>
+        <w:rPr>
+          <w:i w:val="0"/>
+          <w:color w:val="000000"/>
+          <w:u w:val="none"/>
+          <w:rFonts w:ascii="Times New Roman" w:hAnsi="Times New Roman" w:eastAsia="宋体"/>
+        </w:rPr>
+        <w:fldChar w:fldCharType="begin"/>
+      </w:r>
+      <w:r>
+        <w:rPr>
+          <w:i w:val="0"/>
+          <w:color w:val="000000"/>
+          <w:u w:val="none"/>
+          <w:rFonts w:ascii="Times New Roman" w:hAnsi="Times New Roman" w:eastAsia="宋体"/>
+        </w:rPr>
+        <w:instrText xml:space="preserve"> HYPERLINK \l _Toc14694 </w:instrText>
+      </w:r>
+      <w:r>
+        <w:rPr>
+          <w:i w:val="0"/>
+          <w:color w:val="000000"/>
+          <w:u w:val="none"/>
+          <w:rFonts w:ascii="Times New Roman" w:hAnsi="Times New Roman" w:eastAsia="宋体"/>
+        </w:rPr>
+        <w:fldChar w:fldCharType="separate"/>
+      </w:r>
+      <w:r>
+        <w:rPr>
+          <w:rFonts w:hint="eastAsia" w:ascii="Times New Roman" w:hAnsi="Times New Roman" w:eastAsia="宋体"/>
+          <w:i w:val="0"/>
+          <w:color w:val="000000"/>
+          <w:u w:val="none"/>
         </w:rPr>
         <w:t>3. 配置管理活动</w:t>
       </w:r>
       <w:r>
+        <w:rPr>
+          <w:i w:val="0"/>
+          <w:color w:val="000000"/>
+          <w:u w:val="none"/>
+          <w:rFonts w:ascii="Times New Roman" w:hAnsi="Times New Roman" w:eastAsia="宋体"/>
+        </w:rPr>
         <w:tab/>
       </w:r>
-      <w:r/>
-      <w:r/>
-      <w:r/>
-      <w:r>
+      <w:r>
+        <w:rPr>
+          <w:i w:val="0"/>
+          <w:color w:val="000000"/>
+          <w:u w:val="none"/>
+          <w:rFonts w:ascii="Times New Roman" w:hAnsi="Times New Roman" w:eastAsia="宋体"/>
+        </w:rPr>
+        <w:fldChar w:fldCharType="begin"/>
+      </w:r>
+      <w:r>
+        <w:rPr>
+          <w:i w:val="0"/>
+          <w:color w:val="000000"/>
+          <w:u w:val="none"/>
+          <w:rFonts w:ascii="Times New Roman" w:hAnsi="Times New Roman" w:eastAsia="宋体"/>
+        </w:rPr>
+        <w:instrText xml:space="preserve"> PAGEREF _Toc14694 \h </w:instrText>
+      </w:r>
+      <w:r>
+        <w:rPr>
+          <w:i w:val="0"/>
+          <w:color w:val="000000"/>
+          <w:u w:val="none"/>
+          <w:rFonts w:ascii="Times New Roman" w:hAnsi="Times New Roman" w:eastAsia="宋体"/>
+        </w:rPr>
+        <w:fldChar w:fldCharType="separate"/>
+      </w:r>
+      <w:r>
+        <w:rPr>
+          <w:i w:val="0"/>
+          <w:color w:val="000000"/>
+          <w:u w:val="none"/>
+          <w:rFonts w:ascii="Times New Roman" w:hAnsi="Times New Roman" w:eastAsia="宋体"/>
+        </w:rPr>
         <w:t>3</w:t>
       </w:r>
-      <w:r/>
-      <w:r/>
+      <w:r>
+        <w:rPr>
+          <w:i w:val="0"/>
+          <w:color w:val="000000"/>
+          <w:u w:val="none"/>
+          <w:rFonts w:ascii="Times New Roman" w:hAnsi="Times New Roman" w:eastAsia="宋体"/>
+        </w:rPr>
+        <w:fldChar w:fldCharType="end"/>
+      </w:r>
+      <w:r>
+        <w:rPr>
+          <w:i w:val="0"/>
+          <w:color w:val="000000"/>
+          <w:u w:val="none"/>
+          <w:rFonts w:ascii="Times New Roman" w:hAnsi="Times New Roman" w:eastAsia="宋体"/>
+        </w:rPr>
+        <w:fldChar w:fldCharType="end"/>
+      </w:r>
     </w:p>
     <w:p>
       <w:pPr>
@@ -1961,26 +2975,105 @@
           <w:tab w:val="right" w:leader="dot" w:pos="9027"/>
         </w:tabs>
       </w:pPr>
-      <w:r/>
-      <w:r/>
-      <w:r/>
-      <w:r>
-        <w:rPr>
-          <w:rFonts w:hint="eastAsia"/>
+      <w:r>
+        <w:rPr>
+          <w:i w:val="0"/>
+          <w:color w:val="000000"/>
+          <w:u w:val="none"/>
+          <w:rFonts w:ascii="Times New Roman" w:hAnsi="Times New Roman" w:eastAsia="宋体"/>
+        </w:rPr>
+        <w:fldChar w:fldCharType="begin"/>
+      </w:r>
+      <w:r>
+        <w:rPr>
+          <w:i w:val="0"/>
+          <w:color w:val="000000"/>
+          <w:u w:val="none"/>
+          <w:rFonts w:ascii="Times New Roman" w:hAnsi="Times New Roman" w:eastAsia="宋体"/>
+        </w:rPr>
+        <w:instrText xml:space="preserve"> HYPERLINK \l _Toc29349 </w:instrText>
+      </w:r>
+      <w:r>
+        <w:rPr>
+          <w:i w:val="0"/>
+          <w:color w:val="000000"/>
+          <w:u w:val="none"/>
+          <w:rFonts w:ascii="Times New Roman" w:hAnsi="Times New Roman" w:eastAsia="宋体"/>
+        </w:rPr>
+        <w:fldChar w:fldCharType="separate"/>
+      </w:r>
+      <w:r>
+        <w:rPr>
+          <w:rFonts w:hint="eastAsia" w:ascii="Times New Roman" w:hAnsi="Times New Roman" w:eastAsia="宋体"/>
+          <w:i w:val="0"/>
+          <w:color w:val="000000"/>
+          <w:u w:val="none"/>
         </w:rPr>
         <w:t>3.1 配置管理系统</w:t>
       </w:r>
       <w:r>
+        <w:rPr>
+          <w:i w:val="0"/>
+          <w:color w:val="000000"/>
+          <w:u w:val="none"/>
+          <w:rFonts w:ascii="Times New Roman" w:hAnsi="Times New Roman" w:eastAsia="宋体"/>
+        </w:rPr>
         <w:tab/>
       </w:r>
-      <w:r/>
-      <w:r/>
-      <w:r/>
-      <w:r>
+      <w:r>
+        <w:rPr>
+          <w:i w:val="0"/>
+          <w:color w:val="000000"/>
+          <w:u w:val="none"/>
+          <w:rFonts w:ascii="Times New Roman" w:hAnsi="Times New Roman" w:eastAsia="宋体"/>
+        </w:rPr>
+        <w:fldChar w:fldCharType="begin"/>
+      </w:r>
+      <w:r>
+        <w:rPr>
+          <w:i w:val="0"/>
+          <w:color w:val="000000"/>
+          <w:u w:val="none"/>
+          <w:rFonts w:ascii="Times New Roman" w:hAnsi="Times New Roman" w:eastAsia="宋体"/>
+        </w:rPr>
+        <w:instrText xml:space="preserve"> PAGEREF _Toc29349 \h </w:instrText>
+      </w:r>
+      <w:r>
+        <w:rPr>
+          <w:i w:val="0"/>
+          <w:color w:val="000000"/>
+          <w:u w:val="none"/>
+          <w:rFonts w:ascii="Times New Roman" w:hAnsi="Times New Roman" w:eastAsia="宋体"/>
+        </w:rPr>
+        <w:fldChar w:fldCharType="separate"/>
+      </w:r>
+      <w:r>
+        <w:rPr>
+          <w:i w:val="0"/>
+          <w:color w:val="000000"/>
+          <w:u w:val="none"/>
+          <w:rFonts w:ascii="Times New Roman" w:hAnsi="Times New Roman" w:eastAsia="宋体"/>
+        </w:rPr>
         <w:t>3</w:t>
       </w:r>
-      <w:r/>
-      <w:r/>
+      <w:r>
+        <w:rPr>
+          <w:i w:val="0"/>
+          <w:color w:val="000000"/>
+          <w:u w:val="none"/>
+          <w:rFonts w:ascii="Times New Roman" w:hAnsi="Times New Roman" w:eastAsia="宋体"/>
+        </w:rPr>
+        <w:fldChar w:fldCharType="end"/>
+      </w:r>
+      <w:r>
+        <w:rPr>
+          <w:i w:val="0"/>
+          <w:color w:val="000000"/>
+          <w:u w:val="none"/>
+          <w:rFonts w:ascii="Times New Roman" w:hAnsi="Times New Roman" w:eastAsia="宋体"/>
+        </w:rPr>
+        <w:fldChar w:fldCharType="end"/>
+      </w:r>
     </w:p>
     <w:p>
       <w:pPr>
@@ -1989,26 +3082,105 @@
           <w:tab w:val="right" w:leader="dot" w:pos="9027"/>
         </w:tabs>
       </w:pPr>
-      <w:r/>
-      <w:r/>
-      <w:r/>
-      <w:r>
-        <w:rPr>
-          <w:rFonts w:hint="eastAsia"/>
+      <w:r>
+        <w:rPr>
+          <w:i w:val="0"/>
+          <w:color w:val="000000"/>
+          <w:u w:val="none"/>
+          <w:rFonts w:ascii="Times New Roman" w:hAnsi="Times New Roman" w:eastAsia="宋体"/>
+        </w:rPr>
+        <w:fldChar w:fldCharType="begin"/>
+      </w:r>
+      <w:r>
+        <w:rPr>
+          <w:i w:val="0"/>
+          <w:color w:val="000000"/>
+          <w:u w:val="none"/>
+          <w:rFonts w:ascii="Times New Roman" w:hAnsi="Times New Roman" w:eastAsia="宋体"/>
+        </w:rPr>
+        <w:instrText xml:space="preserve"> HYPERLINK \l _Toc29682 </w:instrText>
+      </w:r>
+      <w:r>
+        <w:rPr>
+          <w:i w:val="0"/>
+          <w:color w:val="000000"/>
+          <w:u w:val="none"/>
+          <w:rFonts w:ascii="Times New Roman" w:hAnsi="Times New Roman" w:eastAsia="宋体"/>
+        </w:rPr>
+        <w:fldChar w:fldCharType="separate"/>
+      </w:r>
+      <w:r>
+        <w:rPr>
+          <w:rFonts w:hint="eastAsia" w:ascii="Times New Roman" w:hAnsi="Times New Roman" w:eastAsia="宋体"/>
+          <w:i w:val="0"/>
+          <w:color w:val="000000"/>
+          <w:u w:val="none"/>
         </w:rPr>
         <w:t>3.1.1 配置库结构</w:t>
       </w:r>
       <w:r>
+        <w:rPr>
+          <w:i w:val="0"/>
+          <w:color w:val="000000"/>
+          <w:u w:val="none"/>
+          <w:rFonts w:ascii="Times New Roman" w:hAnsi="Times New Roman" w:eastAsia="宋体"/>
+        </w:rPr>
         <w:tab/>
       </w:r>
-      <w:r/>
-      <w:r/>
-      <w:r/>
-      <w:r>
+      <w:r>
+        <w:rPr>
+          <w:i w:val="0"/>
+          <w:color w:val="000000"/>
+          <w:u w:val="none"/>
+          <w:rFonts w:ascii="Times New Roman" w:hAnsi="Times New Roman" w:eastAsia="宋体"/>
+        </w:rPr>
+        <w:fldChar w:fldCharType="begin"/>
+      </w:r>
+      <w:r>
+        <w:rPr>
+          <w:i w:val="0"/>
+          <w:color w:val="000000"/>
+          <w:u w:val="none"/>
+          <w:rFonts w:ascii="Times New Roman" w:hAnsi="Times New Roman" w:eastAsia="宋体"/>
+        </w:rPr>
+        <w:instrText xml:space="preserve"> PAGEREF _Toc29682 \h </w:instrText>
+      </w:r>
+      <w:r>
+        <w:rPr>
+          <w:i w:val="0"/>
+          <w:color w:val="000000"/>
+          <w:u w:val="none"/>
+          <w:rFonts w:ascii="Times New Roman" w:hAnsi="Times New Roman" w:eastAsia="宋体"/>
+        </w:rPr>
+        <w:fldChar w:fldCharType="separate"/>
+      </w:r>
+      <w:r>
+        <w:rPr>
+          <w:i w:val="0"/>
+          <w:color w:val="000000"/>
+          <w:u w:val="none"/>
+          <w:rFonts w:ascii="Times New Roman" w:hAnsi="Times New Roman" w:eastAsia="宋体"/>
+        </w:rPr>
         <w:t>3</w:t>
       </w:r>
-      <w:r/>
-      <w:r/>
+      <w:r>
+        <w:rPr>
+          <w:i w:val="0"/>
+          <w:color w:val="000000"/>
+          <w:u w:val="none"/>
+          <w:rFonts w:ascii="Times New Roman" w:hAnsi="Times New Roman" w:eastAsia="宋体"/>
+        </w:rPr>
+        <w:fldChar w:fldCharType="end"/>
+      </w:r>
+      <w:r>
+        <w:rPr>
+          <w:i w:val="0"/>
+          <w:color w:val="000000"/>
+          <w:u w:val="none"/>
+          <w:rFonts w:ascii="Times New Roman" w:hAnsi="Times New Roman" w:eastAsia="宋体"/>
+        </w:rPr>
+        <w:fldChar w:fldCharType="end"/>
+      </w:r>
     </w:p>
     <w:p>
       <w:pPr>
@@ -2017,26 +3189,105 @@
           <w:tab w:val="right" w:leader="dot" w:pos="9027"/>
         </w:tabs>
       </w:pPr>
-      <w:r/>
-      <w:r/>
-      <w:r/>
-      <w:r>
-        <w:rPr>
-          <w:rFonts w:hint="eastAsia"/>
+      <w:r>
+        <w:rPr>
+          <w:i w:val="0"/>
+          <w:color w:val="000000"/>
+          <w:u w:val="none"/>
+          <w:rFonts w:ascii="Times New Roman" w:hAnsi="Times New Roman" w:eastAsia="宋体"/>
+        </w:rPr>
+        <w:fldChar w:fldCharType="begin"/>
+      </w:r>
+      <w:r>
+        <w:rPr>
+          <w:i w:val="0"/>
+          <w:color w:val="000000"/>
+          <w:u w:val="none"/>
+          <w:rFonts w:ascii="Times New Roman" w:hAnsi="Times New Roman" w:eastAsia="宋体"/>
+        </w:rPr>
+        <w:instrText xml:space="preserve"> HYPERLINK \l _Toc11680 </w:instrText>
+      </w:r>
+      <w:r>
+        <w:rPr>
+          <w:i w:val="0"/>
+          <w:color w:val="000000"/>
+          <w:u w:val="none"/>
+          <w:rFonts w:ascii="Times New Roman" w:hAnsi="Times New Roman" w:eastAsia="宋体"/>
+        </w:rPr>
+        <w:fldChar w:fldCharType="separate"/>
+      </w:r>
+      <w:r>
+        <w:rPr>
+          <w:rFonts w:hint="eastAsia" w:ascii="Times New Roman" w:hAnsi="Times New Roman" w:eastAsia="宋体"/>
+          <w:i w:val="0"/>
+          <w:color w:val="000000"/>
+          <w:u w:val="none"/>
         </w:rPr>
         <w:t>3.1.2 配置库的权限划分</w:t>
       </w:r>
       <w:r>
+        <w:rPr>
+          <w:i w:val="0"/>
+          <w:color w:val="000000"/>
+          <w:u w:val="none"/>
+          <w:rFonts w:ascii="Times New Roman" w:hAnsi="Times New Roman" w:eastAsia="宋体"/>
+        </w:rPr>
         <w:tab/>
       </w:r>
-      <w:r/>
-      <w:r/>
-      <w:r/>
-      <w:r>
+      <w:r>
+        <w:rPr>
+          <w:i w:val="0"/>
+          <w:color w:val="000000"/>
+          <w:u w:val="none"/>
+          <w:rFonts w:ascii="Times New Roman" w:hAnsi="Times New Roman" w:eastAsia="宋体"/>
+        </w:rPr>
+        <w:fldChar w:fldCharType="begin"/>
+      </w:r>
+      <w:r>
+        <w:rPr>
+          <w:i w:val="0"/>
+          <w:color w:val="000000"/>
+          <w:u w:val="none"/>
+          <w:rFonts w:ascii="Times New Roman" w:hAnsi="Times New Roman" w:eastAsia="宋体"/>
+        </w:rPr>
+        <w:instrText xml:space="preserve"> PAGEREF _Toc11680 \h </w:instrText>
+      </w:r>
+      <w:r>
+        <w:rPr>
+          <w:i w:val="0"/>
+          <w:color w:val="000000"/>
+          <w:u w:val="none"/>
+          <w:rFonts w:ascii="Times New Roman" w:hAnsi="Times New Roman" w:eastAsia="宋体"/>
+        </w:rPr>
+        <w:fldChar w:fldCharType="separate"/>
+      </w:r>
+      <w:r>
+        <w:rPr>
+          <w:i w:val="0"/>
+          <w:color w:val="000000"/>
+          <w:u w:val="none"/>
+          <w:rFonts w:ascii="Times New Roman" w:hAnsi="Times New Roman" w:eastAsia="宋体"/>
+        </w:rPr>
         <w:t>5</w:t>
       </w:r>
-      <w:r/>
-      <w:r/>
+      <w:r>
+        <w:rPr>
+          <w:i w:val="0"/>
+          <w:color w:val="000000"/>
+          <w:u w:val="none"/>
+          <w:rFonts w:ascii="Times New Roman" w:hAnsi="Times New Roman" w:eastAsia="宋体"/>
+        </w:rPr>
+        <w:fldChar w:fldCharType="end"/>
+      </w:r>
+      <w:r>
+        <w:rPr>
+          <w:i w:val="0"/>
+          <w:color w:val="000000"/>
+          <w:u w:val="none"/>
+          <w:rFonts w:ascii="Times New Roman" w:hAnsi="Times New Roman" w:eastAsia="宋体"/>
+        </w:rPr>
+        <w:fldChar w:fldCharType="end"/>
+      </w:r>
     </w:p>
     <w:p>
       <w:pPr>
@@ -2045,26 +3296,105 @@
           <w:tab w:val="right" w:leader="dot" w:pos="9027"/>
         </w:tabs>
       </w:pPr>
-      <w:r/>
-      <w:r/>
-      <w:r/>
-      <w:r>
-        <w:rPr>
-          <w:rFonts w:hint="eastAsia"/>
+      <w:r>
+        <w:rPr>
+          <w:i w:val="0"/>
+          <w:color w:val="000000"/>
+          <w:u w:val="none"/>
+          <w:rFonts w:ascii="Times New Roman" w:hAnsi="Times New Roman" w:eastAsia="宋体"/>
+        </w:rPr>
+        <w:fldChar w:fldCharType="begin"/>
+      </w:r>
+      <w:r>
+        <w:rPr>
+          <w:i w:val="0"/>
+          <w:color w:val="000000"/>
+          <w:u w:val="none"/>
+          <w:rFonts w:ascii="Times New Roman" w:hAnsi="Times New Roman" w:eastAsia="宋体"/>
+        </w:rPr>
+        <w:instrText xml:space="preserve"> HYPERLINK \l _Toc14794 </w:instrText>
+      </w:r>
+      <w:r>
+        <w:rPr>
+          <w:i w:val="0"/>
+          <w:color w:val="000000"/>
+          <w:u w:val="none"/>
+          <w:rFonts w:ascii="Times New Roman" w:hAnsi="Times New Roman" w:eastAsia="宋体"/>
+        </w:rPr>
+        <w:fldChar w:fldCharType="separate"/>
+      </w:r>
+      <w:r>
+        <w:rPr>
+          <w:rFonts w:hint="eastAsia" w:ascii="Times New Roman" w:hAnsi="Times New Roman" w:eastAsia="宋体"/>
+          <w:i w:val="0"/>
+          <w:color w:val="000000"/>
+          <w:u w:val="none"/>
         </w:rPr>
         <w:t>3.1.3 配置库的管理层次</w:t>
       </w:r>
       <w:r>
+        <w:rPr>
+          <w:i w:val="0"/>
+          <w:color w:val="000000"/>
+          <w:u w:val="none"/>
+          <w:rFonts w:ascii="Times New Roman" w:hAnsi="Times New Roman" w:eastAsia="宋体"/>
+        </w:rPr>
         <w:tab/>
       </w:r>
-      <w:r/>
-      <w:r/>
-      <w:r/>
-      <w:r>
+      <w:r>
+        <w:rPr>
+          <w:i w:val="0"/>
+          <w:color w:val="000000"/>
+          <w:u w:val="none"/>
+          <w:rFonts w:ascii="Times New Roman" w:hAnsi="Times New Roman" w:eastAsia="宋体"/>
+        </w:rPr>
+        <w:fldChar w:fldCharType="begin"/>
+      </w:r>
+      <w:r>
+        <w:rPr>
+          <w:i w:val="0"/>
+          <w:color w:val="000000"/>
+          <w:u w:val="none"/>
+          <w:rFonts w:ascii="Times New Roman" w:hAnsi="Times New Roman" w:eastAsia="宋体"/>
+        </w:rPr>
+        <w:instrText xml:space="preserve"> PAGEREF _Toc14794 \h </w:instrText>
+      </w:r>
+      <w:r>
+        <w:rPr>
+          <w:i w:val="0"/>
+          <w:color w:val="000000"/>
+          <w:u w:val="none"/>
+          <w:rFonts w:ascii="Times New Roman" w:hAnsi="Times New Roman" w:eastAsia="宋体"/>
+        </w:rPr>
+        <w:fldChar w:fldCharType="separate"/>
+      </w:r>
+      <w:r>
+        <w:rPr>
+          <w:i w:val="0"/>
+          <w:color w:val="000000"/>
+          <w:u w:val="none"/>
+          <w:rFonts w:ascii="Times New Roman" w:hAnsi="Times New Roman" w:eastAsia="宋体"/>
+        </w:rPr>
         <w:t>6</w:t>
       </w:r>
-      <w:r/>
-      <w:r/>
+      <w:r>
+        <w:rPr>
+          <w:i w:val="0"/>
+          <w:color w:val="000000"/>
+          <w:u w:val="none"/>
+          <w:rFonts w:ascii="Times New Roman" w:hAnsi="Times New Roman" w:eastAsia="宋体"/>
+        </w:rPr>
+        <w:fldChar w:fldCharType="end"/>
+      </w:r>
+      <w:r>
+        <w:rPr>
+          <w:i w:val="0"/>
+          <w:color w:val="000000"/>
+          <w:u w:val="none"/>
+          <w:rFonts w:ascii="Times New Roman" w:hAnsi="Times New Roman" w:eastAsia="宋体"/>
+        </w:rPr>
+        <w:fldChar w:fldCharType="end"/>
+      </w:r>
     </w:p>
     <w:p>
       <w:pPr>
@@ -2073,26 +3403,105 @@
           <w:tab w:val="right" w:leader="dot" w:pos="9027"/>
         </w:tabs>
       </w:pPr>
-      <w:r/>
-      <w:r/>
-      <w:r/>
-      <w:r>
-        <w:rPr>
-          <w:rFonts w:hint="eastAsia"/>
+      <w:r>
+        <w:rPr>
+          <w:i w:val="0"/>
+          <w:color w:val="000000"/>
+          <w:u w:val="none"/>
+          <w:rFonts w:ascii="Times New Roman" w:hAnsi="Times New Roman" w:eastAsia="宋体"/>
+        </w:rPr>
+        <w:fldChar w:fldCharType="begin"/>
+      </w:r>
+      <w:r>
+        <w:rPr>
+          <w:i w:val="0"/>
+          <w:color w:val="000000"/>
+          <w:u w:val="none"/>
+          <w:rFonts w:ascii="Times New Roman" w:hAnsi="Times New Roman" w:eastAsia="宋体"/>
+        </w:rPr>
+        <w:instrText xml:space="preserve"> HYPERLINK \l _Toc21470 </w:instrText>
+      </w:r>
+      <w:r>
+        <w:rPr>
+          <w:i w:val="0"/>
+          <w:color w:val="000000"/>
+          <w:u w:val="none"/>
+          <w:rFonts w:ascii="Times New Roman" w:hAnsi="Times New Roman" w:eastAsia="宋体"/>
+        </w:rPr>
+        <w:fldChar w:fldCharType="separate"/>
+      </w:r>
+      <w:r>
+        <w:rPr>
+          <w:rFonts w:hint="eastAsia" w:ascii="Times New Roman" w:hAnsi="Times New Roman" w:eastAsia="宋体"/>
+          <w:i w:val="0"/>
+          <w:color w:val="000000"/>
+          <w:u w:val="none"/>
         </w:rPr>
         <w:t>3.2 配置标识</w:t>
       </w:r>
       <w:r>
+        <w:rPr>
+          <w:i w:val="0"/>
+          <w:color w:val="000000"/>
+          <w:u w:val="none"/>
+          <w:rFonts w:ascii="Times New Roman" w:hAnsi="Times New Roman" w:eastAsia="宋体"/>
+        </w:rPr>
         <w:tab/>
       </w:r>
-      <w:r/>
-      <w:r/>
-      <w:r/>
-      <w:r>
+      <w:r>
+        <w:rPr>
+          <w:i w:val="0"/>
+          <w:color w:val="000000"/>
+          <w:u w:val="none"/>
+          <w:rFonts w:ascii="Times New Roman" w:hAnsi="Times New Roman" w:eastAsia="宋体"/>
+        </w:rPr>
+        <w:fldChar w:fldCharType="begin"/>
+      </w:r>
+      <w:r>
+        <w:rPr>
+          <w:i w:val="0"/>
+          <w:color w:val="000000"/>
+          <w:u w:val="none"/>
+          <w:rFonts w:ascii="Times New Roman" w:hAnsi="Times New Roman" w:eastAsia="宋体"/>
+        </w:rPr>
+        <w:instrText xml:space="preserve"> PAGEREF _Toc21470 \h </w:instrText>
+      </w:r>
+      <w:r>
+        <w:rPr>
+          <w:i w:val="0"/>
+          <w:color w:val="000000"/>
+          <w:u w:val="none"/>
+          <w:rFonts w:ascii="Times New Roman" w:hAnsi="Times New Roman" w:eastAsia="宋体"/>
+        </w:rPr>
+        <w:fldChar w:fldCharType="separate"/>
+      </w:r>
+      <w:r>
+        <w:rPr>
+          <w:i w:val="0"/>
+          <w:color w:val="000000"/>
+          <w:u w:val="none"/>
+          <w:rFonts w:ascii="Times New Roman" w:hAnsi="Times New Roman" w:eastAsia="宋体"/>
+        </w:rPr>
         <w:t>6</w:t>
       </w:r>
-      <w:r/>
-      <w:r/>
+      <w:r>
+        <w:rPr>
+          <w:i w:val="0"/>
+          <w:color w:val="000000"/>
+          <w:u w:val="none"/>
+          <w:rFonts w:ascii="Times New Roman" w:hAnsi="Times New Roman" w:eastAsia="宋体"/>
+        </w:rPr>
+        <w:fldChar w:fldCharType="end"/>
+      </w:r>
+      <w:r>
+        <w:rPr>
+          <w:i w:val="0"/>
+          <w:color w:val="000000"/>
+          <w:u w:val="none"/>
+          <w:rFonts w:ascii="Times New Roman" w:hAnsi="Times New Roman" w:eastAsia="宋体"/>
+        </w:rPr>
+        <w:fldChar w:fldCharType="end"/>
+      </w:r>
     </w:p>
     <w:p>
       <w:pPr>
@@ -2101,26 +3510,105 @@
           <w:tab w:val="right" w:leader="dot" w:pos="9027"/>
         </w:tabs>
       </w:pPr>
-      <w:r/>
-      <w:r/>
-      <w:r/>
-      <w:r>
-        <w:rPr>
-          <w:rFonts w:hint="eastAsia"/>
+      <w:r>
+        <w:rPr>
+          <w:i w:val="0"/>
+          <w:color w:val="000000"/>
+          <w:u w:val="none"/>
+          <w:rFonts w:ascii="Times New Roman" w:hAnsi="Times New Roman" w:eastAsia="宋体"/>
+        </w:rPr>
+        <w:fldChar w:fldCharType="begin"/>
+      </w:r>
+      <w:r>
+        <w:rPr>
+          <w:i w:val="0"/>
+          <w:color w:val="000000"/>
+          <w:u w:val="none"/>
+          <w:rFonts w:ascii="Times New Roman" w:hAnsi="Times New Roman" w:eastAsia="宋体"/>
+        </w:rPr>
+        <w:instrText xml:space="preserve"> HYPERLINK \l _Toc19293 </w:instrText>
+      </w:r>
+      <w:r>
+        <w:rPr>
+          <w:i w:val="0"/>
+          <w:color w:val="000000"/>
+          <w:u w:val="none"/>
+          <w:rFonts w:ascii="Times New Roman" w:hAnsi="Times New Roman" w:eastAsia="宋体"/>
+        </w:rPr>
+        <w:fldChar w:fldCharType="separate"/>
+      </w:r>
+      <w:r>
+        <w:rPr>
+          <w:rFonts w:hint="eastAsia" w:ascii="Times New Roman" w:hAnsi="Times New Roman" w:eastAsia="宋体"/>
+          <w:i w:val="0"/>
+          <w:color w:val="000000"/>
+          <w:u w:val="none"/>
         </w:rPr>
         <w:t>3.2.1 标识方法</w:t>
       </w:r>
       <w:r>
+        <w:rPr>
+          <w:i w:val="0"/>
+          <w:color w:val="000000"/>
+          <w:u w:val="none"/>
+          <w:rFonts w:ascii="Times New Roman" w:hAnsi="Times New Roman" w:eastAsia="宋体"/>
+        </w:rPr>
         <w:tab/>
       </w:r>
-      <w:r/>
-      <w:r/>
-      <w:r/>
-      <w:r>
+      <w:r>
+        <w:rPr>
+          <w:i w:val="0"/>
+          <w:color w:val="000000"/>
+          <w:u w:val="none"/>
+          <w:rFonts w:ascii="Times New Roman" w:hAnsi="Times New Roman" w:eastAsia="宋体"/>
+        </w:rPr>
+        <w:fldChar w:fldCharType="begin"/>
+      </w:r>
+      <w:r>
+        <w:rPr>
+          <w:i w:val="0"/>
+          <w:color w:val="000000"/>
+          <w:u w:val="none"/>
+          <w:rFonts w:ascii="Times New Roman" w:hAnsi="Times New Roman" w:eastAsia="宋体"/>
+        </w:rPr>
+        <w:instrText xml:space="preserve"> PAGEREF _Toc19293 \h </w:instrText>
+      </w:r>
+      <w:r>
+        <w:rPr>
+          <w:i w:val="0"/>
+          <w:color w:val="000000"/>
+          <w:u w:val="none"/>
+          <w:rFonts w:ascii="Times New Roman" w:hAnsi="Times New Roman" w:eastAsia="宋体"/>
+        </w:rPr>
+        <w:fldChar w:fldCharType="separate"/>
+      </w:r>
+      <w:r>
+        <w:rPr>
+          <w:i w:val="0"/>
+          <w:color w:val="000000"/>
+          <w:u w:val="none"/>
+          <w:rFonts w:ascii="Times New Roman" w:hAnsi="Times New Roman" w:eastAsia="宋体"/>
+        </w:rPr>
         <w:t>6</w:t>
       </w:r>
-      <w:r/>
-      <w:r/>
+      <w:r>
+        <w:rPr>
+          <w:i w:val="0"/>
+          <w:color w:val="000000"/>
+          <w:u w:val="none"/>
+          <w:rFonts w:ascii="Times New Roman" w:hAnsi="Times New Roman" w:eastAsia="宋体"/>
+        </w:rPr>
+        <w:fldChar w:fldCharType="end"/>
+      </w:r>
+      <w:r>
+        <w:rPr>
+          <w:i w:val="0"/>
+          <w:color w:val="000000"/>
+          <w:u w:val="none"/>
+          <w:rFonts w:ascii="Times New Roman" w:hAnsi="Times New Roman" w:eastAsia="宋体"/>
+        </w:rPr>
+        <w:fldChar w:fldCharType="end"/>
+      </w:r>
     </w:p>
     <w:p>
       <w:pPr>
@@ -2129,26 +3617,105 @@
           <w:tab w:val="right" w:leader="dot" w:pos="9027"/>
         </w:tabs>
       </w:pPr>
-      <w:r/>
-      <w:r/>
-      <w:r/>
-      <w:r>
-        <w:rPr>
-          <w:rFonts w:hint="eastAsia"/>
+      <w:r>
+        <w:rPr>
+          <w:i w:val="0"/>
+          <w:color w:val="000000"/>
+          <w:u w:val="none"/>
+          <w:rFonts w:ascii="Times New Roman" w:hAnsi="Times New Roman" w:eastAsia="宋体"/>
+        </w:rPr>
+        <w:fldChar w:fldCharType="begin"/>
+      </w:r>
+      <w:r>
+        <w:rPr>
+          <w:i w:val="0"/>
+          <w:color w:val="000000"/>
+          <w:u w:val="none"/>
+          <w:rFonts w:ascii="Times New Roman" w:hAnsi="Times New Roman" w:eastAsia="宋体"/>
+        </w:rPr>
+        <w:instrText xml:space="preserve"> HYPERLINK \l _Toc20318 </w:instrText>
+      </w:r>
+      <w:r>
+        <w:rPr>
+          <w:i w:val="0"/>
+          <w:color w:val="000000"/>
+          <w:u w:val="none"/>
+          <w:rFonts w:ascii="Times New Roman" w:hAnsi="Times New Roman" w:eastAsia="宋体"/>
+        </w:rPr>
+        <w:fldChar w:fldCharType="separate"/>
+      </w:r>
+      <w:r>
+        <w:rPr>
+          <w:rFonts w:hint="eastAsia" w:ascii="Times New Roman" w:hAnsi="Times New Roman" w:eastAsia="宋体"/>
+          <w:i w:val="0"/>
+          <w:color w:val="000000"/>
+          <w:u w:val="none"/>
         </w:rPr>
         <w:t>3.2.2 项目基线</w:t>
       </w:r>
       <w:r>
+        <w:rPr>
+          <w:i w:val="0"/>
+          <w:color w:val="000000"/>
+          <w:u w:val="none"/>
+          <w:rFonts w:ascii="Times New Roman" w:hAnsi="Times New Roman" w:eastAsia="宋体"/>
+        </w:rPr>
         <w:tab/>
       </w:r>
-      <w:r/>
-      <w:r/>
-      <w:r/>
-      <w:r>
+      <w:r>
+        <w:rPr>
+          <w:i w:val="0"/>
+          <w:color w:val="000000"/>
+          <w:u w:val="none"/>
+          <w:rFonts w:ascii="Times New Roman" w:hAnsi="Times New Roman" w:eastAsia="宋体"/>
+        </w:rPr>
+        <w:fldChar w:fldCharType="begin"/>
+      </w:r>
+      <w:r>
+        <w:rPr>
+          <w:i w:val="0"/>
+          <w:color w:val="000000"/>
+          <w:u w:val="none"/>
+          <w:rFonts w:ascii="Times New Roman" w:hAnsi="Times New Roman" w:eastAsia="宋体"/>
+        </w:rPr>
+        <w:instrText xml:space="preserve"> PAGEREF _Toc20318 \h </w:instrText>
+      </w:r>
+      <w:r>
+        <w:rPr>
+          <w:i w:val="0"/>
+          <w:color w:val="000000"/>
+          <w:u w:val="none"/>
+          <w:rFonts w:ascii="Times New Roman" w:hAnsi="Times New Roman" w:eastAsia="宋体"/>
+        </w:rPr>
+        <w:fldChar w:fldCharType="separate"/>
+      </w:r>
+      <w:r>
+        <w:rPr>
+          <w:i w:val="0"/>
+          <w:color w:val="000000"/>
+          <w:u w:val="none"/>
+          <w:rFonts w:ascii="Times New Roman" w:hAnsi="Times New Roman" w:eastAsia="宋体"/>
+        </w:rPr>
         <w:t>7</w:t>
       </w:r>
-      <w:r/>
-      <w:r/>
+      <w:r>
+        <w:rPr>
+          <w:i w:val="0"/>
+          <w:color w:val="000000"/>
+          <w:u w:val="none"/>
+          <w:rFonts w:ascii="Times New Roman" w:hAnsi="Times New Roman" w:eastAsia="宋体"/>
+        </w:rPr>
+        <w:fldChar w:fldCharType="end"/>
+      </w:r>
+      <w:r>
+        <w:rPr>
+          <w:i w:val="0"/>
+          <w:color w:val="000000"/>
+          <w:u w:val="none"/>
+          <w:rFonts w:ascii="Times New Roman" w:hAnsi="Times New Roman" w:eastAsia="宋体"/>
+        </w:rPr>
+        <w:fldChar w:fldCharType="end"/>
+      </w:r>
     </w:p>
     <w:p>
       <w:pPr>
@@ -2157,26 +3724,105 @@
           <w:tab w:val="right" w:leader="dot" w:pos="9027"/>
         </w:tabs>
       </w:pPr>
-      <w:r/>
-      <w:r/>
-      <w:r/>
-      <w:r>
-        <w:rPr>
-          <w:rFonts w:hint="eastAsia"/>
+      <w:r>
+        <w:rPr>
+          <w:i w:val="0"/>
+          <w:color w:val="000000"/>
+          <w:u w:val="none"/>
+          <w:rFonts w:ascii="Times New Roman" w:hAnsi="Times New Roman" w:eastAsia="宋体"/>
+        </w:rPr>
+        <w:fldChar w:fldCharType="begin"/>
+      </w:r>
+      <w:r>
+        <w:rPr>
+          <w:i w:val="0"/>
+          <w:color w:val="000000"/>
+          <w:u w:val="none"/>
+          <w:rFonts w:ascii="Times New Roman" w:hAnsi="Times New Roman" w:eastAsia="宋体"/>
+        </w:rPr>
+        <w:instrText xml:space="preserve"> HYPERLINK \l _Toc4304 </w:instrText>
+      </w:r>
+      <w:r>
+        <w:rPr>
+          <w:i w:val="0"/>
+          <w:color w:val="000000"/>
+          <w:u w:val="none"/>
+          <w:rFonts w:ascii="Times New Roman" w:hAnsi="Times New Roman" w:eastAsia="宋体"/>
+        </w:rPr>
+        <w:fldChar w:fldCharType="separate"/>
+      </w:r>
+      <w:r>
+        <w:rPr>
+          <w:rFonts w:hint="eastAsia" w:ascii="Times New Roman" w:hAnsi="Times New Roman" w:eastAsia="宋体"/>
+          <w:i w:val="0"/>
+          <w:color w:val="000000"/>
+          <w:u w:val="none"/>
         </w:rPr>
         <w:t>3.3 配置项</w:t>
       </w:r>
       <w:r>
+        <w:rPr>
+          <w:i w:val="0"/>
+          <w:color w:val="000000"/>
+          <w:u w:val="none"/>
+          <w:rFonts w:ascii="Times New Roman" w:hAnsi="Times New Roman" w:eastAsia="宋体"/>
+        </w:rPr>
         <w:tab/>
       </w:r>
-      <w:r/>
-      <w:r/>
-      <w:r/>
-      <w:r>
+      <w:r>
+        <w:rPr>
+          <w:i w:val="0"/>
+          <w:color w:val="000000"/>
+          <w:u w:val="none"/>
+          <w:rFonts w:ascii="Times New Roman" w:hAnsi="Times New Roman" w:eastAsia="宋体"/>
+        </w:rPr>
+        <w:fldChar w:fldCharType="begin"/>
+      </w:r>
+      <w:r>
+        <w:rPr>
+          <w:i w:val="0"/>
+          <w:color w:val="000000"/>
+          <w:u w:val="none"/>
+          <w:rFonts w:ascii="Times New Roman" w:hAnsi="Times New Roman" w:eastAsia="宋体"/>
+        </w:rPr>
+        <w:instrText xml:space="preserve"> PAGEREF _Toc4304 \h </w:instrText>
+      </w:r>
+      <w:r>
+        <w:rPr>
+          <w:i w:val="0"/>
+          <w:color w:val="000000"/>
+          <w:u w:val="none"/>
+          <w:rFonts w:ascii="Times New Roman" w:hAnsi="Times New Roman" w:eastAsia="宋体"/>
+        </w:rPr>
+        <w:fldChar w:fldCharType="separate"/>
+      </w:r>
+      <w:r>
+        <w:rPr>
+          <w:i w:val="0"/>
+          <w:color w:val="000000"/>
+          <w:u w:val="none"/>
+          <w:rFonts w:ascii="Times New Roman" w:hAnsi="Times New Roman" w:eastAsia="宋体"/>
+        </w:rPr>
         <w:t>7</w:t>
       </w:r>
-      <w:r/>
-      <w:r/>
+      <w:r>
+        <w:rPr>
+          <w:i w:val="0"/>
+          <w:color w:val="000000"/>
+          <w:u w:val="none"/>
+          <w:rFonts w:ascii="Times New Roman" w:hAnsi="Times New Roman" w:eastAsia="宋体"/>
+        </w:rPr>
+        <w:fldChar w:fldCharType="end"/>
+      </w:r>
+      <w:r>
+        <w:rPr>
+          <w:i w:val="0"/>
+          <w:color w:val="000000"/>
+          <w:u w:val="none"/>
+          <w:rFonts w:ascii="Times New Roman" w:hAnsi="Times New Roman" w:eastAsia="宋体"/>
+        </w:rPr>
+        <w:fldChar w:fldCharType="end"/>
+      </w:r>
     </w:p>
     <w:p>
       <w:pPr>
@@ -2185,26 +3831,105 @@
           <w:tab w:val="right" w:leader="dot" w:pos="9027"/>
         </w:tabs>
       </w:pPr>
-      <w:r/>
-      <w:r/>
-      <w:r/>
-      <w:r>
-        <w:rPr>
-          <w:rFonts w:hint="eastAsia"/>
+      <w:r>
+        <w:rPr>
+          <w:i w:val="0"/>
+          <w:color w:val="000000"/>
+          <w:u w:val="none"/>
+          <w:rFonts w:ascii="Times New Roman" w:hAnsi="Times New Roman" w:eastAsia="宋体"/>
+        </w:rPr>
+        <w:fldChar w:fldCharType="begin"/>
+      </w:r>
+      <w:r>
+        <w:rPr>
+          <w:i w:val="0"/>
+          <w:color w:val="000000"/>
+          <w:u w:val="none"/>
+          <w:rFonts w:ascii="Times New Roman" w:hAnsi="Times New Roman" w:eastAsia="宋体"/>
+        </w:rPr>
+        <w:instrText xml:space="preserve"> HYPERLINK \l _Toc32076 </w:instrText>
+      </w:r>
+      <w:r>
+        <w:rPr>
+          <w:i w:val="0"/>
+          <w:color w:val="000000"/>
+          <w:u w:val="none"/>
+          <w:rFonts w:ascii="Times New Roman" w:hAnsi="Times New Roman" w:eastAsia="宋体"/>
+        </w:rPr>
+        <w:fldChar w:fldCharType="separate"/>
+      </w:r>
+      <w:r>
+        <w:rPr>
+          <w:rFonts w:hint="eastAsia" w:ascii="Times New Roman" w:hAnsi="Times New Roman" w:eastAsia="宋体"/>
+          <w:i w:val="0"/>
+          <w:color w:val="000000"/>
+          <w:u w:val="none"/>
         </w:rPr>
         <w:t>3.4 配置和变更控制</w:t>
       </w:r>
       <w:r>
+        <w:rPr>
+          <w:i w:val="0"/>
+          <w:color w:val="000000"/>
+          <w:u w:val="none"/>
+          <w:rFonts w:ascii="Times New Roman" w:hAnsi="Times New Roman" w:eastAsia="宋体"/>
+        </w:rPr>
         <w:tab/>
       </w:r>
-      <w:r/>
-      <w:r/>
-      <w:r/>
-      <w:r>
+      <w:r>
+        <w:rPr>
+          <w:i w:val="0"/>
+          <w:color w:val="000000"/>
+          <w:u w:val="none"/>
+          <w:rFonts w:ascii="Times New Roman" w:hAnsi="Times New Roman" w:eastAsia="宋体"/>
+        </w:rPr>
+        <w:fldChar w:fldCharType="begin"/>
+      </w:r>
+      <w:r>
+        <w:rPr>
+          <w:i w:val="0"/>
+          <w:color w:val="000000"/>
+          <w:u w:val="none"/>
+          <w:rFonts w:ascii="Times New Roman" w:hAnsi="Times New Roman" w:eastAsia="宋体"/>
+        </w:rPr>
+        <w:instrText xml:space="preserve"> PAGEREF _Toc32076 \h </w:instrText>
+      </w:r>
+      <w:r>
+        <w:rPr>
+          <w:i w:val="0"/>
+          <w:color w:val="000000"/>
+          <w:u w:val="none"/>
+          <w:rFonts w:ascii="Times New Roman" w:hAnsi="Times New Roman" w:eastAsia="宋体"/>
+        </w:rPr>
+        <w:fldChar w:fldCharType="separate"/>
+      </w:r>
+      <w:r>
+        <w:rPr>
+          <w:i w:val="0"/>
+          <w:color w:val="000000"/>
+          <w:u w:val="none"/>
+          <w:rFonts w:ascii="Times New Roman" w:hAnsi="Times New Roman" w:eastAsia="宋体"/>
+        </w:rPr>
         <w:t>7</w:t>
       </w:r>
-      <w:r/>
-      <w:r/>
+      <w:r>
+        <w:rPr>
+          <w:i w:val="0"/>
+          <w:color w:val="000000"/>
+          <w:u w:val="none"/>
+          <w:rFonts w:ascii="Times New Roman" w:hAnsi="Times New Roman" w:eastAsia="宋体"/>
+        </w:rPr>
+        <w:fldChar w:fldCharType="end"/>
+      </w:r>
+      <w:r>
+        <w:rPr>
+          <w:i w:val="0"/>
+          <w:color w:val="000000"/>
+          <w:u w:val="none"/>
+          <w:rFonts w:ascii="Times New Roman" w:hAnsi="Times New Roman" w:eastAsia="宋体"/>
+        </w:rPr>
+        <w:fldChar w:fldCharType="end"/>
+      </w:r>
     </w:p>
     <w:p>
       <w:pPr>
@@ -2213,26 +3938,105 @@
           <w:tab w:val="right" w:leader="dot" w:pos="9027"/>
         </w:tabs>
       </w:pPr>
-      <w:r/>
-      <w:r/>
-      <w:r/>
-      <w:r>
-        <w:rPr>
-          <w:rFonts w:hint="eastAsia"/>
+      <w:r>
+        <w:rPr>
+          <w:i w:val="0"/>
+          <w:color w:val="000000"/>
+          <w:u w:val="none"/>
+          <w:rFonts w:ascii="Times New Roman" w:hAnsi="Times New Roman" w:eastAsia="宋体"/>
+        </w:rPr>
+        <w:fldChar w:fldCharType="begin"/>
+      </w:r>
+      <w:r>
+        <w:rPr>
+          <w:i w:val="0"/>
+          <w:color w:val="000000"/>
+          <w:u w:val="none"/>
+          <w:rFonts w:ascii="Times New Roman" w:hAnsi="Times New Roman" w:eastAsia="宋体"/>
+        </w:rPr>
+        <w:instrText xml:space="preserve"> HYPERLINK \l _Toc6608 </w:instrText>
+      </w:r>
+      <w:r>
+        <w:rPr>
+          <w:i w:val="0"/>
+          <w:color w:val="000000"/>
+          <w:u w:val="none"/>
+          <w:rFonts w:ascii="Times New Roman" w:hAnsi="Times New Roman" w:eastAsia="宋体"/>
+        </w:rPr>
+        <w:fldChar w:fldCharType="separate"/>
+      </w:r>
+      <w:r>
+        <w:rPr>
+          <w:rFonts w:hint="eastAsia" w:ascii="Times New Roman" w:hAnsi="Times New Roman" w:eastAsia="宋体"/>
+          <w:i w:val="0"/>
+          <w:color w:val="000000"/>
+          <w:u w:val="none"/>
         </w:rPr>
         <w:t>3.4.1 变更请求的处理和审批</w:t>
       </w:r>
       <w:r>
+        <w:rPr>
+          <w:i w:val="0"/>
+          <w:color w:val="000000"/>
+          <w:u w:val="none"/>
+          <w:rFonts w:ascii="Times New Roman" w:hAnsi="Times New Roman" w:eastAsia="宋体"/>
+        </w:rPr>
         <w:tab/>
       </w:r>
-      <w:r/>
-      <w:r/>
-      <w:r/>
-      <w:r>
+      <w:r>
+        <w:rPr>
+          <w:i w:val="0"/>
+          <w:color w:val="000000"/>
+          <w:u w:val="none"/>
+          <w:rFonts w:ascii="Times New Roman" w:hAnsi="Times New Roman" w:eastAsia="宋体"/>
+        </w:rPr>
+        <w:fldChar w:fldCharType="begin"/>
+      </w:r>
+      <w:r>
+        <w:rPr>
+          <w:i w:val="0"/>
+          <w:color w:val="000000"/>
+          <w:u w:val="none"/>
+          <w:rFonts w:ascii="Times New Roman" w:hAnsi="Times New Roman" w:eastAsia="宋体"/>
+        </w:rPr>
+        <w:instrText xml:space="preserve"> PAGEREF _Toc6608 \h </w:instrText>
+      </w:r>
+      <w:r>
+        <w:rPr>
+          <w:i w:val="0"/>
+          <w:color w:val="000000"/>
+          <w:u w:val="none"/>
+          <w:rFonts w:ascii="Times New Roman" w:hAnsi="Times New Roman" w:eastAsia="宋体"/>
+        </w:rPr>
+        <w:fldChar w:fldCharType="separate"/>
+      </w:r>
+      <w:r>
+        <w:rPr>
+          <w:i w:val="0"/>
+          <w:color w:val="000000"/>
+          <w:u w:val="none"/>
+          <w:rFonts w:ascii="Times New Roman" w:hAnsi="Times New Roman" w:eastAsia="宋体"/>
+        </w:rPr>
         <w:t>7</w:t>
       </w:r>
-      <w:r/>
-      <w:r/>
+      <w:r>
+        <w:rPr>
+          <w:i w:val="0"/>
+          <w:color w:val="000000"/>
+          <w:u w:val="none"/>
+          <w:rFonts w:ascii="Times New Roman" w:hAnsi="Times New Roman" w:eastAsia="宋体"/>
+        </w:rPr>
+        <w:fldChar w:fldCharType="end"/>
+      </w:r>
+      <w:r>
+        <w:rPr>
+          <w:i w:val="0"/>
+          <w:color w:val="000000"/>
+          <w:u w:val="none"/>
+          <w:rFonts w:ascii="Times New Roman" w:hAnsi="Times New Roman" w:eastAsia="宋体"/>
+        </w:rPr>
+        <w:fldChar w:fldCharType="end"/>
+      </w:r>
     </w:p>
     <w:p>
       <w:pPr>
@@ -2241,26 +4045,105 @@
           <w:tab w:val="right" w:leader="dot" w:pos="9027"/>
         </w:tabs>
       </w:pPr>
-      <w:r/>
-      <w:r/>
-      <w:r/>
-      <w:r>
-        <w:rPr>
-          <w:rFonts w:hint="eastAsia"/>
+      <w:r>
+        <w:rPr>
+          <w:i w:val="0"/>
+          <w:color w:val="000000"/>
+          <w:u w:val="none"/>
+          <w:rFonts w:ascii="Times New Roman" w:hAnsi="Times New Roman" w:eastAsia="宋体"/>
+        </w:rPr>
+        <w:fldChar w:fldCharType="begin"/>
+      </w:r>
+      <w:r>
+        <w:rPr>
+          <w:i w:val="0"/>
+          <w:color w:val="000000"/>
+          <w:u w:val="none"/>
+          <w:rFonts w:ascii="Times New Roman" w:hAnsi="Times New Roman" w:eastAsia="宋体"/>
+        </w:rPr>
+        <w:instrText xml:space="preserve"> HYPERLINK \l _Toc266 </w:instrText>
+      </w:r>
+      <w:r>
+        <w:rPr>
+          <w:i w:val="0"/>
+          <w:color w:val="000000"/>
+          <w:u w:val="none"/>
+          <w:rFonts w:ascii="Times New Roman" w:hAnsi="Times New Roman" w:eastAsia="宋体"/>
+        </w:rPr>
+        <w:fldChar w:fldCharType="separate"/>
+      </w:r>
+      <w:r>
+        <w:rPr>
+          <w:rFonts w:hint="eastAsia" w:ascii="Times New Roman" w:hAnsi="Times New Roman" w:eastAsia="宋体"/>
+          <w:i w:val="0"/>
+          <w:color w:val="000000"/>
+          <w:u w:val="none"/>
         </w:rPr>
         <w:t>3.4.2 变更控制委员会 (CCB)</w:t>
       </w:r>
       <w:r>
+        <w:rPr>
+          <w:i w:val="0"/>
+          <w:color w:val="000000"/>
+          <w:u w:val="none"/>
+          <w:rFonts w:ascii="Times New Roman" w:hAnsi="Times New Roman" w:eastAsia="宋体"/>
+        </w:rPr>
         <w:tab/>
       </w:r>
-      <w:r/>
-      <w:r/>
-      <w:r/>
-      <w:r>
+      <w:r>
+        <w:rPr>
+          <w:i w:val="0"/>
+          <w:color w:val="000000"/>
+          <w:u w:val="none"/>
+          <w:rFonts w:ascii="Times New Roman" w:hAnsi="Times New Roman" w:eastAsia="宋体"/>
+        </w:rPr>
+        <w:fldChar w:fldCharType="begin"/>
+      </w:r>
+      <w:r>
+        <w:rPr>
+          <w:i w:val="0"/>
+          <w:color w:val="000000"/>
+          <w:u w:val="none"/>
+          <w:rFonts w:ascii="Times New Roman" w:hAnsi="Times New Roman" w:eastAsia="宋体"/>
+        </w:rPr>
+        <w:instrText xml:space="preserve"> PAGEREF _Toc266 \h </w:instrText>
+      </w:r>
+      <w:r>
+        <w:rPr>
+          <w:i w:val="0"/>
+          <w:color w:val="000000"/>
+          <w:u w:val="none"/>
+          <w:rFonts w:ascii="Times New Roman" w:hAnsi="Times New Roman" w:eastAsia="宋体"/>
+        </w:rPr>
+        <w:fldChar w:fldCharType="separate"/>
+      </w:r>
+      <w:r>
+        <w:rPr>
+          <w:i w:val="0"/>
+          <w:color w:val="000000"/>
+          <w:u w:val="none"/>
+          <w:rFonts w:ascii="Times New Roman" w:hAnsi="Times New Roman" w:eastAsia="宋体"/>
+        </w:rPr>
         <w:t>10</w:t>
       </w:r>
-      <w:r/>
-      <w:r/>
+      <w:r>
+        <w:rPr>
+          <w:i w:val="0"/>
+          <w:color w:val="000000"/>
+          <w:u w:val="none"/>
+          <w:rFonts w:ascii="Times New Roman" w:hAnsi="Times New Roman" w:eastAsia="宋体"/>
+        </w:rPr>
+        <w:fldChar w:fldCharType="end"/>
+      </w:r>
+      <w:r>
+        <w:rPr>
+          <w:i w:val="0"/>
+          <w:color w:val="000000"/>
+          <w:u w:val="none"/>
+          <w:rFonts w:ascii="Times New Roman" w:hAnsi="Times New Roman" w:eastAsia="宋体"/>
+        </w:rPr>
+        <w:fldChar w:fldCharType="end"/>
+      </w:r>
     </w:p>
     <w:p>
       <w:pPr>
@@ -2269,26 +4152,105 @@
           <w:tab w:val="right" w:leader="dot" w:pos="9027"/>
         </w:tabs>
       </w:pPr>
-      <w:r/>
-      <w:r/>
-      <w:r/>
-      <w:r>
-        <w:rPr>
-          <w:rFonts w:hint="eastAsia"/>
+      <w:r>
+        <w:rPr>
+          <w:i w:val="0"/>
+          <w:color w:val="000000"/>
+          <w:u w:val="none"/>
+          <w:rFonts w:ascii="Times New Roman" w:hAnsi="Times New Roman" w:eastAsia="宋体"/>
+        </w:rPr>
+        <w:fldChar w:fldCharType="begin"/>
+      </w:r>
+      <w:r>
+        <w:rPr>
+          <w:i w:val="0"/>
+          <w:color w:val="000000"/>
+          <w:u w:val="none"/>
+          <w:rFonts w:ascii="Times New Roman" w:hAnsi="Times New Roman" w:eastAsia="宋体"/>
+        </w:rPr>
+        <w:instrText xml:space="preserve"> HYPERLINK \l _Toc11515 </w:instrText>
+      </w:r>
+      <w:r>
+        <w:rPr>
+          <w:i w:val="0"/>
+          <w:color w:val="000000"/>
+          <w:u w:val="none"/>
+          <w:rFonts w:ascii="Times New Roman" w:hAnsi="Times New Roman" w:eastAsia="宋体"/>
+        </w:rPr>
+        <w:fldChar w:fldCharType="separate"/>
+      </w:r>
+      <w:r>
+        <w:rPr>
+          <w:rFonts w:hint="eastAsia" w:ascii="Times New Roman" w:hAnsi="Times New Roman" w:eastAsia="宋体"/>
+          <w:i w:val="0"/>
+          <w:color w:val="000000"/>
+          <w:u w:val="none"/>
         </w:rPr>
         <w:t>3.5 配置状态统计</w:t>
       </w:r>
       <w:r>
+        <w:rPr>
+          <w:i w:val="0"/>
+          <w:color w:val="000000"/>
+          <w:u w:val="none"/>
+          <w:rFonts w:ascii="Times New Roman" w:hAnsi="Times New Roman" w:eastAsia="宋体"/>
+        </w:rPr>
         <w:tab/>
       </w:r>
-      <w:r/>
-      <w:r/>
-      <w:r/>
-      <w:r>
+      <w:r>
+        <w:rPr>
+          <w:i w:val="0"/>
+          <w:color w:val="000000"/>
+          <w:u w:val="none"/>
+          <w:rFonts w:ascii="Times New Roman" w:hAnsi="Times New Roman" w:eastAsia="宋体"/>
+        </w:rPr>
+        <w:fldChar w:fldCharType="begin"/>
+      </w:r>
+      <w:r>
+        <w:rPr>
+          <w:i w:val="0"/>
+          <w:color w:val="000000"/>
+          <w:u w:val="none"/>
+          <w:rFonts w:ascii="Times New Roman" w:hAnsi="Times New Roman" w:eastAsia="宋体"/>
+        </w:rPr>
+        <w:instrText xml:space="preserve"> PAGEREF _Toc11515 \h </w:instrText>
+      </w:r>
+      <w:r>
+        <w:rPr>
+          <w:i w:val="0"/>
+          <w:color w:val="000000"/>
+          <w:u w:val="none"/>
+          <w:rFonts w:ascii="Times New Roman" w:hAnsi="Times New Roman" w:eastAsia="宋体"/>
+        </w:rPr>
+        <w:fldChar w:fldCharType="separate"/>
+      </w:r>
+      <w:r>
+        <w:rPr>
+          <w:i w:val="0"/>
+          <w:color w:val="000000"/>
+          <w:u w:val="none"/>
+          <w:rFonts w:ascii="Times New Roman" w:hAnsi="Times New Roman" w:eastAsia="宋体"/>
+        </w:rPr>
         <w:t>10</w:t>
       </w:r>
-      <w:r/>
-      <w:r/>
+      <w:r>
+        <w:rPr>
+          <w:i w:val="0"/>
+          <w:color w:val="000000"/>
+          <w:u w:val="none"/>
+          <w:rFonts w:ascii="Times New Roman" w:hAnsi="Times New Roman" w:eastAsia="宋体"/>
+        </w:rPr>
+        <w:fldChar w:fldCharType="end"/>
+      </w:r>
+      <w:r>
+        <w:rPr>
+          <w:i w:val="0"/>
+          <w:color w:val="000000"/>
+          <w:u w:val="none"/>
+          <w:rFonts w:ascii="Times New Roman" w:hAnsi="Times New Roman" w:eastAsia="宋体"/>
+        </w:rPr>
+        <w:fldChar w:fldCharType="end"/>
+      </w:r>
     </w:p>
     <w:p>
       <w:pPr>
@@ -2297,26 +4259,105 @@
           <w:tab w:val="right" w:leader="dot" w:pos="9027"/>
         </w:tabs>
       </w:pPr>
-      <w:r/>
-      <w:r/>
-      <w:r/>
-      <w:r>
-        <w:rPr>
-          <w:rFonts w:hint="eastAsia"/>
+      <w:r>
+        <w:rPr>
+          <w:i w:val="0"/>
+          <w:color w:val="000000"/>
+          <w:u w:val="none"/>
+          <w:rFonts w:ascii="Times New Roman" w:hAnsi="Times New Roman" w:eastAsia="宋体"/>
+        </w:rPr>
+        <w:fldChar w:fldCharType="begin"/>
+      </w:r>
+      <w:r>
+        <w:rPr>
+          <w:i w:val="0"/>
+          <w:color w:val="000000"/>
+          <w:u w:val="none"/>
+          <w:rFonts w:ascii="Times New Roman" w:hAnsi="Times New Roman" w:eastAsia="宋体"/>
+        </w:rPr>
+        <w:instrText xml:space="preserve"> HYPERLINK \l _Toc31864 </w:instrText>
+      </w:r>
+      <w:r>
+        <w:rPr>
+          <w:i w:val="0"/>
+          <w:color w:val="000000"/>
+          <w:u w:val="none"/>
+          <w:rFonts w:ascii="Times New Roman" w:hAnsi="Times New Roman" w:eastAsia="宋体"/>
+        </w:rPr>
+        <w:fldChar w:fldCharType="separate"/>
+      </w:r>
+      <w:r>
+        <w:rPr>
+          <w:rFonts w:hint="eastAsia" w:ascii="Times New Roman" w:hAnsi="Times New Roman" w:eastAsia="宋体"/>
+          <w:i w:val="0"/>
+          <w:color w:val="000000"/>
+          <w:u w:val="none"/>
         </w:rPr>
         <w:t>3.5.1 项目介质存储和发布进程</w:t>
       </w:r>
       <w:r>
+        <w:rPr>
+          <w:i w:val="0"/>
+          <w:color w:val="000000"/>
+          <w:u w:val="none"/>
+          <w:rFonts w:ascii="Times New Roman" w:hAnsi="Times New Roman" w:eastAsia="宋体"/>
+        </w:rPr>
         <w:tab/>
       </w:r>
-      <w:r/>
-      <w:r/>
-      <w:r/>
-      <w:r>
+      <w:r>
+        <w:rPr>
+          <w:i w:val="0"/>
+          <w:color w:val="000000"/>
+          <w:u w:val="none"/>
+          <w:rFonts w:ascii="Times New Roman" w:hAnsi="Times New Roman" w:eastAsia="宋体"/>
+        </w:rPr>
+        <w:fldChar w:fldCharType="begin"/>
+      </w:r>
+      <w:r>
+        <w:rPr>
+          <w:i w:val="0"/>
+          <w:color w:val="000000"/>
+          <w:u w:val="none"/>
+          <w:rFonts w:ascii="Times New Roman" w:hAnsi="Times New Roman" w:eastAsia="宋体"/>
+        </w:rPr>
+        <w:instrText xml:space="preserve"> PAGEREF _Toc31864 \h </w:instrText>
+      </w:r>
+      <w:r>
+        <w:rPr>
+          <w:i w:val="0"/>
+          <w:color w:val="000000"/>
+          <w:u w:val="none"/>
+          <w:rFonts w:ascii="Times New Roman" w:hAnsi="Times New Roman" w:eastAsia="宋体"/>
+        </w:rPr>
+        <w:fldChar w:fldCharType="separate"/>
+      </w:r>
+      <w:r>
+        <w:rPr>
+          <w:i w:val="0"/>
+          <w:color w:val="000000"/>
+          <w:u w:val="none"/>
+          <w:rFonts w:ascii="Times New Roman" w:hAnsi="Times New Roman" w:eastAsia="宋体"/>
+        </w:rPr>
         <w:t>10</w:t>
       </w:r>
-      <w:r/>
-      <w:r/>
+      <w:r>
+        <w:rPr>
+          <w:i w:val="0"/>
+          <w:color w:val="000000"/>
+          <w:u w:val="none"/>
+          <w:rFonts w:ascii="Times New Roman" w:hAnsi="Times New Roman" w:eastAsia="宋体"/>
+        </w:rPr>
+        <w:fldChar w:fldCharType="end"/>
+      </w:r>
+      <w:r>
+        <w:rPr>
+          <w:i w:val="0"/>
+          <w:color w:val="000000"/>
+          <w:u w:val="none"/>
+          <w:rFonts w:ascii="Times New Roman" w:hAnsi="Times New Roman" w:eastAsia="宋体"/>
+        </w:rPr>
+        <w:fldChar w:fldCharType="end"/>
+      </w:r>
     </w:p>
     <w:p>
       <w:pPr>
@@ -2325,29 +4366,107 @@
           <w:tab w:val="right" w:leader="dot" w:pos="9027"/>
         </w:tabs>
       </w:pPr>
-      <w:r/>
-      <w:r/>
-      <w:r/>
-      <w:r>
-        <w:rPr>
-          <w:rFonts w:hint="eastAsia"/>
+      <w:r>
+        <w:rPr>
+          <w:i w:val="0"/>
+          <w:color w:val="000000"/>
+          <w:u w:val="none"/>
+          <w:rFonts w:ascii="Times New Roman" w:hAnsi="Times New Roman" w:eastAsia="宋体"/>
+        </w:rPr>
+        <w:fldChar w:fldCharType="begin"/>
+      </w:r>
+      <w:r>
+        <w:rPr>
+          <w:i w:val="0"/>
+          <w:color w:val="000000"/>
+          <w:u w:val="none"/>
+          <w:rFonts w:ascii="Times New Roman" w:hAnsi="Times New Roman" w:eastAsia="宋体"/>
+        </w:rPr>
+        <w:instrText xml:space="preserve"> HYPERLINK \l _Toc27525 </w:instrText>
+      </w:r>
+      <w:r>
+        <w:rPr>
+          <w:i w:val="0"/>
+          <w:color w:val="000000"/>
+          <w:u w:val="none"/>
+          <w:rFonts w:ascii="Times New Roman" w:hAnsi="Times New Roman" w:eastAsia="宋体"/>
+        </w:rPr>
+        <w:fldChar w:fldCharType="separate"/>
+      </w:r>
+      <w:r>
+        <w:rPr>
+          <w:rFonts w:hint="eastAsia" w:ascii="Times New Roman" w:hAnsi="Times New Roman" w:eastAsia="宋体"/>
           <w:i w:val="0"/>
           <w:iCs w:val="0"/>
+          <w:color w:val="000000"/>
           <w:szCs w:val="20"/>
+          <w:u w:val="none"/>
         </w:rPr>
         <w:t>3.5.2 报告和审计</w:t>
       </w:r>
       <w:r>
+        <w:rPr>
+          <w:i w:val="0"/>
+          <w:color w:val="000000"/>
+          <w:u w:val="none"/>
+          <w:rFonts w:ascii="Times New Roman" w:hAnsi="Times New Roman" w:eastAsia="宋体"/>
+        </w:rPr>
         <w:tab/>
       </w:r>
-      <w:r/>
-      <w:r/>
-      <w:r/>
-      <w:r>
+      <w:r>
+        <w:rPr>
+          <w:i w:val="0"/>
+          <w:color w:val="000000"/>
+          <w:u w:val="none"/>
+          <w:rFonts w:ascii="Times New Roman" w:hAnsi="Times New Roman" w:eastAsia="宋体"/>
+        </w:rPr>
+        <w:fldChar w:fldCharType="begin"/>
+      </w:r>
+      <w:r>
+        <w:rPr>
+          <w:i w:val="0"/>
+          <w:color w:val="000000"/>
+          <w:u w:val="none"/>
+          <w:rFonts w:ascii="Times New Roman" w:hAnsi="Times New Roman" w:eastAsia="宋体"/>
+        </w:rPr>
+        <w:instrText xml:space="preserve"> PAGEREF _Toc27525 \h </w:instrText>
+      </w:r>
+      <w:r>
+        <w:rPr>
+          <w:i w:val="0"/>
+          <w:color w:val="000000"/>
+          <w:u w:val="none"/>
+          <w:rFonts w:ascii="Times New Roman" w:hAnsi="Times New Roman" w:eastAsia="宋体"/>
+        </w:rPr>
+        <w:fldChar w:fldCharType="separate"/>
+      </w:r>
+      <w:r>
+        <w:rPr>
+          <w:i w:val="0"/>
+          <w:color w:val="000000"/>
+          <w:u w:val="none"/>
+          <w:rFonts w:ascii="Times New Roman" w:hAnsi="Times New Roman" w:eastAsia="宋体"/>
+        </w:rPr>
         <w:t>11</w:t>
       </w:r>
-      <w:r/>
-      <w:r/>
+      <w:r>
+        <w:rPr>
+          <w:i w:val="0"/>
+          <w:color w:val="000000"/>
+          <w:u w:val="none"/>
+          <w:rFonts w:ascii="Times New Roman" w:hAnsi="Times New Roman" w:eastAsia="宋体"/>
+        </w:rPr>
+        <w:fldChar w:fldCharType="end"/>
+      </w:r>
+      <w:r>
+        <w:rPr>
+          <w:i w:val="0"/>
+          <w:color w:val="000000"/>
+          <w:u w:val="none"/>
+          <w:rFonts w:ascii="Times New Roman" w:hAnsi="Times New Roman" w:eastAsia="宋体"/>
+        </w:rPr>
+        <w:fldChar w:fldCharType="end"/>
+      </w:r>
     </w:p>
     <w:p>
       <w:pPr>
@@ -2356,26 +4475,105 @@
           <w:tab w:val="right" w:leader="dot" w:pos="9027"/>
         </w:tabs>
       </w:pPr>
-      <w:r/>
-      <w:r/>
-      <w:r/>
-      <w:r>
-        <w:rPr>
-          <w:rFonts w:hint="eastAsia"/>
+      <w:r>
+        <w:rPr>
+          <w:i w:val="0"/>
+          <w:color w:val="000000"/>
+          <w:u w:val="none"/>
+          <w:rFonts w:ascii="Times New Roman" w:hAnsi="Times New Roman" w:eastAsia="宋体"/>
+        </w:rPr>
+        <w:fldChar w:fldCharType="begin"/>
+      </w:r>
+      <w:r>
+        <w:rPr>
+          <w:i w:val="0"/>
+          <w:color w:val="000000"/>
+          <w:u w:val="none"/>
+          <w:rFonts w:ascii="Times New Roman" w:hAnsi="Times New Roman" w:eastAsia="宋体"/>
+        </w:rPr>
+        <w:instrText xml:space="preserve"> HYPERLINK \l _Toc16260 </w:instrText>
+      </w:r>
+      <w:r>
+        <w:rPr>
+          <w:i w:val="0"/>
+          <w:color w:val="000000"/>
+          <w:u w:val="none"/>
+          <w:rFonts w:ascii="Times New Roman" w:hAnsi="Times New Roman" w:eastAsia="宋体"/>
+        </w:rPr>
+        <w:fldChar w:fldCharType="separate"/>
+      </w:r>
+      <w:r>
+        <w:rPr>
+          <w:rFonts w:hint="eastAsia" w:ascii="Times New Roman" w:hAnsi="Times New Roman" w:eastAsia="宋体"/>
+          <w:i w:val="0"/>
+          <w:color w:val="000000"/>
+          <w:u w:val="none"/>
         </w:rPr>
         <w:t>4. 文件归档</w:t>
       </w:r>
       <w:r>
+        <w:rPr>
+          <w:i w:val="0"/>
+          <w:color w:val="000000"/>
+          <w:u w:val="none"/>
+          <w:rFonts w:ascii="Times New Roman" w:hAnsi="Times New Roman" w:eastAsia="宋体"/>
+        </w:rPr>
         <w:tab/>
       </w:r>
-      <w:r/>
-      <w:r/>
-      <w:r/>
-      <w:r>
+      <w:r>
+        <w:rPr>
+          <w:i w:val="0"/>
+          <w:color w:val="000000"/>
+          <w:u w:val="none"/>
+          <w:rFonts w:ascii="Times New Roman" w:hAnsi="Times New Roman" w:eastAsia="宋体"/>
+        </w:rPr>
+        <w:fldChar w:fldCharType="begin"/>
+      </w:r>
+      <w:r>
+        <w:rPr>
+          <w:i w:val="0"/>
+          <w:color w:val="000000"/>
+          <w:u w:val="none"/>
+          <w:rFonts w:ascii="Times New Roman" w:hAnsi="Times New Roman" w:eastAsia="宋体"/>
+        </w:rPr>
+        <w:instrText xml:space="preserve"> PAGEREF _Toc16260 \h </w:instrText>
+      </w:r>
+      <w:r>
+        <w:rPr>
+          <w:i w:val="0"/>
+          <w:color w:val="000000"/>
+          <w:u w:val="none"/>
+          <w:rFonts w:ascii="Times New Roman" w:hAnsi="Times New Roman" w:eastAsia="宋体"/>
+        </w:rPr>
+        <w:fldChar w:fldCharType="separate"/>
+      </w:r>
+      <w:r>
+        <w:rPr>
+          <w:i w:val="0"/>
+          <w:color w:val="000000"/>
+          <w:u w:val="none"/>
+          <w:rFonts w:ascii="Times New Roman" w:hAnsi="Times New Roman" w:eastAsia="宋体"/>
+        </w:rPr>
         <w:t>11</w:t>
       </w:r>
-      <w:r/>
-      <w:r/>
+      <w:r>
+        <w:rPr>
+          <w:i w:val="0"/>
+          <w:color w:val="000000"/>
+          <w:u w:val="none"/>
+          <w:rFonts w:ascii="Times New Roman" w:hAnsi="Times New Roman" w:eastAsia="宋体"/>
+        </w:rPr>
+        <w:fldChar w:fldCharType="end"/>
+      </w:r>
+      <w:r>
+        <w:rPr>
+          <w:i w:val="0"/>
+          <w:color w:val="000000"/>
+          <w:u w:val="none"/>
+          <w:rFonts w:ascii="Times New Roman" w:hAnsi="Times New Roman" w:eastAsia="宋体"/>
+        </w:rPr>
+        <w:fldChar w:fldCharType="end"/>
+      </w:r>
     </w:p>
     <w:p>
       <w:pPr>
@@ -2384,26 +4582,105 @@
           <w:tab w:val="right" w:leader="dot" w:pos="9027"/>
         </w:tabs>
       </w:pPr>
-      <w:r/>
-      <w:r/>
-      <w:r/>
-      <w:r>
-        <w:rPr>
-          <w:rFonts w:hint="eastAsia"/>
+      <w:r>
+        <w:rPr>
+          <w:i w:val="0"/>
+          <w:color w:val="000000"/>
+          <w:u w:val="none"/>
+          <w:rFonts w:ascii="Times New Roman" w:hAnsi="Times New Roman" w:eastAsia="宋体"/>
+        </w:rPr>
+        <w:fldChar w:fldCharType="begin"/>
+      </w:r>
+      <w:r>
+        <w:rPr>
+          <w:i w:val="0"/>
+          <w:color w:val="000000"/>
+          <w:u w:val="none"/>
+          <w:rFonts w:ascii="Times New Roman" w:hAnsi="Times New Roman" w:eastAsia="宋体"/>
+        </w:rPr>
+        <w:instrText xml:space="preserve"> HYPERLINK \l _Toc29440 </w:instrText>
+      </w:r>
+      <w:r>
+        <w:rPr>
+          <w:i w:val="0"/>
+          <w:color w:val="000000"/>
+          <w:u w:val="none"/>
+          <w:rFonts w:ascii="Times New Roman" w:hAnsi="Times New Roman" w:eastAsia="宋体"/>
+        </w:rPr>
+        <w:fldChar w:fldCharType="separate"/>
+      </w:r>
+      <w:r>
+        <w:rPr>
+          <w:rFonts w:hint="eastAsia" w:ascii="Times New Roman" w:hAnsi="Times New Roman" w:eastAsia="宋体"/>
+          <w:i w:val="0"/>
+          <w:color w:val="000000"/>
+          <w:u w:val="none"/>
         </w:rPr>
         <w:t>5. 里程碑</w:t>
       </w:r>
       <w:r>
+        <w:rPr>
+          <w:i w:val="0"/>
+          <w:color w:val="000000"/>
+          <w:u w:val="none"/>
+          <w:rFonts w:ascii="Times New Roman" w:hAnsi="Times New Roman" w:eastAsia="宋体"/>
+        </w:rPr>
         <w:tab/>
       </w:r>
-      <w:r/>
-      <w:r/>
-      <w:r/>
-      <w:r>
+      <w:r>
+        <w:rPr>
+          <w:i w:val="0"/>
+          <w:color w:val="000000"/>
+          <w:u w:val="none"/>
+          <w:rFonts w:ascii="Times New Roman" w:hAnsi="Times New Roman" w:eastAsia="宋体"/>
+        </w:rPr>
+        <w:fldChar w:fldCharType="begin"/>
+      </w:r>
+      <w:r>
+        <w:rPr>
+          <w:i w:val="0"/>
+          <w:color w:val="000000"/>
+          <w:u w:val="none"/>
+          <w:rFonts w:ascii="Times New Roman" w:hAnsi="Times New Roman" w:eastAsia="宋体"/>
+        </w:rPr>
+        <w:instrText xml:space="preserve"> PAGEREF _Toc29440 \h </w:instrText>
+      </w:r>
+      <w:r>
+        <w:rPr>
+          <w:i w:val="0"/>
+          <w:color w:val="000000"/>
+          <w:u w:val="none"/>
+          <w:rFonts w:ascii="Times New Roman" w:hAnsi="Times New Roman" w:eastAsia="宋体"/>
+        </w:rPr>
+        <w:fldChar w:fldCharType="separate"/>
+      </w:r>
+      <w:r>
+        <w:rPr>
+          <w:i w:val="0"/>
+          <w:color w:val="000000"/>
+          <w:u w:val="none"/>
+          <w:rFonts w:ascii="Times New Roman" w:hAnsi="Times New Roman" w:eastAsia="宋体"/>
+        </w:rPr>
         <w:t>11</w:t>
       </w:r>
-      <w:r/>
-      <w:r/>
+      <w:r>
+        <w:rPr>
+          <w:i w:val="0"/>
+          <w:color w:val="000000"/>
+          <w:u w:val="none"/>
+          <w:rFonts w:ascii="Times New Roman" w:hAnsi="Times New Roman" w:eastAsia="宋体"/>
+        </w:rPr>
+        <w:fldChar w:fldCharType="end"/>
+      </w:r>
+      <w:r>
+        <w:rPr>
+          <w:i w:val="0"/>
+          <w:color w:val="000000"/>
+          <w:u w:val="none"/>
+          <w:rFonts w:ascii="Times New Roman" w:hAnsi="Times New Roman" w:eastAsia="宋体"/>
+        </w:rPr>
+        <w:fldChar w:fldCharType="end"/>
+      </w:r>
     </w:p>
     <w:p>
       <w:pPr>
@@ -2411,7 +4688,9 @@
           <w:rFonts w:hint="eastAsia"/>
         </w:rPr>
       </w:pPr>
-      <w:r/>
+      <w:r>
+        <w:fldChar w:fldCharType="end"/>
+      </w:r>
     </w:p>
     <w:p>
       <w:pPr>
@@ -3083,7 +5362,49 @@
           <w:rFonts w:hint="eastAsia"/>
         </w:rPr>
       </w:pPr>
-      <w:r/>
+      <w:r>
+        <w:drawing>
+          <wp:inline distT="0" distB="0" distL="114300" distR="114300">
+            <wp:extent cx="5652770" cy="2588260"/>
+            <wp:effectExtent l="0" t="0" r="1270" b="2540"/>
+            <wp:docPr id="2" name="图片 49"/>
+            <wp:cNvGraphicFramePr>
+              <a:graphicFrameLocks xmlns:a="http://schemas.openxmlformats.org/drawingml/2006/main" noChangeAspect="1"/>
+            </wp:cNvGraphicFramePr>
+            <a:graphic xmlns:a="http://schemas.openxmlformats.org/drawingml/2006/main">
+              <a:graphicData uri="http://schemas.openxmlformats.org/drawingml/2006/picture">
+                <pic:pic xmlns:pic="http://schemas.openxmlformats.org/drawingml/2006/picture">
+                  <pic:nvPicPr>
+                    <pic:cNvPr id="2" name="图片 49"/>
+                    <pic:cNvPicPr>
+                      <a:picLocks noChangeAspect="1"/>
+                    </pic:cNvPicPr>
+                  </pic:nvPicPr>
+                  <pic:blipFill>
+                    <a:blip r:embed="rId15"/>
+                    <a:stretch>
+                      <a:fillRect/>
+                    </a:stretch>
+                  </pic:blipFill>
+                  <pic:spPr>
+                    <a:xfrm>
+                      <a:off x="0" y="0"/>
+                      <a:ext cx="5652770" cy="2588260"/>
+                    </a:xfrm>
+                    <a:prstGeom prst="rect">
+                      <a:avLst/>
+                    </a:prstGeom>
+                    <a:noFill/>
+                    <a:ln>
+                      <a:noFill/>
+                    </a:ln>
+                  </pic:spPr>
+                </pic:pic>
+              </a:graphicData>
+            </a:graphic>
+          </wp:inline>
+        </w:drawing>
+      </w:r>
     </w:p>
     <w:p>
       <w:pPr>
@@ -3318,8 +5639,21 @@
             <w:vAlign w:val="top"/>
           </w:tcPr>
           <w:p>
-            <w:r>
-              <w:t>贾诗涵、周康、刘玉萍</w:t>
+            <w:pPr>
+              <w:pStyle w:val="3"/>
+              <w:spacing w:line="276" w:lineRule="auto" w:before="80" w:after="80"/>
+              <w:ind w:left="0" w:firstLine="0"/>
+              <w:rPr>
+                <w:rFonts w:hint="eastAsia"/>
+              </w:rPr>
+            </w:pPr>
+            <w:r>
+              <w:rPr>
+                <w:rFonts w:ascii="Times New Roman" w:hAnsi="Times New Roman"/>
+                <w:sz w:val="21"/>
+                <w:rFonts w:ascii="Times New Roman" w:hAnsi="Times New Roman" w:eastAsia="宋体"/>
+              </w:rPr>
+              <w:t>贾诗涵、周康、罗志银、刘玉萍</w:t>
             </w:r>
           </w:p>
         </w:tc>
@@ -3418,7 +5752,17 @@
             <w:vAlign w:val="top"/>
           </w:tcPr>
           <w:p>
-            <w:r>
+            <w:pPr>
+              <w:pStyle w:val="3"/>
+              <w:spacing w:line="276" w:lineRule="auto" w:before="80" w:after="80"/>
+              <w:ind w:left="0" w:firstLine="0"/>
+            </w:pPr>
+            <w:r>
+              <w:rPr>
+                <w:rFonts w:ascii="Times New Roman" w:hAnsi="Times New Roman"/>
+                <w:sz w:val="21"/>
+                <w:rFonts w:ascii="Times New Roman" w:hAnsi="Times New Roman" w:eastAsia="宋体"/>
+              </w:rPr>
               <w:t>周康</w:t>
             </w:r>
           </w:p>
@@ -3651,8 +5995,18 @@
             <w:vAlign w:val="top"/>
           </w:tcPr>
           <w:p>
-            <w:r>
-              <w:t>周康、刘玉萍</w:t>
+            <w:pPr>
+              <w:pStyle w:val="3"/>
+              <w:spacing w:line="276" w:lineRule="auto" w:before="80" w:after="80"/>
+              <w:ind w:left="0" w:firstLine="0"/>
+            </w:pPr>
+            <w:r>
+              <w:rPr>
+                <w:rFonts w:ascii="Times New Roman" w:hAnsi="Times New Roman"/>
+                <w:sz w:val="21"/>
+                <w:rFonts w:ascii="Times New Roman" w:hAnsi="Times New Roman" w:eastAsia="宋体"/>
+              </w:rPr>
+              <w:t>周康、罗志银、刘玉萍</w:t>
             </w:r>
           </w:p>
         </w:tc>
@@ -3875,6 +6229,48 @@
         <w:rPr>
           <w:rFonts w:hint="eastAsia"/>
         </w:rPr>
+        <w:drawing>
+          <wp:inline distT="0" distB="0" distL="114300" distR="114300">
+            <wp:extent cx="5571490" cy="4422140"/>
+            <wp:effectExtent l="0" t="0" r="6350" b="12700"/>
+            <wp:docPr id="3" name="图片 34" descr="81cffa286c4389201ef6715d240cb045"/>
+            <wp:cNvGraphicFramePr>
+              <a:graphicFrameLocks xmlns:a="http://schemas.openxmlformats.org/drawingml/2006/main" noChangeAspect="1"/>
+            </wp:cNvGraphicFramePr>
+            <a:graphic xmlns:a="http://schemas.openxmlformats.org/drawingml/2006/main">
+              <a:graphicData uri="http://schemas.openxmlformats.org/drawingml/2006/picture">
+                <pic:pic xmlns:pic="http://schemas.openxmlformats.org/drawingml/2006/picture">
+                  <pic:nvPicPr>
+                    <pic:cNvPr id="3" name="图片 34" descr="81cffa286c4389201ef6715d240cb045"/>
+                    <pic:cNvPicPr>
+                      <a:picLocks noChangeAspect="1"/>
+                    </pic:cNvPicPr>
+                  </pic:nvPicPr>
+                  <pic:blipFill>
+                    <a:blip r:embed="rId16"/>
+                    <a:srcRect l="2060" t="10742" b="12164"/>
+                    <a:stretch>
+                      <a:fillRect/>
+                    </a:stretch>
+                  </pic:blipFill>
+                  <pic:spPr>
+                    <a:xfrm>
+                      <a:off x="0" y="0"/>
+                      <a:ext cx="5571490" cy="4422140"/>
+                    </a:xfrm>
+                    <a:prstGeom prst="rect">
+                      <a:avLst/>
+                    </a:prstGeom>
+                    <a:noFill/>
+                    <a:ln>
+                      <a:noFill/>
+                    </a:ln>
+                  </pic:spPr>
+                </pic:pic>
+              </a:graphicData>
+            </a:graphic>
+          </wp:inline>
+        </w:drawing>
       </w:r>
       <w:bookmarkEnd w:id="10"/>
       <w:bookmarkEnd w:id="11"/>
@@ -3958,6 +6354,47 @@
         <w:rPr>
           <w:rFonts w:hint="eastAsia"/>
         </w:rPr>
+        <w:drawing>
+          <wp:inline distT="0" distB="0" distL="114300" distR="114300">
+            <wp:extent cx="5634355" cy="8992235"/>
+            <wp:effectExtent l="0" t="0" r="4445" b="14605"/>
+            <wp:docPr id="4" name="图片 14" descr="1840ff030bc0ffa3be7ced6c2acae608_720"/>
+            <wp:cNvGraphicFramePr>
+              <a:graphicFrameLocks xmlns:a="http://schemas.openxmlformats.org/drawingml/2006/main" noChangeAspect="1"/>
+            </wp:cNvGraphicFramePr>
+            <a:graphic xmlns:a="http://schemas.openxmlformats.org/drawingml/2006/main">
+              <a:graphicData uri="http://schemas.openxmlformats.org/drawingml/2006/picture">
+                <pic:pic xmlns:pic="http://schemas.openxmlformats.org/drawingml/2006/picture">
+                  <pic:nvPicPr>
+                    <pic:cNvPr id="4" name="图片 14" descr="1840ff030bc0ffa3be7ced6c2acae608_720"/>
+                    <pic:cNvPicPr>
+                      <a:picLocks noChangeAspect="1"/>
+                    </pic:cNvPicPr>
+                  </pic:nvPicPr>
+                  <pic:blipFill>
+                    <a:blip r:embed="rId17"/>
+                    <a:stretch>
+                      <a:fillRect/>
+                    </a:stretch>
+                  </pic:blipFill>
+                  <pic:spPr>
+                    <a:xfrm>
+                      <a:off x="0" y="0"/>
+                      <a:ext cx="5634355" cy="8992235"/>
+                    </a:xfrm>
+                    <a:prstGeom prst="rect">
+                      <a:avLst/>
+                    </a:prstGeom>
+                    <a:noFill/>
+                    <a:ln>
+                      <a:noFill/>
+                    </a:ln>
+                  </pic:spPr>
+                </pic:pic>
+              </a:graphicData>
+            </a:graphic>
+          </wp:inline>
+        </w:drawing>
       </w:r>
     </w:p>
     <w:p>
@@ -4226,7 +6663,21 @@
             <w:vAlign w:val="top"/>
           </w:tcPr>
           <w:p>
-            <w:r>
+            <w:pPr>
+              <w:pStyle w:val="3"/>
+              <w:spacing w:line="276" w:lineRule="auto" w:before="80" w:after="80"/>
+              <w:ind w:left="0" w:firstLine="0"/>
+              <w:jc w:val="center"/>
+              <w:rPr>
+                <w:rFonts w:hint="eastAsia"/>
+              </w:rPr>
+            </w:pPr>
+            <w:r>
+              <w:rPr>
+                <w:rFonts w:ascii="Times New Roman" w:hAnsi="Times New Roman"/>
+                <w:sz w:val="21"/>
+                <w:rFonts w:ascii="Times New Roman" w:hAnsi="Times New Roman" w:eastAsia="宋体"/>
+              </w:rPr>
               <w:t>贾诗涵</w:t>
             </w:r>
           </w:p>
@@ -4318,7 +6769,21 @@
             <w:vAlign w:val="top"/>
           </w:tcPr>
           <w:p>
-            <w:r>
+            <w:pPr>
+              <w:pStyle w:val="3"/>
+              <w:spacing w:line="276" w:lineRule="auto" w:before="80" w:after="80"/>
+              <w:ind w:left="0" w:firstLine="0"/>
+              <w:jc w:val="center"/>
+              <w:rPr>
+                <w:rFonts w:hint="eastAsia"/>
+              </w:rPr>
+            </w:pPr>
+            <w:r>
+              <w:rPr>
+                <w:rFonts w:ascii="Times New Roman" w:hAnsi="Times New Roman"/>
+                <w:sz w:val="21"/>
+                <w:rFonts w:ascii="Times New Roman" w:hAnsi="Times New Roman" w:eastAsia="宋体"/>
+              </w:rPr>
               <w:t>贾诗涵</w:t>
             </w:r>
           </w:p>
@@ -4416,7 +6881,18 @@
             <w:vAlign w:val="top"/>
           </w:tcPr>
           <w:p>
-            <w:r>
+            <w:pPr>
+              <w:pStyle w:val="3"/>
+              <w:spacing w:line="276" w:lineRule="auto" w:before="80" w:after="80"/>
+              <w:ind w:left="0" w:firstLine="0"/>
+              <w:jc w:val="center"/>
+            </w:pPr>
+            <w:r>
+              <w:rPr>
+                <w:rFonts w:ascii="Times New Roman" w:hAnsi="Times New Roman"/>
+                <w:sz w:val="21"/>
+                <w:rFonts w:ascii="Times New Roman" w:hAnsi="Times New Roman" w:eastAsia="宋体"/>
+              </w:rPr>
               <w:t>周康</w:t>
             </w:r>
           </w:p>
@@ -4495,7 +6971,21 @@
             <w:vAlign w:val="top"/>
           </w:tcPr>
           <w:p>
-            <w:r>
+            <w:pPr>
+              <w:pStyle w:val="3"/>
+              <w:spacing w:line="276" w:lineRule="auto" w:before="80" w:after="80"/>
+              <w:ind w:left="0" w:firstLine="0"/>
+              <w:jc w:val="center"/>
+              <w:rPr>
+                <w:rFonts w:hint="eastAsia"/>
+              </w:rPr>
+            </w:pPr>
+            <w:r>
+              <w:rPr>
+                <w:rFonts w:ascii="Times New Roman" w:hAnsi="Times New Roman"/>
+                <w:sz w:val="21"/>
+                <w:rFonts w:ascii="Times New Roman" w:hAnsi="Times New Roman" w:eastAsia="宋体"/>
+              </w:rPr>
               <w:t>刘玉萍</w:t>
             </w:r>
           </w:p>
@@ -4581,7 +7071,21 @@
             <w:vAlign w:val="top"/>
           </w:tcPr>
           <w:p>
-            <w:r>
+            <w:pPr>
+              <w:pStyle w:val="3"/>
+              <w:spacing w:line="276" w:lineRule="auto" w:before="80" w:after="80"/>
+              <w:ind w:left="0" w:firstLine="0"/>
+              <w:jc w:val="center"/>
+              <w:rPr>
+                <w:rFonts w:hint="eastAsia"/>
+              </w:rPr>
+            </w:pPr>
+            <w:r>
+              <w:rPr>
+                <w:rFonts w:ascii="Times New Roman" w:hAnsi="Times New Roman"/>
+                <w:sz w:val="21"/>
+                <w:rFonts w:ascii="Times New Roman" w:hAnsi="Times New Roman" w:eastAsia="宋体"/>
+              </w:rPr>
               <w:t>周康</w:t>
             </w:r>
           </w:p>
@@ -4653,7 +7157,21 @@
             <w:vAlign w:val="top"/>
           </w:tcPr>
           <w:p>
-            <w:r>
+            <w:pPr>
+              <w:pStyle w:val="3"/>
+              <w:spacing w:line="276" w:lineRule="auto" w:before="80" w:after="80"/>
+              <w:ind w:left="0" w:firstLine="0"/>
+              <w:jc w:val="center"/>
+              <w:rPr>
+                <w:rFonts w:hint="eastAsia"/>
+              </w:rPr>
+            </w:pPr>
+            <w:r>
+              <w:rPr>
+                <w:rFonts w:ascii="Times New Roman" w:hAnsi="Times New Roman"/>
+                <w:sz w:val="21"/>
+                <w:rFonts w:ascii="Times New Roman" w:hAnsi="Times New Roman" w:eastAsia="宋体"/>
+              </w:rPr>
               <w:t>刘玉萍</w:t>
             </w:r>
           </w:p>
@@ -4679,6 +7197,102 @@
                 <w:rFonts w:hint="eastAsia"/>
               </w:rPr>
               <w:t>产品和质量保证</w:t>
+            </w:r>
+          </w:p>
+        </w:tc>
+      </w:tr>
+      <w:tr>
+        <w:tblPrEx>
+          <w:tblBorders>
+            <w:top w:val="single" w:color="000000" w:sz="12" w:space="0"/>
+            <w:left w:val="single" w:color="000000" w:sz="12" w:space="0"/>
+            <w:bottom w:val="single" w:color="000000" w:sz="12" w:space="0"/>
+            <w:right w:val="single" w:color="000000" w:sz="12" w:space="0"/>
+            <w:insideH w:val="single" w:color="000000" w:sz="6" w:space="0"/>
+            <w:insideV w:val="none" w:color="auto" w:sz="0" w:space="0"/>
+          </w:tblBorders>
+          <w:tblCellMar>
+            <w:top w:w="0" w:type="dxa"/>
+            <w:left w:w="108" w:type="dxa"/>
+            <w:bottom w:w="0" w:type="dxa"/>
+            <w:right w:w="108" w:type="dxa"/>
+          </w:tblCellMar>
+        </w:tblPrEx>
+        <w:trPr>
+          <w:trHeight w:val="284" w:hRule="exact"/>
+        </w:trPr>
+        <w:tc>
+          <w:tcPr>
+            <w:tcW w:w="2514" w:type="dxa"/>
+            <w:noWrap/>
+            <w:vAlign w:val="top"/>
+          </w:tcPr>
+          <w:p>
+            <w:pPr>
+              <w:pStyle w:val="3"/>
+              <w:spacing w:line="276" w:lineRule="auto" w:before="80" w:after="80"/>
+              <w:ind w:left="0" w:firstLine="0"/>
+              <w:jc w:val="center"/>
+            </w:pPr>
+            <w:r>
+              <w:rPr>
+                <w:rFonts w:ascii="Times New Roman" w:hAnsi="Times New Roman"/>
+                <w:sz w:val="21"/>
+                <w:rFonts w:ascii="Times New Roman" w:hAnsi="Times New Roman" w:eastAsia="宋体"/>
+              </w:rPr>
+              <w:t>FE</w:t>
+            </w:r>
+          </w:p>
+        </w:tc>
+        <w:tc>
+          <w:tcPr>
+            <w:tcW w:w="3685" w:type="dxa"/>
+            <w:noWrap/>
+            <w:vAlign w:val="top"/>
+          </w:tcPr>
+          <w:p>
+            <w:pPr>
+              <w:pStyle w:val="3"/>
+              <w:spacing w:line="276" w:lineRule="auto" w:before="80" w:after="80"/>
+              <w:ind w:left="0" w:firstLine="0"/>
+              <w:jc w:val="center"/>
+              <w:rPr>
+                <w:rFonts w:hint="eastAsia"/>
+              </w:rPr>
+            </w:pPr>
+            <w:r>
+              <w:rPr>
+                <w:rFonts w:ascii="Times New Roman" w:hAnsi="Times New Roman"/>
+                <w:sz w:val="21"/>
+                <w:rFonts w:ascii="Times New Roman" w:hAnsi="Times New Roman" w:eastAsia="宋体"/>
+              </w:rPr>
+              <w:t>罗志银</w:t>
+            </w:r>
+          </w:p>
+        </w:tc>
+        <w:tc>
+          <w:tcPr>
+            <w:tcW w:w="2835" w:type="dxa"/>
+            <w:noWrap/>
+            <w:vAlign w:val="top"/>
+          </w:tcPr>
+          <w:p>
+            <w:pPr>
+              <w:pStyle w:val="3"/>
+              <w:spacing w:line="276" w:lineRule="auto" w:before="80" w:after="80"/>
+              <w:ind w:left="0" w:firstLine="0"/>
+              <w:jc w:val="center"/>
+              <w:rPr>
+                <w:rFonts w:hint="eastAsia"/>
+              </w:rPr>
+            </w:pPr>
+            <w:r>
+              <w:rPr>
+                <w:rFonts w:ascii="Times New Roman" w:hAnsi="Times New Roman"/>
+                <w:sz w:val="21"/>
+                <w:rFonts w:ascii="Times New Roman" w:hAnsi="Times New Roman" w:eastAsia="宋体"/>
+              </w:rPr>
+              <w:t>前端开发工程师</w:t>
             </w:r>
           </w:p>
         </w:tc>
@@ -12480,7 +15094,22 @@
           <w:rFonts w:hint="eastAsia"/>
         </w:rPr>
       </w:pPr>
-      <w:r/>
+      <w:r>
+        <w:object>
+          <v:shape id="_x0000_i1025" o:spt="75" type="#_x0000_t75" style="height:138.95pt;width:467.05pt;" o:ole="t" filled="f" stroked="f" coordsize="21600,21600">
+            <v:path/>
+            <v:fill on="f" focussize="0,0"/>
+            <v:stroke on="f"/>
+            <v:imagedata r:id="rId19" o:title=""/>
+            <o:lock v:ext="edit" aspectratio="t"/>
+            <w10:wrap type="none"/>
+            <w10:anchorlock/>
+          </v:shape>
+          <o:OLEObject Type="Embed" ProgID="Visio.Drawing.11" ShapeID="_x0000_i1025" DrawAspect="Content" ObjectID="_1468075725" r:id="rId18">
+            <o:LockedField>false</o:LockedField>
+          </o:OLEObject>
+        </w:object>
+      </w:r>
     </w:p>
     <w:p>
       <w:pPr>
@@ -13701,7 +16330,22 @@
           <w:rFonts w:hint="eastAsia"/>
         </w:rPr>
       </w:pPr>
-      <w:r/>
+      <w:r>
+        <w:object>
+          <v:shape id="_x0000_i1026" o:spt="75" type="#_x0000_t75" style="height:190.1pt;width:453.95pt;" o:ole="t" filled="f" stroked="f" coordsize="21600,21600">
+            <v:path/>
+            <v:fill on="f" focussize="0,0"/>
+            <v:stroke on="f"/>
+            <v:imagedata r:id="rId21" o:title=""/>
+            <o:lock v:ext="edit" aspectratio="t"/>
+            <w10:wrap type="none"/>
+            <w10:anchorlock/>
+          </v:shape>
+          <o:OLEObject Type="Embed" ProgID="Visio.Drawing.11" ShapeID="_x0000_i1026" DrawAspect="Content" ObjectID="_1468075726" r:id="rId20">
+            <o:LockedField>false</o:LockedField>
+          </o:OLEObject>
+        </w:object>
+      </w:r>
     </w:p>
     <w:p>
       <w:pPr>
@@ -13891,7 +16535,7 @@
         <w:rPr>
           <w:rFonts w:hint="eastAsia"/>
         </w:rPr>
-        <w:t>项目的CCB成员为：邬中塬、贾诗涵、周康、付杰、杨坤荣。</w:t>
+        <w:t>项目的CCB成员为：贾诗涵、周康、罗志银、刘玉萍。</w:t>
       </w:r>
     </w:p>
     <w:p>
@@ -13907,13 +16551,7 @@
         </w:rPr>
       </w:pPr>
       <w:r>
-        <w:t>CCB 主席</w:t>
-      </w:r>
-      <w:r>
-        <w:rPr>
-          <w:rFonts w:hint="eastAsia"/>
-        </w:rPr>
-        <w:t>：邬中塬</w:t>
+        <w:t>CCB 主席：贾诗涵</w:t>
       </w:r>
     </w:p>
     <w:p>
@@ -14222,7 +16860,20 @@
             <w:vAlign w:val="top"/>
           </w:tcPr>
           <w:p>
-            <w:r>
+            <w:pPr>
+              <w:spacing w:line="276" w:lineRule="auto" w:before="80" w:after="80"/>
+              <w:ind w:firstLine="0"/>
+              <w:jc w:val="center"/>
+              <w:rPr>
+                <w:rFonts w:hint="eastAsia"/>
+              </w:rPr>
+            </w:pPr>
+            <w:r>
+              <w:rPr>
+                <w:rFonts w:ascii="Times New Roman" w:hAnsi="Times New Roman"/>
+                <w:sz w:val="21"/>
+                <w:rFonts w:ascii="Times New Roman" w:hAnsi="Times New Roman" w:eastAsia="宋体"/>
+              </w:rPr>
               <w:t>贾诗涵</w:t>
             </w:r>
           </w:p>
@@ -14312,7 +16963,20 @@
             <w:vAlign w:val="top"/>
           </w:tcPr>
           <w:p>
-            <w:r>
+            <w:pPr>
+              <w:spacing w:line="276" w:lineRule="auto" w:before="80" w:after="80"/>
+              <w:ind w:firstLine="0"/>
+              <w:jc w:val="center"/>
+              <w:rPr>
+                <w:rFonts w:hint="eastAsia"/>
+              </w:rPr>
+            </w:pPr>
+            <w:r>
+              <w:rPr>
+                <w:rFonts w:ascii="Times New Roman" w:hAnsi="Times New Roman"/>
+                <w:sz w:val="21"/>
+                <w:rFonts w:ascii="Times New Roman" w:hAnsi="Times New Roman" w:eastAsia="宋体"/>
+              </w:rPr>
               <w:t>周康</w:t>
             </w:r>
           </w:p>
@@ -14402,7 +17066,20 @@
             <w:vAlign w:val="top"/>
           </w:tcPr>
           <w:p>
-            <w:r>
+            <w:pPr>
+              <w:spacing w:line="276" w:lineRule="auto" w:before="80" w:after="80"/>
+              <w:ind w:firstLine="0"/>
+              <w:jc w:val="center"/>
+              <w:rPr>
+                <w:rFonts w:hint="eastAsia"/>
+              </w:rPr>
+            </w:pPr>
+            <w:r>
+              <w:rPr>
+                <w:rFonts w:ascii="Times New Roman" w:hAnsi="Times New Roman"/>
+                <w:sz w:val="21"/>
+                <w:rFonts w:ascii="Times New Roman" w:hAnsi="Times New Roman" w:eastAsia="宋体"/>
+              </w:rPr>
               <w:t>周康</w:t>
             </w:r>
           </w:p>
@@ -14492,7 +17169,20 @@
             <w:vAlign w:val="top"/>
           </w:tcPr>
           <w:p>
-            <w:r>
+            <w:pPr>
+              <w:spacing w:line="276" w:lineRule="auto" w:before="80" w:after="80"/>
+              <w:ind w:firstLine="0"/>
+              <w:jc w:val="center"/>
+              <w:rPr>
+                <w:rFonts w:hint="eastAsia"/>
+              </w:rPr>
+            </w:pPr>
+            <w:r>
+              <w:rPr>
+                <w:rFonts w:ascii="Times New Roman" w:hAnsi="Times New Roman"/>
+                <w:sz w:val="21"/>
+                <w:rFonts w:ascii="Times New Roman" w:hAnsi="Times New Roman" w:eastAsia="宋体"/>
+              </w:rPr>
               <w:t>贾诗涵</w:t>
             </w:r>
           </w:p>
@@ -14576,7 +17266,20 @@
             <w:vAlign w:val="top"/>
           </w:tcPr>
           <w:p>
-            <w:r>
+            <w:pPr>
+              <w:spacing w:line="276" w:lineRule="auto" w:before="80" w:after="80"/>
+              <w:ind w:firstLine="0"/>
+              <w:jc w:val="center"/>
+              <w:rPr>
+                <w:rFonts w:hint="eastAsia"/>
+              </w:rPr>
+            </w:pPr>
+            <w:r>
+              <w:rPr>
+                <w:rFonts w:ascii="Times New Roman" w:hAnsi="Times New Roman"/>
+                <w:sz w:val="21"/>
+                <w:rFonts w:ascii="Times New Roman" w:hAnsi="Times New Roman" w:eastAsia="宋体"/>
+              </w:rPr>
               <w:t>贾诗涵</w:t>
             </w:r>
           </w:p>
@@ -14666,7 +17369,20 @@
             <w:vAlign w:val="top"/>
           </w:tcPr>
           <w:p>
-            <w:r>
+            <w:pPr>
+              <w:spacing w:line="276" w:lineRule="auto" w:before="80" w:after="80"/>
+              <w:ind w:firstLine="0"/>
+              <w:jc w:val="center"/>
+              <w:rPr>
+                <w:rFonts w:hint="eastAsia"/>
+              </w:rPr>
+            </w:pPr>
+            <w:r>
+              <w:rPr>
+                <w:rFonts w:ascii="Times New Roman" w:hAnsi="Times New Roman"/>
+                <w:sz w:val="21"/>
+                <w:rFonts w:ascii="Times New Roman" w:hAnsi="Times New Roman" w:eastAsia="宋体"/>
+              </w:rPr>
               <w:t>周康</w:t>
             </w:r>
           </w:p>
@@ -14750,7 +17466,20 @@
             <w:vAlign w:val="top"/>
           </w:tcPr>
           <w:p>
-            <w:r>
+            <w:pPr>
+              <w:spacing w:line="276" w:lineRule="auto" w:before="80" w:after="80"/>
+              <w:ind w:firstLine="0"/>
+              <w:jc w:val="center"/>
+              <w:rPr>
+                <w:rFonts w:hint="eastAsia"/>
+              </w:rPr>
+            </w:pPr>
+            <w:r>
+              <w:rPr>
+                <w:rFonts w:ascii="Times New Roman" w:hAnsi="Times New Roman"/>
+                <w:sz w:val="21"/>
+                <w:rFonts w:ascii="Times New Roman" w:hAnsi="Times New Roman" w:eastAsia="宋体"/>
+              </w:rPr>
               <w:t>刘玉萍</w:t>
             </w:r>
           </w:p>
@@ -14834,7 +17563,123 @@
             <w:vAlign w:val="top"/>
           </w:tcPr>
           <w:p>
-            <w:r>
+            <w:pPr>
+              <w:spacing w:line="276" w:lineRule="auto" w:before="80" w:after="80"/>
+              <w:ind w:firstLine="0"/>
+              <w:jc w:val="center"/>
+              <w:rPr>
+                <w:rFonts w:hint="eastAsia"/>
+              </w:rPr>
+            </w:pPr>
+            <w:r>
+              <w:rPr>
+                <w:rFonts w:ascii="Times New Roman" w:hAnsi="Times New Roman"/>
+                <w:sz w:val="21"/>
+                <w:rFonts w:ascii="Times New Roman" w:hAnsi="Times New Roman" w:eastAsia="宋体"/>
+              </w:rPr>
+              <w:t>罗志银</w:t>
+            </w:r>
+          </w:p>
+        </w:tc>
+        <w:tc>
+          <w:tcPr>
+            <w:tcW w:w="1800" w:type="dxa"/>
+            <w:tcBorders>
+              <w:top w:val="single" w:color="000000" w:sz="6" w:space="0"/>
+              <w:left w:val="single" w:color="000000" w:sz="6" w:space="0"/>
+              <w:bottom w:val="single" w:color="000000" w:sz="6" w:space="0"/>
+              <w:right w:val="single" w:color="auto" w:sz="4" w:space="0"/>
+            </w:tcBorders>
+            <w:noWrap w:val="0"/>
+            <w:vAlign w:val="top"/>
+          </w:tcPr>
+          <w:p>
+            <w:pPr>
+              <w:spacing w:line="276" w:lineRule="auto" w:before="80" w:after="80"/>
+              <w:ind w:firstLine="0"/>
+            </w:pPr>
+            <w:r>
+              <w:rPr>
+                <w:rFonts w:ascii="Times New Roman" w:hAnsi="Times New Roman"/>
+                <w:sz w:val="21"/>
+                <w:rFonts w:ascii="Times New Roman" w:hAnsi="Times New Roman" w:eastAsia="宋体"/>
+              </w:rPr>
+              <w:t>复审员</w:t>
+            </w:r>
+          </w:p>
+        </w:tc>
+        <w:tc>
+          <w:tcPr>
+            <w:tcW w:w="4140" w:type="dxa"/>
+            <w:tcBorders>
+              <w:top w:val="single" w:color="000000" w:sz="6" w:space="0"/>
+              <w:left w:val="single" w:color="auto" w:sz="4" w:space="0"/>
+              <w:bottom w:val="single" w:color="000000" w:sz="6" w:space="0"/>
+              <w:right w:val="single" w:color="000000" w:sz="6" w:space="0"/>
+            </w:tcBorders>
+            <w:noWrap w:val="0"/>
+            <w:vAlign w:val="top"/>
+          </w:tcPr>
+          <w:p>
+            <w:pPr>
+              <w:spacing w:line="276" w:lineRule="auto" w:before="80" w:after="80"/>
+              <w:ind w:firstLine="0"/>
+            </w:pPr>
+            <w:r>
+              <w:rPr>
+                <w:rFonts w:ascii="Times New Roman" w:hAnsi="Times New Roman"/>
+                <w:sz w:val="21"/>
+                <w:rFonts w:ascii="Times New Roman" w:hAnsi="Times New Roman" w:eastAsia="宋体"/>
+              </w:rPr>
+              <w:t>前端代码与界面复审</w:t>
+            </w:r>
+          </w:p>
+        </w:tc>
+      </w:tr>
+      <w:tr>
+        <w:tblPrEx>
+          <w:tblBorders>
+            <w:top w:val="single" w:color="000000" w:sz="6" w:space="0"/>
+            <w:left w:val="single" w:color="000000" w:sz="6" w:space="0"/>
+            <w:bottom w:val="single" w:color="000000" w:sz="6" w:space="0"/>
+            <w:right w:val="single" w:color="000000" w:sz="6" w:space="0"/>
+            <w:insideH w:val="single" w:color="000000" w:sz="6" w:space="0"/>
+            <w:insideV w:val="single" w:color="000000" w:sz="6" w:space="0"/>
+          </w:tblBorders>
+          <w:tblCellMar>
+            <w:top w:w="0" w:type="dxa"/>
+            <w:left w:w="108" w:type="dxa"/>
+            <w:bottom w:w="0" w:type="dxa"/>
+            <w:right w:w="108" w:type="dxa"/>
+          </w:tblCellMar>
+        </w:tblPrEx>
+        <w:tc>
+          <w:tcPr>
+            <w:tcW w:w="2023" w:type="dxa"/>
+            <w:tcBorders>
+              <w:top w:val="single" w:color="000000" w:sz="6" w:space="0"/>
+              <w:left w:val="single" w:color="000000" w:sz="6" w:space="0"/>
+              <w:bottom w:val="single" w:color="000000" w:sz="6" w:space="0"/>
+              <w:right w:val="single" w:color="000000" w:sz="6" w:space="0"/>
+            </w:tcBorders>
+            <w:noWrap w:val="0"/>
+            <w:vAlign w:val="top"/>
+          </w:tcPr>
+          <w:p>
+            <w:pPr>
+              <w:spacing w:line="276" w:lineRule="auto" w:before="80" w:after="80"/>
+              <w:ind w:firstLine="0"/>
+              <w:jc w:val="center"/>
+              <w:rPr>
+                <w:rFonts w:hint="eastAsia"/>
+              </w:rPr>
+            </w:pPr>
+            <w:r>
+              <w:rPr>
+                <w:rFonts w:ascii="Times New Roman" w:hAnsi="Times New Roman"/>
+                <w:sz w:val="21"/>
+                <w:rFonts w:ascii="Times New Roman" w:hAnsi="Times New Roman" w:eastAsia="宋体"/>
+              </w:rPr>
               <w:t>周康</w:t>
             </w:r>
           </w:p>
@@ -16438,16 +19283,19 @@
       <w:rPr>
         <w:rStyle w:val="36"/>
       </w:rPr>
+      <w:fldChar w:fldCharType="begin"/>
     </w:r>
     <w:r>
       <w:rPr>
         <w:rStyle w:val="36"/>
       </w:rPr>
+      <w:instrText xml:space="preserve">PAGE  </w:instrText>
     </w:r>
     <w:r>
       <w:rPr>
         <w:rStyle w:val="36"/>
       </w:rPr>
+      <w:fldChar w:fldCharType="end"/>
     </w:r>
   </w:p>
   <w:p>
@@ -16483,16 +19331,19 @@
       <w:rPr>
         <w:rStyle w:val="36"/>
       </w:rPr>
+      <w:fldChar w:fldCharType="begin"/>
     </w:r>
     <w:r>
       <w:rPr>
         <w:rStyle w:val="36"/>
       </w:rPr>
+      <w:instrText xml:space="preserve"> PAGE  \* ROMAN </w:instrText>
     </w:r>
     <w:r>
       <w:rPr>
         <w:rStyle w:val="36"/>
       </w:rPr>
+      <w:fldChar w:fldCharType="separate"/>
     </w:r>
     <w:r>
       <w:rPr>
@@ -16504,6 +19355,7 @@
       <w:rPr>
         <w:rStyle w:val="36"/>
       </w:rPr>
+      <w:fldChar w:fldCharType="end"/>
     </w:r>
   </w:p>
   <w:p>
@@ -16521,7 +19373,74 @@
     <w:pPr>
       <w:pStyle w:val="22"/>
     </w:pPr>
-    <w:r/>
+    <w:r>
+      <mc:AlternateContent>
+        <mc:Choice Requires="wps">
+          <w:drawing>
+            <wp:anchor distT="0" distB="0" distL="114300" distR="114300" simplePos="0" relativeHeight="251659264" behindDoc="0" locked="0" layoutInCell="1" allowOverlap="1">
+              <wp:simplePos x="0" y="0"/>
+              <wp:positionH relativeFrom="page">
+                <wp:align>center</wp:align>
+              </wp:positionH>
+              <wp:positionV relativeFrom="page">
+                <wp:align>center</wp:align>
+              </wp:positionV>
+              <wp:extent cx="7364730" cy="9528810"/>
+              <wp:effectExtent l="7620" t="7620" r="19050" b="19050"/>
+              <wp:wrapNone/>
+              <wp:docPr id="5" name="矩形 232"/>
+              <wp:cNvGraphicFramePr/>
+              <a:graphic xmlns:a="http://schemas.openxmlformats.org/drawingml/2006/main">
+                <a:graphicData uri="http://schemas.microsoft.com/office/word/2010/wordprocessingShape">
+                  <wps:wsp>
+                    <wps:cNvSpPr/>
+                    <wps:spPr>
+                      <a:xfrm>
+                        <a:off x="0" y="0"/>
+                        <a:ext cx="7364730" cy="9528810"/>
+                      </a:xfrm>
+                      <a:prstGeom prst="rect">
+                        <a:avLst/>
+                      </a:prstGeom>
+                      <a:noFill/>
+                      <a:ln w="15875" cap="flat" cmpd="sng" algn="ctr">
+                        <a:solidFill>
+                          <a:srgbClr val="E7E6E6">
+                            <a:lumMod val="50000"/>
+                          </a:srgbClr>
+                        </a:solidFill>
+                        <a:prstDash val="solid"/>
+                        <a:miter lim="800000"/>
+                      </a:ln>
+                      <a:effectLst/>
+                    </wps:spPr>
+                    <wps:bodyPr rot="0" spcFirstLastPara="0" vertOverflow="overflow" horzOverflow="overflow" vert="horz" wrap="square" lIns="91440" tIns="45720" rIns="91440" bIns="45720" numCol="1" spcCol="0" rtlCol="0" fromWordArt="0" anchor="ctr" anchorCtr="0" forceAA="0" compatLnSpc="1">
+                      <a:noAutofit/>
+                    </wps:bodyPr>
+                  </wps:wsp>
+                </a:graphicData>
+              </a:graphic>
+              <wp14:sizeRelH relativeFrom="page">
+                <wp14:pctWidth>95000</wp14:pctWidth>
+              </wp14:sizeRelH>
+              <wp14:sizeRelV relativeFrom="page">
+                <wp14:pctHeight>95000</wp14:pctHeight>
+              </wp14:sizeRelV>
+            </wp:anchor>
+          </w:drawing>
+        </mc:Choice>
+        <mc:Fallback>
+          <w:pict>
+            <v:rect id="矩形 232" o:spid="_x0000_s1026" o:spt="1" style="position:absolute;left:0pt;height:750.3pt;width:579.9pt;mso-position-horizontal:center;mso-position-horizontal-relative:page;mso-position-vertical:center;mso-position-vertical-relative:page;z-index:251659264;v-text-anchor:middle;mso-width-relative:page;mso-height-relative:page;mso-width-percent:950;mso-height-percent:950;" filled="f" stroked="t" coordsize="21600,21600" o:gfxdata="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">
+              <v:fill on="f" focussize="0,0"/>
+              <v:stroke weight="1.25pt" color="#767171" miterlimit="8" joinstyle="miter"/>
+              <v:imagedata o:title=""/>
+              <o:lock v:ext="edit" aspectratio="f"/>
+            </v:rect>
+          </w:pict>
+        </mc:Fallback>
+      </mc:AlternateContent>
+    </w:r>
     <w:r>
       <w:rPr>
         <w:color w:val="4472C4"/>
@@ -16542,17 +19461,20 @@
         <w:rFonts w:ascii="等线" w:hAnsi="等线" w:eastAsia="等线" w:cs="Times New Roman"/>
         <w:color w:val="4472C4"/>
       </w:rPr>
+      <w:fldChar w:fldCharType="begin"/>
     </w:r>
     <w:r>
       <w:rPr>
         <w:color w:val="4472C4"/>
       </w:rPr>
+      <w:instrText xml:space="preserve">PAGE    \* MERGEFORMAT</w:instrText>
     </w:r>
     <w:r>
       <w:rPr>
         <w:rFonts w:ascii="等线" w:hAnsi="等线" w:eastAsia="等线" w:cs="Times New Roman"/>
         <w:color w:val="4472C4"/>
       </w:rPr>
+      <w:fldChar w:fldCharType="separate"/>
     </w:r>
     <w:r>
       <w:rPr>
@@ -16567,6 +19489,7 @@
         <w:rFonts w:ascii="等线 Light" w:hAnsi="等线 Light" w:eastAsia="等线 Light" w:cs="Times New Roman"/>
         <w:color w:val="4472C4"/>
       </w:rPr>
+      <w:fldChar w:fldCharType="end"/>
     </w:r>
   </w:p>
 </w:ftr>
@@ -18023,8 +20946,8 @@
     <w:rPr>
       <w:b w:val="0"/>
       <w:bCs w:val="0"/>
-      <w:i/>
-      <w:iCs/>
+      <w:i w:val="0"/>
+      <w:iCs w:val="0"/>
       <w:sz w:val="21"/>
       <w:szCs w:val="21"/>
     </w:rPr>
@@ -18065,7 +20988,8 @@
       <w:outlineLvl w:val="4"/>
     </w:pPr>
     <w:rPr>
-      <w:i/>
+      <w:i w:val="0"/>
+      <w:iCs w:val="0"/>
     </w:rPr>
   </w:style>
   <w:style w:type="paragraph" w:styleId="8">
@@ -18101,7 +21025,8 @@
       <w:outlineLvl w:val="6"/>
     </w:pPr>
     <w:rPr>
-      <w:i/>
+      <w:i w:val="0"/>
+      <w:iCs w:val="0"/>
     </w:rPr>
   </w:style>
   <w:style w:type="paragraph" w:styleId="10">
@@ -18120,8 +21045,8 @@
       <w:outlineLvl w:val="7"/>
     </w:pPr>
     <w:rPr>
-      <w:i/>
-      <w:iCs/>
+      <w:i w:val="0"/>
+      <w:iCs w:val="0"/>
     </w:rPr>
   </w:style>
   <w:style w:type="paragraph" w:styleId="11">
@@ -18142,8 +21067,8 @@
     <w:rPr>
       <w:b/>
       <w:bCs/>
-      <w:i/>
-      <w:iCs/>
+      <w:i w:val="0"/>
+      <w:iCs w:val="0"/>
       <w:sz w:val="18"/>
       <w:szCs w:val="18"/>
     </w:rPr>
@@ -18211,7 +21136,8 @@
     <w:uiPriority w:val="0"/>
     <w:rPr>
       <w:rFonts w:ascii="Arial" w:hAnsi="Arial" w:eastAsia="Arial" w:cs="Arial"/>
-      <w:i/>
+      <w:i w:val="0"/>
+      <w:iCs w:val="0"/>
     </w:rPr>
   </w:style>
   <w:style w:type="paragraph" w:styleId="15">
@@ -18240,8 +21166,8 @@
       <w:ind w:left="720"/>
     </w:pPr>
     <w:rPr>
-      <w:i/>
-      <w:iCs/>
+      <w:i w:val="0"/>
+      <w:iCs w:val="0"/>
       <w:color w:val="0000FF"/>
       <w:u w:val="single"/>
     </w:rPr>
@@ -18270,8 +21196,8 @@
     </w:pPr>
     <w:rPr>
       <w:rFonts w:ascii="Times New Roman"/>
-      <w:i/>
-      <w:iCs/>
+      <w:i w:val="0"/>
+      <w:iCs w:val="0"/>
       <w:szCs w:val="24"/>
     </w:rPr>
   </w:style>
@@ -18365,8 +21291,8 @@
       <w:jc w:val="center"/>
     </w:pPr>
     <w:rPr>
-      <w:i/>
-      <w:iCs/>
+      <w:i w:val="0"/>
+      <w:iCs w:val="0"/>
       <w:sz w:val="36"/>
       <w:szCs w:val="36"/>
       <w:lang w:val="en-AU"/>
@@ -18554,16 +21480,18 @@
     <w:qFormat/>
     <w:uiPriority w:val="0"/>
     <w:rPr>
-      <w:i/>
-      <w:iCs/>
+      <w:i w:val="0"/>
+      <w:iCs w:val="0"/>
     </w:rPr>
   </w:style>
   <w:style w:type="character" w:styleId="39">
     <w:name w:val="Hyperlink"/>
     <w:uiPriority w:val="99"/>
     <w:rPr>
-      <w:color w:val="0000FF"/>
-      <w:u w:val="single"/>
+      <w:color w:val="000000"/>
+      <w:u w:val="none"/>
+      <w:i w:val="0"/>
+      <w:iCs w:val="0"/>
     </w:rPr>
   </w:style>
   <w:style w:type="character" w:styleId="40">
@@ -18732,8 +21660,8 @@
       <w:spacing w:after="120"/>
     </w:pPr>
     <w:rPr>
-      <w:i/>
-      <w:iCs/>
+      <w:i w:val="0"/>
+      <w:iCs w:val="0"/>
       <w:color w:val="0000FF"/>
     </w:rPr>
   </w:style>
@@ -18774,6 +21702,8 @@
     <w:uiPriority w:val="0"/>
     <w:rPr>
       <w:rFonts w:ascii="Arial" w:hAnsi="Arial"/>
+      <w:i w:val="0"/>
+      <w:iCs w:val="0"/>
     </w:rPr>
   </w:style>
   <w:style w:type="character" w:customStyle="1" w:styleId="59">
@@ -18783,8 +21713,8 @@
       <w:rFonts w:ascii="宋体" w:eastAsia="宋体" w:cs="宋体"/>
       <w:b/>
       <w:bCs/>
-      <w:i/>
-      <w:iCs/>
+      <w:i w:val="0"/>
+      <w:iCs w:val="0"/>
       <w:snapToGrid w:val="0"/>
       <w:sz w:val="24"/>
       <w:szCs w:val="24"/>
@@ -18798,8 +21728,8 @@
       <w:rFonts w:ascii="Arial" w:hAnsi="Arial" w:eastAsia="宋体" w:cs="宋体"/>
       <w:b/>
       <w:bCs/>
-      <w:i/>
-      <w:iCs/>
+      <w:i w:val="0"/>
+      <w:iCs w:val="0"/>
       <w:snapToGrid w:val="0"/>
       <w:sz w:val="24"/>
       <w:szCs w:val="24"/>

--- a/documents/配置计划.docx
+++ b/documents/配置计划.docx
@@ -88,6 +88,12 @@
                   <w:insideH w:val="single" w:color="auto" w:sz="4" w:space="0"/>
                   <w:insideV w:val="single" w:color="auto" w:sz="4" w:space="0"/>
                 </w:tblBorders>
+                <w:tblCellMar>
+                  <w:top w:w="0" w:type="dxa"/>
+                  <w:left w:w="108" w:type="dxa"/>
+                  <w:bottom w:w="0" w:type="dxa"/>
+                  <w:right w:w="108" w:type="dxa"/>
+                </w:tblCellMar>
               </w:tblPrEx>
               <w:trPr>
                 <w:trHeight w:val="248" w:hRule="atLeast"/>
@@ -1609,6 +1615,314 @@
           </w:p>
         </w:tc>
       </w:tr>
+      <w:tr>
+        <w:tblPrEx>
+          <w:tblBorders>
+            <w:top w:val="single" w:color="auto" w:sz="4" w:space="0"/>
+            <w:left w:val="single" w:color="auto" w:sz="4" w:space="0"/>
+            <w:bottom w:val="single" w:color="auto" w:sz="4" w:space="0"/>
+            <w:right w:val="single" w:color="auto" w:sz="4" w:space="0"/>
+            <w:insideH w:val="single" w:color="auto" w:sz="4" w:space="0"/>
+            <w:insideV w:val="single" w:color="auto" w:sz="4" w:space="0"/>
+          </w:tblBorders>
+          <w:tblCellMar>
+            <w:top w:w="0" w:type="dxa"/>
+            <w:left w:w="108" w:type="dxa"/>
+            <w:bottom w:w="0" w:type="dxa"/>
+            <w:right w:w="108" w:type="dxa"/>
+          </w:tblCellMar>
+        </w:tblPrEx>
+        <w:trPr>
+          <w:trHeight w:val="108" w:hRule="atLeast"/>
+        </w:trPr>
+        <w:tc>
+          <w:tcPr>
+            <w:tcW w:w="1368" w:type="dxa"/>
+          </w:tcPr>
+          <w:p>
+            <w:pPr>
+              <w:spacing w:before="80" w:after="80" w:line="276" w:lineRule="auto"/>
+              <w:rPr>
+                <w:rFonts w:ascii="Times New Roman"/>
+                <w:sz w:val="21"/>
+              </w:rPr>
+            </w:pPr>
+          </w:p>
+        </w:tc>
+        <w:tc>
+          <w:tcPr>
+            <w:tcW w:w="1440" w:type="dxa"/>
+          </w:tcPr>
+          <w:p>
+            <w:pPr>
+              <w:spacing w:before="80" w:after="80" w:line="276" w:lineRule="auto"/>
+              <w:rPr>
+                <w:rFonts w:ascii="Times New Roman"/>
+                <w:sz w:val="21"/>
+              </w:rPr>
+            </w:pPr>
+          </w:p>
+        </w:tc>
+        <w:tc>
+          <w:tcPr>
+            <w:tcW w:w="4320" w:type="dxa"/>
+          </w:tcPr>
+          <w:p>
+            <w:pPr>
+              <w:spacing w:before="80" w:after="80" w:line="276" w:lineRule="auto"/>
+              <w:rPr>
+                <w:rFonts w:ascii="Times New Roman"/>
+                <w:sz w:val="21"/>
+              </w:rPr>
+            </w:pPr>
+          </w:p>
+        </w:tc>
+        <w:tc>
+          <w:tcPr>
+            <w:tcW w:w="2160" w:type="dxa"/>
+          </w:tcPr>
+          <w:p>
+            <w:pPr>
+              <w:spacing w:before="80" w:after="80" w:line="276" w:lineRule="auto"/>
+              <w:rPr>
+                <w:rFonts w:ascii="Times New Roman"/>
+                <w:sz w:val="21"/>
+              </w:rPr>
+            </w:pPr>
+          </w:p>
+        </w:tc>
+      </w:tr>
+      <w:tr>
+        <w:tblPrEx>
+          <w:tblBorders>
+            <w:top w:val="single" w:color="auto" w:sz="4" w:space="0"/>
+            <w:left w:val="single" w:color="auto" w:sz="4" w:space="0"/>
+            <w:bottom w:val="single" w:color="auto" w:sz="4" w:space="0"/>
+            <w:right w:val="single" w:color="auto" w:sz="4" w:space="0"/>
+            <w:insideH w:val="single" w:color="auto" w:sz="4" w:space="0"/>
+            <w:insideV w:val="single" w:color="auto" w:sz="4" w:space="0"/>
+          </w:tblBorders>
+          <w:tblCellMar>
+            <w:top w:w="0" w:type="dxa"/>
+            <w:left w:w="108" w:type="dxa"/>
+            <w:bottom w:w="0" w:type="dxa"/>
+            <w:right w:w="108" w:type="dxa"/>
+          </w:tblCellMar>
+        </w:tblPrEx>
+        <w:trPr>
+          <w:trHeight w:val="108" w:hRule="atLeast"/>
+        </w:trPr>
+        <w:tc>
+          <w:tcPr>
+            <w:tcW w:w="1368" w:type="dxa"/>
+          </w:tcPr>
+          <w:p>
+            <w:pPr>
+              <w:spacing w:before="80" w:after="80" w:line="276" w:lineRule="auto"/>
+              <w:rPr>
+                <w:rFonts w:ascii="Times New Roman"/>
+                <w:sz w:val="21"/>
+              </w:rPr>
+            </w:pPr>
+          </w:p>
+        </w:tc>
+        <w:tc>
+          <w:tcPr>
+            <w:tcW w:w="1440" w:type="dxa"/>
+          </w:tcPr>
+          <w:p>
+            <w:pPr>
+              <w:spacing w:before="80" w:after="80" w:line="276" w:lineRule="auto"/>
+              <w:rPr>
+                <w:rFonts w:ascii="Times New Roman"/>
+                <w:sz w:val="21"/>
+              </w:rPr>
+            </w:pPr>
+          </w:p>
+        </w:tc>
+        <w:tc>
+          <w:tcPr>
+            <w:tcW w:w="4320" w:type="dxa"/>
+          </w:tcPr>
+          <w:p>
+            <w:pPr>
+              <w:spacing w:before="80" w:after="80" w:line="276" w:lineRule="auto"/>
+              <w:rPr>
+                <w:rFonts w:ascii="Times New Roman"/>
+                <w:sz w:val="21"/>
+              </w:rPr>
+            </w:pPr>
+          </w:p>
+        </w:tc>
+        <w:tc>
+          <w:tcPr>
+            <w:tcW w:w="2160" w:type="dxa"/>
+          </w:tcPr>
+          <w:p>
+            <w:pPr>
+              <w:spacing w:before="80" w:after="80" w:line="276" w:lineRule="auto"/>
+              <w:rPr>
+                <w:rFonts w:ascii="Times New Roman"/>
+                <w:sz w:val="21"/>
+              </w:rPr>
+            </w:pPr>
+          </w:p>
+        </w:tc>
+      </w:tr>
+      <w:tr>
+        <w:tblPrEx>
+          <w:tblBorders>
+            <w:top w:val="single" w:color="auto" w:sz="4" w:space="0"/>
+            <w:left w:val="single" w:color="auto" w:sz="4" w:space="0"/>
+            <w:bottom w:val="single" w:color="auto" w:sz="4" w:space="0"/>
+            <w:right w:val="single" w:color="auto" w:sz="4" w:space="0"/>
+            <w:insideH w:val="single" w:color="auto" w:sz="4" w:space="0"/>
+            <w:insideV w:val="single" w:color="auto" w:sz="4" w:space="0"/>
+          </w:tblBorders>
+          <w:tblCellMar>
+            <w:top w:w="0" w:type="dxa"/>
+            <w:left w:w="108" w:type="dxa"/>
+            <w:bottom w:w="0" w:type="dxa"/>
+            <w:right w:w="108" w:type="dxa"/>
+          </w:tblCellMar>
+        </w:tblPrEx>
+        <w:trPr>
+          <w:trHeight w:val="108" w:hRule="atLeast"/>
+        </w:trPr>
+        <w:tc>
+          <w:tcPr>
+            <w:tcW w:w="1368" w:type="dxa"/>
+          </w:tcPr>
+          <w:p>
+            <w:pPr>
+              <w:spacing w:before="80" w:after="80" w:line="276" w:lineRule="auto"/>
+              <w:rPr>
+                <w:rFonts w:ascii="Times New Roman"/>
+                <w:sz w:val="21"/>
+              </w:rPr>
+            </w:pPr>
+          </w:p>
+        </w:tc>
+        <w:tc>
+          <w:tcPr>
+            <w:tcW w:w="1440" w:type="dxa"/>
+          </w:tcPr>
+          <w:p>
+            <w:pPr>
+              <w:spacing w:before="80" w:after="80" w:line="276" w:lineRule="auto"/>
+              <w:rPr>
+                <w:rFonts w:ascii="Times New Roman"/>
+                <w:sz w:val="21"/>
+              </w:rPr>
+            </w:pPr>
+          </w:p>
+        </w:tc>
+        <w:tc>
+          <w:tcPr>
+            <w:tcW w:w="4320" w:type="dxa"/>
+          </w:tcPr>
+          <w:p>
+            <w:pPr>
+              <w:spacing w:before="80" w:after="80" w:line="276" w:lineRule="auto"/>
+              <w:rPr>
+                <w:rFonts w:ascii="Times New Roman"/>
+                <w:sz w:val="21"/>
+              </w:rPr>
+            </w:pPr>
+          </w:p>
+        </w:tc>
+        <w:tc>
+          <w:tcPr>
+            <w:tcW w:w="2160" w:type="dxa"/>
+          </w:tcPr>
+          <w:p>
+            <w:pPr>
+              <w:spacing w:before="80" w:after="80" w:line="276" w:lineRule="auto"/>
+              <w:rPr>
+                <w:rFonts w:ascii="Times New Roman"/>
+                <w:sz w:val="21"/>
+              </w:rPr>
+            </w:pPr>
+          </w:p>
+        </w:tc>
+      </w:tr>
+      <w:tr>
+        <w:tblPrEx>
+          <w:tblBorders>
+            <w:top w:val="single" w:color="auto" w:sz="4" w:space="0"/>
+            <w:left w:val="single" w:color="auto" w:sz="4" w:space="0"/>
+            <w:bottom w:val="single" w:color="auto" w:sz="4" w:space="0"/>
+            <w:right w:val="single" w:color="auto" w:sz="4" w:space="0"/>
+            <w:insideH w:val="single" w:color="auto" w:sz="4" w:space="0"/>
+            <w:insideV w:val="single" w:color="auto" w:sz="4" w:space="0"/>
+          </w:tblBorders>
+          <w:tblCellMar>
+            <w:top w:w="0" w:type="dxa"/>
+            <w:left w:w="108" w:type="dxa"/>
+            <w:bottom w:w="0" w:type="dxa"/>
+            <w:right w:w="108" w:type="dxa"/>
+          </w:tblCellMar>
+        </w:tblPrEx>
+        <w:trPr>
+          <w:trHeight w:val="108" w:hRule="atLeast"/>
+        </w:trPr>
+        <w:tc>
+          <w:tcPr>
+            <w:tcW w:w="1368" w:type="dxa"/>
+          </w:tcPr>
+          <w:p>
+            <w:pPr>
+              <w:spacing w:before="80" w:after="80" w:line="276" w:lineRule="auto"/>
+              <w:rPr>
+                <w:rFonts w:ascii="Times New Roman"/>
+                <w:sz w:val="21"/>
+              </w:rPr>
+            </w:pPr>
+          </w:p>
+        </w:tc>
+        <w:tc>
+          <w:tcPr>
+            <w:tcW w:w="1440" w:type="dxa"/>
+          </w:tcPr>
+          <w:p>
+            <w:pPr>
+              <w:spacing w:before="80" w:after="80" w:line="276" w:lineRule="auto"/>
+              <w:rPr>
+                <w:rFonts w:ascii="Times New Roman"/>
+                <w:sz w:val="21"/>
+              </w:rPr>
+            </w:pPr>
+          </w:p>
+        </w:tc>
+        <w:tc>
+          <w:tcPr>
+            <w:tcW w:w="4320" w:type="dxa"/>
+          </w:tcPr>
+          <w:p>
+            <w:pPr>
+              <w:spacing w:before="80" w:after="80" w:line="276" w:lineRule="auto"/>
+              <w:rPr>
+                <w:rFonts w:ascii="Times New Roman"/>
+                <w:sz w:val="21"/>
+              </w:rPr>
+            </w:pPr>
+          </w:p>
+        </w:tc>
+        <w:tc>
+          <w:tcPr>
+            <w:tcW w:w="2160" w:type="dxa"/>
+          </w:tcPr>
+          <w:p>
+            <w:pPr>
+              <w:spacing w:before="80" w:after="80" w:line="276" w:lineRule="auto"/>
+              <w:rPr>
+                <w:rFonts w:ascii="Times New Roman"/>
+                <w:sz w:val="21"/>
+              </w:rPr>
+            </w:pPr>
+          </w:p>
+        </w:tc>
+      </w:tr>
     </w:tbl>
     <w:p/>
     <w:p>
@@ -3567,6 +3881,7 @@
         <w:spacing w:line="360" w:lineRule="auto"/>
       </w:pPr>
       <w:bookmarkStart w:id="3" w:name="_Toc10200"/>
+      <w:bookmarkStart w:id="30" w:name="_GoBack"/>
       <w:r>
         <w:rPr>
           <w:rFonts w:hint="eastAsia"/>
@@ -3620,7 +3935,7 @@
         <w:rPr>
           <w:rFonts w:hint="eastAsia"/>
         </w:rPr>
-        <w:t>CMP - Configuration Management Plan 配置管理计划</w:t>
+        <w:t>CR - Change Request 变更请求</w:t>
       </w:r>
     </w:p>
     <w:p>
@@ -3632,7 +3947,16 @@
         <w:rPr>
           <w:rFonts w:hint="eastAsia"/>
         </w:rPr>
-        <w:t>CR - Change Request 变更请求</w:t>
+        <w:t xml:space="preserve">PM </w:t>
+      </w:r>
+      <w:r>
+        <w:t>–</w:t>
+      </w:r>
+      <w:r>
+        <w:rPr>
+          <w:rFonts w:hint="eastAsia"/>
+        </w:rPr>
+        <w:t xml:space="preserve"> Project Management 项目经理</w:t>
       </w:r>
     </w:p>
     <w:p>
@@ -3644,16 +3968,7 @@
         <w:rPr>
           <w:rFonts w:hint="eastAsia"/>
         </w:rPr>
-        <w:t xml:space="preserve">DM </w:t>
-      </w:r>
-      <w:r>
-        <w:t>–</w:t>
-      </w:r>
-      <w:r>
-        <w:rPr>
-          <w:rFonts w:hint="eastAsia"/>
-        </w:rPr>
-        <w:t xml:space="preserve"> Deploy Manager 部署经理</w:t>
+        <w:t>CM - Software Configuration Management 软件配置管理</w:t>
       </w:r>
     </w:p>
     <w:p>
@@ -3665,7 +3980,7 @@
         <w:rPr>
           <w:rFonts w:hint="eastAsia"/>
         </w:rPr>
-        <w:t xml:space="preserve">PM </w:t>
+        <w:t xml:space="preserve">CM经理 </w:t>
       </w:r>
       <w:r>
         <w:t>–</w:t>
@@ -3674,7 +3989,7 @@
         <w:rPr>
           <w:rFonts w:hint="eastAsia"/>
         </w:rPr>
-        <w:t xml:space="preserve"> Project Management 项目经理</w:t>
+        <w:t xml:space="preserve"> 配置经理</w:t>
       </w:r>
     </w:p>
     <w:p>
@@ -3683,150 +3998,22 @@
         <w:spacing w:line="360" w:lineRule="auto"/>
       </w:pPr>
       <w:r>
-        <w:t>PPQA</w:t>
-      </w:r>
-      <w:r>
         <w:rPr>
           <w:rFonts w:hint="eastAsia"/>
         </w:rPr>
-        <w:t xml:space="preserve"> - P</w:t>
-      </w:r>
-      <w:r>
-        <w:t xml:space="preserve">roduct </w:t>
+        <w:t xml:space="preserve">集成员 </w:t>
+      </w:r>
+      <w:r>
+        <w:t>–</w:t>
       </w:r>
       <w:r>
         <w:rPr>
           <w:rFonts w:hint="eastAsia"/>
         </w:rPr>
-        <w:t>and</w:t>
-      </w:r>
-      <w:r>
-        <w:t xml:space="preserve"> </w:t>
-      </w:r>
-      <w:r>
-        <w:rPr>
-          <w:rFonts w:hint="eastAsia"/>
-        </w:rPr>
-        <w:t>P</w:t>
-      </w:r>
-      <w:r>
-        <w:t xml:space="preserve">rocess </w:t>
-      </w:r>
-      <w:r>
-        <w:rPr>
-          <w:rFonts w:hint="eastAsia"/>
-        </w:rPr>
-        <w:t>Q</w:t>
-      </w:r>
-      <w:r>
-        <w:t xml:space="preserve">uality </w:t>
-      </w:r>
-      <w:r>
-        <w:rPr>
-          <w:rFonts w:hint="eastAsia"/>
-        </w:rPr>
-        <w:t>A</w:t>
-      </w:r>
-      <w:r>
-        <w:t>ssurance</w:t>
-      </w:r>
-      <w:r>
-        <w:rPr>
-          <w:rFonts w:hint="eastAsia"/>
-        </w:rPr>
-        <w:t xml:space="preserve"> 产品与过程质量保证</w:t>
+        <w:t xml:space="preserve"> 项目中负责组合构件的角色</w:t>
       </w:r>
     </w:p>
-    <w:p>
-      <w:pPr>
-        <w:pStyle w:val="3"/>
-        <w:spacing w:line="360" w:lineRule="auto"/>
-      </w:pPr>
-      <w:r>
-        <w:rPr>
-          <w:rFonts w:hint="eastAsia"/>
-        </w:rPr>
-        <w:t>CM - Software Configuration Management 软件配置管理</w:t>
-      </w:r>
-    </w:p>
-    <w:p>
-      <w:pPr>
-        <w:pStyle w:val="3"/>
-        <w:spacing w:line="360" w:lineRule="auto"/>
-      </w:pPr>
-      <w:r>
-        <w:rPr>
-          <w:rFonts w:hint="eastAsia"/>
-        </w:rPr>
-        <w:t xml:space="preserve">CM经理 </w:t>
-      </w:r>
-      <w:r>
-        <w:t>–</w:t>
-      </w:r>
-      <w:r>
-        <w:rPr>
-          <w:rFonts w:hint="eastAsia"/>
-        </w:rPr>
-        <w:t xml:space="preserve"> 配置经理</w:t>
-      </w:r>
-    </w:p>
-    <w:p>
-      <w:pPr>
-        <w:pStyle w:val="3"/>
-        <w:spacing w:line="360" w:lineRule="auto"/>
-      </w:pPr>
-      <w:r>
-        <w:rPr>
-          <w:rFonts w:hint="eastAsia"/>
-        </w:rPr>
-        <w:t xml:space="preserve">TE </w:t>
-      </w:r>
-      <w:r>
-        <w:t>–</w:t>
-      </w:r>
-      <w:r>
-        <w:rPr>
-          <w:rFonts w:hint="eastAsia"/>
-        </w:rPr>
-        <w:t>Test Engineer 测试工程师</w:t>
-      </w:r>
-    </w:p>
-    <w:p>
-      <w:pPr>
-        <w:pStyle w:val="3"/>
-        <w:spacing w:line="360" w:lineRule="auto"/>
-      </w:pPr>
-      <w:r>
-        <w:rPr>
-          <w:rFonts w:hint="eastAsia"/>
-        </w:rPr>
-        <w:t xml:space="preserve">集成员 </w:t>
-      </w:r>
-      <w:r>
-        <w:t>–</w:t>
-      </w:r>
-      <w:r>
-        <w:rPr>
-          <w:rFonts w:hint="eastAsia"/>
-        </w:rPr>
-        <w:t xml:space="preserve"> 项目中负责组合构件的角色</w:t>
-      </w:r>
-    </w:p>
-    <w:p>
-      <w:pPr>
-        <w:pStyle w:val="3"/>
-        <w:spacing w:line="360" w:lineRule="auto"/>
-        <w:rPr>
-          <w:bCs/>
-        </w:rPr>
-      </w:pPr>
-      <w:r>
-        <w:rPr>
-          <w:rFonts w:hint="eastAsia"/>
-        </w:rPr>
-        <w:t>任意角色 – 项目中所有角色</w:t>
-      </w:r>
-    </w:p>
+    <w:bookmarkEnd w:id="30"/>
     <w:p>
       <w:pPr>
         <w:pStyle w:val="4"/>
@@ -4005,7 +4192,6 @@
       <w:pPr>
         <w:pStyle w:val="3"/>
       </w:pPr>
-      <w:bookmarkStart w:id="32" w:name="_GoBack"/>
       <w:r>
         <w:rPr>
           <w:rFonts w:ascii="宋体" w:hAnsi="宋体" w:eastAsia="宋体" w:cs="宋体"/>
@@ -4054,7 +4240,6 @@
           </wp:inline>
         </w:drawing>
       </w:r>
-      <w:bookmarkEnd w:id="32"/>
     </w:p>
     <w:p>
       <w:pPr>
@@ -4776,18 +4961,21 @@
         </w:numPr>
         <w:spacing w:line="360" w:lineRule="auto"/>
         <w:ind w:left="720"/>
-      </w:pPr>
-      <w:bookmarkStart w:id="10" w:name="_Toc2700"/>
-      <w:bookmarkStart w:id="11" w:name="_Toc243732322"/>
-      <w:r>
-        <w:rPr>
-          <w:rFonts w:hint="eastAsia"/>
+        <w:rPr>
+          <w:rFonts w:hint="eastAsia" w:eastAsia="宋体"/>
+          <w:lang w:eastAsia="zh-CN"/>
+        </w:rPr>
+      </w:pPr>
+      <w:r>
+        <w:rPr>
+          <w:rFonts w:hint="eastAsia" w:eastAsia="宋体"/>
+          <w:lang w:eastAsia="zh-CN"/>
         </w:rPr>
         <w:drawing>
           <wp:inline distT="0" distB="0" distL="114300" distR="114300">
-            <wp:extent cx="5571490" cy="4422140"/>
-            <wp:effectExtent l="0" t="0" r="6350" b="12700"/>
-            <wp:docPr id="3" name="图片 34" descr="81cffa286c4389201ef6715d240cb045"/>
+            <wp:extent cx="5575300" cy="3717290"/>
+            <wp:effectExtent l="0" t="0" r="2540" b="1270"/>
+            <wp:docPr id="2" name="图片 2" descr="921766db-f9e9-4d80-a753-acbad78b0cde"/>
             <wp:cNvGraphicFramePr>
               <a:graphicFrameLocks xmlns:a="http://schemas.openxmlformats.org/drawingml/2006/main" noChangeAspect="1"/>
             </wp:cNvGraphicFramePr>
@@ -4795,14 +4983,13 @@
               <a:graphicData uri="http://schemas.openxmlformats.org/drawingml/2006/picture">
                 <pic:pic xmlns:pic="http://schemas.openxmlformats.org/drawingml/2006/picture">
                   <pic:nvPicPr>
-                    <pic:cNvPr id="3" name="图片 34" descr="81cffa286c4389201ef6715d240cb045"/>
+                    <pic:cNvPr id="2" name="图片 2" descr="921766db-f9e9-4d80-a753-acbad78b0cde"/>
                     <pic:cNvPicPr>
                       <a:picLocks noChangeAspect="1"/>
                     </pic:cNvPicPr>
                   </pic:nvPicPr>
                   <pic:blipFill>
                     <a:blip r:embed="rId16"/>
-                    <a:srcRect l="2060" t="10742" b="12164"/>
                     <a:stretch>
                       <a:fillRect/>
                     </a:stretch>
@@ -4810,15 +4997,11 @@
                   <pic:spPr>
                     <a:xfrm>
                       <a:off x="0" y="0"/>
-                      <a:ext cx="5571490" cy="4422140"/>
+                      <a:ext cx="5575300" cy="3717290"/>
                     </a:xfrm>
                     <a:prstGeom prst="rect">
                       <a:avLst/>
                     </a:prstGeom>
-                    <a:noFill/>
-                    <a:ln>
-                      <a:noFill/>
-                    </a:ln>
                   </pic:spPr>
                 </pic:pic>
               </a:graphicData>
@@ -4826,50 +5009,48 @@
           </wp:inline>
         </w:drawing>
       </w:r>
+    </w:p>
+    <w:p>
+      <w:pPr>
+        <w:pStyle w:val="2"/>
+        <w:spacing w:line="360" w:lineRule="auto"/>
+      </w:pPr>
+      <w:bookmarkStart w:id="10" w:name="_Toc14694"/>
+      <w:r>
+        <w:rPr>
+          <w:rFonts w:hint="eastAsia"/>
+        </w:rPr>
+        <w:t>配置管理活动</w:t>
+      </w:r>
       <w:bookmarkEnd w:id="10"/>
+    </w:p>
+    <w:p>
+      <w:pPr>
+        <w:pStyle w:val="4"/>
+        <w:spacing w:line="360" w:lineRule="auto"/>
+      </w:pPr>
+      <w:bookmarkStart w:id="11" w:name="_Toc29349"/>
+      <w:r>
+        <w:rPr>
+          <w:rFonts w:hint="eastAsia"/>
+        </w:rPr>
+        <w:t>配置管理系统</w:t>
+      </w:r>
       <w:bookmarkEnd w:id="11"/>
     </w:p>
     <w:p>
       <w:pPr>
-        <w:pStyle w:val="2"/>
-        <w:spacing w:line="360" w:lineRule="auto"/>
-      </w:pPr>
-      <w:bookmarkStart w:id="12" w:name="_Toc14694"/>
-      <w:r>
-        <w:rPr>
-          <w:rFonts w:hint="eastAsia"/>
-        </w:rPr>
-        <w:t>配置管理活动</w:t>
-      </w:r>
-      <w:bookmarkEnd w:id="12"/>
-    </w:p>
-    <w:p>
-      <w:pPr>
-        <w:pStyle w:val="4"/>
-        <w:spacing w:line="360" w:lineRule="auto"/>
-      </w:pPr>
-      <w:bookmarkStart w:id="13" w:name="_Toc29349"/>
-      <w:r>
-        <w:rPr>
-          <w:rFonts w:hint="eastAsia"/>
-        </w:rPr>
-        <w:t>配置管理系统</w:t>
-      </w:r>
-      <w:bookmarkEnd w:id="13"/>
-    </w:p>
-    <w:p>
-      <w:pPr>
         <w:pStyle w:val="5"/>
         <w:spacing w:line="360" w:lineRule="auto"/>
       </w:pPr>
-      <w:bookmarkStart w:id="14" w:name="_Toc29682"/>
+      <w:bookmarkStart w:id="12" w:name="_Toc29682"/>
       <w:r>
         <w:rPr>
           <w:rFonts w:hint="eastAsia"/>
         </w:rPr>
         <w:t>配置库结构</w:t>
       </w:r>
-      <w:bookmarkEnd w:id="14"/>
+      <w:bookmarkEnd w:id="12"/>
     </w:p>
     <w:p>
       <w:pPr>
@@ -4945,14 +5126,14 @@
         <w:pStyle w:val="5"/>
         <w:spacing w:line="360" w:lineRule="auto"/>
       </w:pPr>
-      <w:bookmarkStart w:id="15" w:name="_Toc11680"/>
+      <w:bookmarkStart w:id="13" w:name="_Toc11680"/>
       <w:r>
         <w:rPr>
           <w:rFonts w:hint="eastAsia"/>
         </w:rPr>
         <w:t>配置库的权限划分</w:t>
       </w:r>
-      <w:bookmarkEnd w:id="15"/>
+      <w:bookmarkEnd w:id="13"/>
     </w:p>
     <w:p>
       <w:pPr>
@@ -5173,7 +5354,7 @@
           </w:tblCellMar>
         </w:tblPrEx>
         <w:trPr>
-          <w:trHeight w:val="284" w:hRule="exact"/>
+          <w:trHeight w:val="418" w:hRule="exact"/>
         </w:trPr>
         <w:tc>
           <w:tcPr>
@@ -5272,7 +5453,7 @@
           </w:tblCellMar>
         </w:tblPrEx>
         <w:trPr>
-          <w:trHeight w:val="284" w:hRule="exact"/>
+          <w:trHeight w:val="363" w:hRule="exact"/>
         </w:trPr>
         <w:tc>
           <w:tcPr>
@@ -5371,7 +5552,7 @@
           </w:tblCellMar>
         </w:tblPrEx>
         <w:trPr>
-          <w:trHeight w:val="284" w:hRule="exact"/>
+          <w:trHeight w:val="352" w:hRule="exact"/>
         </w:trPr>
         <w:tc>
           <w:tcPr>
@@ -10501,12 +10682,6 @@
             <w:insideH w:val="single" w:color="auto" w:sz="4" w:space="0"/>
             <w:insideV w:val="single" w:color="auto" w:sz="4" w:space="0"/>
           </w:tblBorders>
-          <w:tblCellMar>
-            <w:top w:w="0" w:type="dxa"/>
-            <w:left w:w="108" w:type="dxa"/>
-            <w:bottom w:w="0" w:type="dxa"/>
-            <w:right w:w="108" w:type="dxa"/>
-          </w:tblCellMar>
         </w:tblPrEx>
         <w:tc>
           <w:tcPr>
@@ -10680,14 +10855,14 @@
         <w:pStyle w:val="5"/>
         <w:spacing w:line="360" w:lineRule="auto"/>
       </w:pPr>
-      <w:bookmarkStart w:id="16" w:name="_Toc14794"/>
+      <w:bookmarkStart w:id="14" w:name="_Toc14794"/>
       <w:r>
         <w:rPr>
           <w:rFonts w:hint="eastAsia"/>
         </w:rPr>
         <w:t>配置库的管理层次</w:t>
       </w:r>
-      <w:bookmarkEnd w:id="16"/>
+      <w:bookmarkEnd w:id="14"/>
     </w:p>
     <w:p>
       <w:pPr>
@@ -10754,28 +10929,28 @@
         <w:pStyle w:val="4"/>
         <w:spacing w:line="360" w:lineRule="auto"/>
       </w:pPr>
-      <w:bookmarkStart w:id="17" w:name="_Toc21470"/>
+      <w:bookmarkStart w:id="15" w:name="_Toc21470"/>
       <w:r>
         <w:rPr>
           <w:rFonts w:hint="eastAsia"/>
         </w:rPr>
         <w:t>配置标识</w:t>
       </w:r>
-      <w:bookmarkEnd w:id="17"/>
+      <w:bookmarkEnd w:id="15"/>
     </w:p>
     <w:p>
       <w:pPr>
         <w:pStyle w:val="5"/>
         <w:spacing w:line="360" w:lineRule="auto"/>
       </w:pPr>
-      <w:bookmarkStart w:id="18" w:name="_Toc19293"/>
+      <w:bookmarkStart w:id="16" w:name="_Toc19293"/>
       <w:r>
         <w:rPr>
           <w:rFonts w:hint="eastAsia"/>
         </w:rPr>
         <w:t>标识方法</w:t>
       </w:r>
-      <w:bookmarkEnd w:id="18"/>
+      <w:bookmarkEnd w:id="16"/>
     </w:p>
     <w:p>
       <w:pPr>
@@ -10797,14 +10972,14 @@
         <w:pStyle w:val="5"/>
         <w:spacing w:line="360" w:lineRule="auto"/>
       </w:pPr>
-      <w:bookmarkStart w:id="19" w:name="_Toc20318"/>
+      <w:bookmarkStart w:id="17" w:name="_Toc20318"/>
       <w:r>
         <w:rPr>
           <w:rFonts w:hint="eastAsia"/>
         </w:rPr>
         <w:t>项目基线</w:t>
       </w:r>
-      <w:bookmarkEnd w:id="19"/>
+      <w:bookmarkEnd w:id="17"/>
     </w:p>
     <w:p>
       <w:pPr>
@@ -11374,14 +11549,14 @@
         <w:pStyle w:val="4"/>
         <w:spacing w:line="360" w:lineRule="auto"/>
       </w:pPr>
-      <w:bookmarkStart w:id="20" w:name="_Toc4304"/>
+      <w:bookmarkStart w:id="18" w:name="_Toc4304"/>
       <w:r>
         <w:rPr>
           <w:rFonts w:hint="eastAsia"/>
         </w:rPr>
         <w:t>配置项</w:t>
       </w:r>
-      <w:bookmarkEnd w:id="20"/>
+      <w:bookmarkEnd w:id="18"/>
     </w:p>
     <w:p>
       <w:pPr>
@@ -11400,28 +11575,28 @@
         <w:pStyle w:val="4"/>
         <w:spacing w:line="360" w:lineRule="auto"/>
       </w:pPr>
-      <w:bookmarkStart w:id="21" w:name="_Toc32076"/>
+      <w:bookmarkStart w:id="19" w:name="_Toc32076"/>
       <w:r>
         <w:rPr>
           <w:rFonts w:hint="eastAsia"/>
         </w:rPr>
         <w:t>配置和变更控制</w:t>
       </w:r>
-      <w:bookmarkEnd w:id="21"/>
+      <w:bookmarkEnd w:id="19"/>
     </w:p>
     <w:p>
       <w:pPr>
         <w:pStyle w:val="5"/>
         <w:spacing w:line="360" w:lineRule="auto"/>
       </w:pPr>
-      <w:bookmarkStart w:id="22" w:name="_Toc6608"/>
+      <w:bookmarkStart w:id="20" w:name="_Toc6608"/>
       <w:r>
         <w:rPr>
           <w:rFonts w:hint="eastAsia"/>
         </w:rPr>
         <w:t>变更请求的处理和审批</w:t>
       </w:r>
-      <w:bookmarkEnd w:id="22"/>
+      <w:bookmarkEnd w:id="20"/>
     </w:p>
     <w:p>
       <w:pPr>
@@ -13782,14 +13957,14 @@
         <w:pStyle w:val="5"/>
         <w:spacing w:line="360" w:lineRule="auto"/>
       </w:pPr>
-      <w:bookmarkStart w:id="23" w:name="_Toc266"/>
+      <w:bookmarkStart w:id="21" w:name="_Toc266"/>
       <w:r>
         <w:rPr>
           <w:rFonts w:hint="eastAsia"/>
         </w:rPr>
         <w:t>变更控制委员会 (CCB)</w:t>
       </w:r>
-      <w:bookmarkEnd w:id="23"/>
+      <w:bookmarkEnd w:id="21"/>
     </w:p>
     <w:p>
       <w:pPr>
@@ -14063,12 +14238,6 @@
             <w:insideH w:val="single" w:color="000000" w:sz="6" w:space="0"/>
             <w:insideV w:val="single" w:color="000000" w:sz="6" w:space="0"/>
           </w:tblBorders>
-          <w:tblCellMar>
-            <w:top w:w="0" w:type="dxa"/>
-            <w:left w:w="108" w:type="dxa"/>
-            <w:bottom w:w="0" w:type="dxa"/>
-            <w:right w:w="108" w:type="dxa"/>
-          </w:tblCellMar>
         </w:tblPrEx>
         <w:trPr>
           <w:trHeight w:val="65" w:hRule="atLeast"/>
@@ -14931,32 +15100,32 @@
         <w:pStyle w:val="4"/>
         <w:spacing w:line="360" w:lineRule="auto"/>
       </w:pPr>
-      <w:bookmarkStart w:id="24" w:name="_Toc11515"/>
+      <w:bookmarkStart w:id="22" w:name="_Toc11515"/>
       <w:r>
         <w:rPr>
           <w:rFonts w:hint="eastAsia"/>
         </w:rPr>
         <w:t>配置状态统计</w:t>
       </w:r>
-      <w:bookmarkEnd w:id="24"/>
+      <w:bookmarkEnd w:id="22"/>
     </w:p>
     <w:p>
       <w:pPr>
         <w:pStyle w:val="5"/>
         <w:spacing w:line="360" w:lineRule="auto"/>
       </w:pPr>
+      <w:bookmarkStart w:id="23" w:name="_Toc523649206"/>
+      <w:bookmarkStart w:id="24" w:name="_Toc515463314"/>
       <w:bookmarkStart w:id="25" w:name="_Toc31864"/>
-      <w:bookmarkStart w:id="26" w:name="_Toc523649206"/>
-      <w:bookmarkStart w:id="27" w:name="_Toc515463314"/>
       <w:r>
         <w:rPr>
           <w:rFonts w:hint="eastAsia"/>
         </w:rPr>
         <w:t>项目介质存储和发布进程</w:t>
       </w:r>
+      <w:bookmarkEnd w:id="23"/>
+      <w:bookmarkEnd w:id="24"/>
       <w:bookmarkEnd w:id="25"/>
-      <w:bookmarkEnd w:id="26"/>
-      <w:bookmarkEnd w:id="27"/>
     </w:p>
     <w:p>
       <w:pPr>
@@ -15470,7 +15639,7 @@
           <w:szCs w:val="20"/>
         </w:rPr>
       </w:pPr>
-      <w:bookmarkStart w:id="28" w:name="_Toc27525"/>
+      <w:bookmarkStart w:id="26" w:name="_Toc27525"/>
       <w:r>
         <w:rPr>
           <w:rFonts w:hint="eastAsia"/>
@@ -15479,7 +15648,7 @@
         </w:rPr>
         <w:t>报告和审计</w:t>
       </w:r>
-      <w:bookmarkEnd w:id="28"/>
+      <w:bookmarkEnd w:id="26"/>
     </w:p>
     <w:p>
       <w:pPr>
@@ -16127,15 +16296,15 @@
         <w:spacing w:line="360" w:lineRule="auto"/>
         <w:ind w:left="720" w:hanging="720"/>
       </w:pPr>
-      <w:bookmarkStart w:id="29" w:name="_Toc16260"/>
-      <w:bookmarkStart w:id="30" w:name="_Toc243732333"/>
+      <w:bookmarkStart w:id="27" w:name="_Toc16260"/>
+      <w:bookmarkStart w:id="28" w:name="_Toc243732333"/>
       <w:r>
         <w:rPr>
           <w:rFonts w:hint="eastAsia"/>
         </w:rPr>
         <w:t>文件归档</w:t>
       </w:r>
-      <w:bookmarkEnd w:id="29"/>
+      <w:bookmarkEnd w:id="27"/>
     </w:p>
     <w:p>
       <w:pPr>
@@ -16160,15 +16329,15 @@
         <w:spacing w:line="360" w:lineRule="auto"/>
         <w:ind w:left="720" w:hanging="720"/>
       </w:pPr>
-      <w:bookmarkStart w:id="31" w:name="_Toc29440"/>
+      <w:bookmarkStart w:id="29" w:name="_Toc29440"/>
       <w:r>
         <w:rPr>
           <w:rFonts w:hint="eastAsia"/>
         </w:rPr>
         <w:t>里程碑</w:t>
       </w:r>
-      <w:bookmarkEnd w:id="30"/>
-      <w:bookmarkEnd w:id="31"/>
+      <w:bookmarkEnd w:id="28"/>
+      <w:bookmarkEnd w:id="29"/>
     </w:p>
     <w:p>
       <w:pPr>

--- a/documents/配置计划.docx
+++ b/documents/配置计划.docx
@@ -3881,7 +3881,6 @@
         <w:spacing w:line="360" w:lineRule="auto"/>
       </w:pPr>
       <w:bookmarkStart w:id="3" w:name="_Toc10200"/>
-      <w:bookmarkStart w:id="30" w:name="_GoBack"/>
       <w:r>
         <w:rPr>
           <w:rFonts w:hint="eastAsia"/>
@@ -3968,7 +3967,7 @@
         <w:rPr>
           <w:rFonts w:hint="eastAsia"/>
         </w:rPr>
-        <w:t>CM - Software Configuration Management 软件配置管理</w:t>
+        <w:t>SCM - Software Configuration Management 软件配置管理</w:t>
       </w:r>
     </w:p>
     <w:p>
@@ -4013,7 +4012,6 @@
         <w:t xml:space="preserve"> 项目中负责组合构件的角色</w:t>
       </w:r>
     </w:p>
-    <w:bookmarkEnd w:id="30"/>
     <w:p>
       <w:pPr>
         <w:pStyle w:val="4"/>
@@ -4201,7 +4199,7 @@
         <w:drawing>
           <wp:inline distT="0" distB="0" distL="114300" distR="114300">
             <wp:extent cx="4321810" cy="2432685"/>
-            <wp:effectExtent l="0" t="0" r="6350" b="5715"/>
+            <wp:effectExtent l="0" t="0" r="2540" b="5715"/>
             <wp:docPr id="1" name="图片 3" descr="IMG_256"/>
             <wp:cNvGraphicFramePr>
               <a:graphicFrameLocks xmlns:a="http://schemas.openxmlformats.org/drawingml/2006/main" noChangeAspect="1"/>
@@ -5020,8 +5018,16 @@
         <w:rPr>
           <w:rFonts w:hint="eastAsia"/>
         </w:rPr>
-        <w:t>配置管理活动</w:t>
-      </w:r>
+        <w:t>配</w:t>
+      </w:r>
+      <w:bookmarkStart w:id="30" w:name="_GoBack"/>
+      <w:r>
+        <w:rPr>
+          <w:rFonts w:hint="eastAsia"/>
+        </w:rPr>
+        <w:t>置管理活动</w:t>
+      </w:r>
+      <w:bookmarkEnd w:id="30"/>
       <w:bookmarkEnd w:id="10"/>
     </w:p>
     <w:p>
@@ -5074,7 +5080,7 @@
         <w:drawing>
           <wp:inline distT="0" distB="0" distL="0" distR="0">
             <wp:extent cx="5157470" cy="8597900"/>
-            <wp:effectExtent l="0" t="0" r="5080" b="0"/>
+            <wp:effectExtent l="0" t="0" r="5080" b="12700"/>
             <wp:docPr id="1262616962" name="图片 2"/>
             <wp:cNvGraphicFramePr>
               <a:graphicFrameLocks xmlns:a="http://schemas.openxmlformats.org/drawingml/2006/main" noChangeAspect="1"/>
@@ -6365,12 +6371,6 @@
             <w:insideH w:val="single" w:color="auto" w:sz="4" w:space="0"/>
             <w:insideV w:val="single" w:color="auto" w:sz="4" w:space="0"/>
           </w:tblBorders>
-          <w:tblCellMar>
-            <w:top w:w="0" w:type="dxa"/>
-            <w:left w:w="108" w:type="dxa"/>
-            <w:bottom w:w="0" w:type="dxa"/>
-            <w:right w:w="108" w:type="dxa"/>
-          </w:tblCellMar>
         </w:tblPrEx>
         <w:tc>
           <w:tcPr>
@@ -6545,12 +6545,6 @@
             <w:insideH w:val="single" w:color="auto" w:sz="4" w:space="0"/>
             <w:insideV w:val="single" w:color="auto" w:sz="4" w:space="0"/>
           </w:tblBorders>
-          <w:tblCellMar>
-            <w:top w:w="0" w:type="dxa"/>
-            <w:left w:w="108" w:type="dxa"/>
-            <w:bottom w:w="0" w:type="dxa"/>
-            <w:right w:w="108" w:type="dxa"/>
-          </w:tblCellMar>
         </w:tblPrEx>
         <w:trPr>
           <w:trHeight w:val="316" w:hRule="atLeast"/>
@@ -6999,12 +6993,6 @@
             <w:insideH w:val="single" w:color="auto" w:sz="4" w:space="0"/>
             <w:insideV w:val="single" w:color="auto" w:sz="4" w:space="0"/>
           </w:tblBorders>
-          <w:tblCellMar>
-            <w:top w:w="0" w:type="dxa"/>
-            <w:left w:w="108" w:type="dxa"/>
-            <w:bottom w:w="0" w:type="dxa"/>
-            <w:right w:w="108" w:type="dxa"/>
-          </w:tblCellMar>
         </w:tblPrEx>
         <w:tc>
           <w:tcPr>
@@ -7034,6 +7022,160 @@
             </w:pPr>
             <w:r>
               <w:t>Analysis Design</w:t>
+            </w:r>
+          </w:p>
+        </w:tc>
+        <w:tc>
+          <w:tcPr>
+            <w:tcW w:w="2758" w:type="dxa"/>
+          </w:tcPr>
+          <w:p>
+            <w:pPr>
+              <w:spacing w:line="360" w:lineRule="auto"/>
+            </w:pPr>
+            <w:r>
+              <w:rPr>
+                <w:rFonts w:hint="eastAsia"/>
+                <w:sz w:val="18"/>
+                <w:szCs w:val="18"/>
+              </w:rPr>
+              <w:t>PM、SA、SE、TE、CM、PPQA</w:t>
+            </w:r>
+          </w:p>
+        </w:tc>
+        <w:tc>
+          <w:tcPr>
+            <w:tcW w:w="2700" w:type="dxa"/>
+          </w:tcPr>
+          <w:p>
+            <w:pPr>
+              <w:spacing w:line="360" w:lineRule="auto"/>
+            </w:pPr>
+            <w:r>
+              <w:rPr>
+                <w:rFonts w:hint="eastAsia"/>
+              </w:rPr>
+              <w:t>PM、CM、SA、SE</w:t>
+            </w:r>
+          </w:p>
+        </w:tc>
+      </w:tr>
+      <w:tr>
+        <w:tblPrEx>
+          <w:tblBorders>
+            <w:top w:val="single" w:color="auto" w:sz="4" w:space="0"/>
+            <w:left w:val="single" w:color="auto" w:sz="4" w:space="0"/>
+            <w:bottom w:val="single" w:color="auto" w:sz="4" w:space="0"/>
+            <w:right w:val="single" w:color="auto" w:sz="4" w:space="0"/>
+            <w:insideH w:val="single" w:color="auto" w:sz="4" w:space="0"/>
+            <w:insideV w:val="single" w:color="auto" w:sz="4" w:space="0"/>
+          </w:tblBorders>
+        </w:tblPrEx>
+        <w:tc>
+          <w:tcPr>
+            <w:tcW w:w="1440" w:type="dxa"/>
+            <w:vMerge w:val="continue"/>
+            <w:shd w:val="clear" w:color="auto" w:fill="A6A6A6"/>
+          </w:tcPr>
+          <w:p>
+            <w:pPr>
+              <w:pStyle w:val="3"/>
+              <w:spacing w:line="360" w:lineRule="auto"/>
+              <w:ind w:left="0"/>
+            </w:pPr>
+          </w:p>
+        </w:tc>
+        <w:tc>
+          <w:tcPr>
+            <w:tcW w:w="2102" w:type="dxa"/>
+            <w:shd w:val="clear" w:color="auto" w:fill="A6A6A6"/>
+          </w:tcPr>
+          <w:p>
+            <w:pPr>
+              <w:pStyle w:val="3"/>
+              <w:spacing w:line="360" w:lineRule="auto"/>
+              <w:ind w:left="0"/>
+              <w:jc w:val="center"/>
+            </w:pPr>
+            <w:r>
+              <w:t>Interface Prototype</w:t>
+            </w:r>
+          </w:p>
+        </w:tc>
+        <w:tc>
+          <w:tcPr>
+            <w:tcW w:w="2758" w:type="dxa"/>
+          </w:tcPr>
+          <w:p>
+            <w:pPr>
+              <w:spacing w:line="360" w:lineRule="auto"/>
+            </w:pPr>
+            <w:r>
+              <w:rPr>
+                <w:rFonts w:hint="eastAsia"/>
+                <w:sz w:val="18"/>
+                <w:szCs w:val="18"/>
+              </w:rPr>
+              <w:t>PM、SA、SE、TE、CM、PPQA</w:t>
+            </w:r>
+          </w:p>
+        </w:tc>
+        <w:tc>
+          <w:tcPr>
+            <w:tcW w:w="2700" w:type="dxa"/>
+          </w:tcPr>
+          <w:p>
+            <w:pPr>
+              <w:spacing w:line="360" w:lineRule="auto"/>
+            </w:pPr>
+            <w:r>
+              <w:rPr>
+                <w:rFonts w:hint="eastAsia"/>
+              </w:rPr>
+              <w:t>PM、CM、SA、SE</w:t>
+            </w:r>
+          </w:p>
+        </w:tc>
+      </w:tr>
+      <w:tr>
+        <w:tblPrEx>
+          <w:tblBorders>
+            <w:top w:val="single" w:color="auto" w:sz="4" w:space="0"/>
+            <w:left w:val="single" w:color="auto" w:sz="4" w:space="0"/>
+            <w:bottom w:val="single" w:color="auto" w:sz="4" w:space="0"/>
+            <w:right w:val="single" w:color="auto" w:sz="4" w:space="0"/>
+            <w:insideH w:val="single" w:color="auto" w:sz="4" w:space="0"/>
+            <w:insideV w:val="single" w:color="auto" w:sz="4" w:space="0"/>
+          </w:tblBorders>
+        </w:tblPrEx>
+        <w:tc>
+          <w:tcPr>
+            <w:tcW w:w="1440" w:type="dxa"/>
+            <w:vMerge w:val="continue"/>
+            <w:shd w:val="clear" w:color="auto" w:fill="A6A6A6"/>
+          </w:tcPr>
+          <w:p>
+            <w:pPr>
+              <w:pStyle w:val="3"/>
+              <w:spacing w:line="360" w:lineRule="auto"/>
+              <w:ind w:left="0"/>
+            </w:pPr>
+          </w:p>
+        </w:tc>
+        <w:tc>
+          <w:tcPr>
+            <w:tcW w:w="2102" w:type="dxa"/>
+            <w:shd w:val="clear" w:color="auto" w:fill="A6A6A6"/>
+          </w:tcPr>
+          <w:p>
+            <w:pPr>
+              <w:pStyle w:val="3"/>
+              <w:spacing w:line="360" w:lineRule="auto"/>
+              <w:ind w:left="0"/>
+              <w:jc w:val="center"/>
+            </w:pPr>
+            <w:r>
+              <w:t>Database Design</w:t>
             </w:r>
           </w:p>
         </w:tc>
@@ -7116,7 +7258,7 @@
               <w:jc w:val="center"/>
             </w:pPr>
             <w:r>
-              <w:t>Interface Prototype</w:t>
+              <w:t>Detail Design</w:t>
             </w:r>
           </w:p>
         </w:tc>
@@ -7199,7 +7341,10 @@
               <w:jc w:val="center"/>
             </w:pPr>
             <w:r>
-              <w:t>Database Design</w:t>
+              <w:rPr>
+                <w:rFonts w:hint="eastAsia"/>
+              </w:rPr>
+              <w:t>PI</w:t>
             </w:r>
           </w:p>
         </w:tc>
@@ -7210,6 +7355,10 @@
           <w:p>
             <w:pPr>
               <w:spacing w:line="360" w:lineRule="auto"/>
+              <w:rPr>
+                <w:sz w:val="18"/>
+                <w:szCs w:val="18"/>
+              </w:rPr>
             </w:pPr>
             <w:r>
               <w:rPr>
@@ -7282,7 +7431,10 @@
               <w:jc w:val="center"/>
             </w:pPr>
             <w:r>
-              <w:t>Detail Design</w:t>
+              <w:rPr>
+                <w:rFonts w:hint="eastAsia"/>
+              </w:rPr>
+              <w:t>VAL</w:t>
             </w:r>
           </w:p>
         </w:tc>
@@ -7293,13 +7445,17 @@
           <w:p>
             <w:pPr>
               <w:spacing w:line="360" w:lineRule="auto"/>
-            </w:pPr>
-            <w:r>
-              <w:rPr>
-                <w:rFonts w:hint="eastAsia"/>
+              <w:rPr>
                 <w:sz w:val="18"/>
                 <w:szCs w:val="18"/>
               </w:rPr>
+            </w:pPr>
+            <w:r>
+              <w:rPr>
+                <w:rFonts w:hint="eastAsia"/>
+                <w:sz w:val="18"/>
+                <w:szCs w:val="18"/>
+              </w:rPr>
               <w:t>PM、SA、SE、TE、CM、PPQA</w:t>
             </w:r>
           </w:p>
@@ -7316,7 +7472,15 @@
               <w:rPr>
                 <w:rFonts w:hint="eastAsia"/>
               </w:rPr>
-              <w:t>PM、CM、SA、SE</w:t>
+              <w:t xml:space="preserve">PM、CM </w:t>
+            </w:r>
+            <w:r>
+              <w:rPr>
+                <w:rFonts w:hint="eastAsia"/>
+                <w:sz w:val="18"/>
+                <w:szCs w:val="18"/>
+              </w:rPr>
+              <w:t>、TE</w:t>
             </w:r>
           </w:p>
         </w:tc>
@@ -7368,7 +7532,7 @@
               <w:rPr>
                 <w:rFonts w:hint="eastAsia"/>
               </w:rPr>
-              <w:t>PI</w:t>
+              <w:t>VER</w:t>
             </w:r>
           </w:p>
         </w:tc>
@@ -7406,7 +7570,7 @@
               <w:rPr>
                 <w:rFonts w:hint="eastAsia"/>
               </w:rPr>
-              <w:t>PM、CM、SA、SE</w:t>
+              <w:t>PM、CM</w:t>
             </w:r>
           </w:p>
         </w:tc>
@@ -7455,10 +7619,7 @@
               <w:jc w:val="center"/>
             </w:pPr>
             <w:r>
-              <w:rPr>
-                <w:rFonts w:hint="eastAsia"/>
-              </w:rPr>
-              <w:t>VAL</w:t>
+              <w:t>Coding</w:t>
             </w:r>
           </w:p>
         </w:tc>
@@ -7504,7 +7665,13 @@
                 <w:sz w:val="18"/>
                 <w:szCs w:val="18"/>
               </w:rPr>
-              <w:t>、TE</w:t>
+              <w:t>、</w:t>
+            </w:r>
+            <w:r>
+              <w:rPr>
+                <w:rFonts w:hint="eastAsia"/>
+              </w:rPr>
+              <w:t>SE</w:t>
             </w:r>
           </w:p>
         </w:tc>
@@ -7529,15 +7696,23 @@
         <w:tc>
           <w:tcPr>
             <w:tcW w:w="1440" w:type="dxa"/>
-            <w:vMerge w:val="continue"/>
+            <w:vMerge w:val="restart"/>
             <w:shd w:val="clear" w:color="auto" w:fill="A6A6A6"/>
+            <w:vAlign w:val="center"/>
           </w:tcPr>
           <w:p>
             <w:pPr>
               <w:pStyle w:val="3"/>
               <w:spacing w:line="360" w:lineRule="auto"/>
               <w:ind w:left="0"/>
-            </w:pPr>
+              <w:jc w:val="center"/>
+            </w:pPr>
+            <w:r>
+              <w:rPr>
+                <w:rFonts w:hint="eastAsia"/>
+              </w:rPr>
+              <w:t>其他类</w:t>
+            </w:r>
           </w:p>
         </w:tc>
         <w:tc>
@@ -7553,10 +7728,7 @@
               <w:jc w:val="center"/>
             </w:pPr>
             <w:r>
-              <w:rPr>
-                <w:rFonts w:hint="eastAsia"/>
-              </w:rPr>
-              <w:t>VER</w:t>
+              <w:t>ProjTemplete</w:t>
             </w:r>
           </w:p>
         </w:tc>
@@ -7594,7 +7766,7 @@
               <w:rPr>
                 <w:rFonts w:hint="eastAsia"/>
               </w:rPr>
-              <w:t>PM、CM</w:t>
+              <w:t xml:space="preserve">PM、CM </w:t>
             </w:r>
           </w:p>
         </w:tc>
@@ -7643,7 +7815,7 @@
               <w:jc w:val="center"/>
             </w:pPr>
             <w:r>
-              <w:t>Coding</w:t>
+              <w:t>ProjCase</w:t>
             </w:r>
           </w:p>
         </w:tc>
@@ -7681,21 +7853,7 @@
               <w:rPr>
                 <w:rFonts w:hint="eastAsia"/>
               </w:rPr>
-              <w:t xml:space="preserve">PM、CM </w:t>
-            </w:r>
-            <w:r>
-              <w:rPr>
-                <w:rFonts w:hint="eastAsia"/>
-                <w:sz w:val="18"/>
-                <w:szCs w:val="18"/>
-              </w:rPr>
-              <w:t>、</w:t>
-            </w:r>
-            <w:r>
-              <w:rPr>
-                <w:rFonts w:hint="eastAsia"/>
-              </w:rPr>
-              <w:t>SE</w:t>
+              <w:t>PM、CM</w:t>
             </w:r>
           </w:p>
         </w:tc>
@@ -7710,19 +7868,25 @@
             <w:insideH w:val="single" w:color="auto" w:sz="4" w:space="0"/>
             <w:insideV w:val="single" w:color="auto" w:sz="4" w:space="0"/>
           </w:tblBorders>
-          <w:tblCellMar>
-            <w:top w:w="0" w:type="dxa"/>
-            <w:left w:w="108" w:type="dxa"/>
-            <w:bottom w:w="0" w:type="dxa"/>
-            <w:right w:w="108" w:type="dxa"/>
-          </w:tblCellMar>
         </w:tblPrEx>
         <w:tc>
           <w:tcPr>
             <w:tcW w:w="1440" w:type="dxa"/>
-            <w:vMerge w:val="restart"/>
+            <w:vMerge w:val="continue"/>
             <w:shd w:val="clear" w:color="auto" w:fill="A6A6A6"/>
-            <w:vAlign w:val="center"/>
+          </w:tcPr>
+          <w:p>
+            <w:pPr>
+              <w:pStyle w:val="3"/>
+              <w:spacing w:line="360" w:lineRule="auto"/>
+              <w:ind w:left="0"/>
+            </w:pPr>
+          </w:p>
+        </w:tc>
+        <w:tc>
+          <w:tcPr>
+            <w:tcW w:w="2102" w:type="dxa"/>
+            <w:shd w:val="clear" w:color="auto" w:fill="A6A6A6"/>
           </w:tcPr>
           <w:p>
             <w:pPr>
@@ -7732,27 +7896,7 @@
               <w:jc w:val="center"/>
             </w:pPr>
             <w:r>
-              <w:rPr>
-                <w:rFonts w:hint="eastAsia"/>
-              </w:rPr>
-              <w:t>其他类</w:t>
-            </w:r>
-          </w:p>
-        </w:tc>
-        <w:tc>
-          <w:tcPr>
-            <w:tcW w:w="2102" w:type="dxa"/>
-            <w:shd w:val="clear" w:color="auto" w:fill="A6A6A6"/>
-          </w:tcPr>
-          <w:p>
-            <w:pPr>
-              <w:pStyle w:val="3"/>
-              <w:spacing w:line="360" w:lineRule="auto"/>
-              <w:ind w:left="0"/>
-              <w:jc w:val="center"/>
-            </w:pPr>
-            <w:r>
-              <w:t>ProjTemplete</w:t>
+              <w:t>Standard</w:t>
             </w:r>
           </w:p>
         </w:tc>
@@ -7805,186 +7949,6 @@
             <w:insideH w:val="single" w:color="auto" w:sz="4" w:space="0"/>
             <w:insideV w:val="single" w:color="auto" w:sz="4" w:space="0"/>
           </w:tblBorders>
-          <w:tblCellMar>
-            <w:top w:w="0" w:type="dxa"/>
-            <w:left w:w="108" w:type="dxa"/>
-            <w:bottom w:w="0" w:type="dxa"/>
-            <w:right w:w="108" w:type="dxa"/>
-          </w:tblCellMar>
-        </w:tblPrEx>
-        <w:tc>
-          <w:tcPr>
-            <w:tcW w:w="1440" w:type="dxa"/>
-            <w:vMerge w:val="continue"/>
-            <w:shd w:val="clear" w:color="auto" w:fill="A6A6A6"/>
-          </w:tcPr>
-          <w:p>
-            <w:pPr>
-              <w:pStyle w:val="3"/>
-              <w:spacing w:line="360" w:lineRule="auto"/>
-              <w:ind w:left="0"/>
-            </w:pPr>
-          </w:p>
-        </w:tc>
-        <w:tc>
-          <w:tcPr>
-            <w:tcW w:w="2102" w:type="dxa"/>
-            <w:shd w:val="clear" w:color="auto" w:fill="A6A6A6"/>
-          </w:tcPr>
-          <w:p>
-            <w:pPr>
-              <w:pStyle w:val="3"/>
-              <w:spacing w:line="360" w:lineRule="auto"/>
-              <w:ind w:left="0"/>
-              <w:jc w:val="center"/>
-            </w:pPr>
-            <w:r>
-              <w:t>ProjCase</w:t>
-            </w:r>
-          </w:p>
-        </w:tc>
-        <w:tc>
-          <w:tcPr>
-            <w:tcW w:w="2758" w:type="dxa"/>
-          </w:tcPr>
-          <w:p>
-            <w:pPr>
-              <w:spacing w:line="360" w:lineRule="auto"/>
-              <w:rPr>
-                <w:sz w:val="18"/>
-                <w:szCs w:val="18"/>
-              </w:rPr>
-            </w:pPr>
-            <w:r>
-              <w:rPr>
-                <w:rFonts w:hint="eastAsia"/>
-                <w:sz w:val="18"/>
-                <w:szCs w:val="18"/>
-              </w:rPr>
-              <w:t>PM、SA、SE、TE、CM、PPQA</w:t>
-            </w:r>
-          </w:p>
-        </w:tc>
-        <w:tc>
-          <w:tcPr>
-            <w:tcW w:w="2700" w:type="dxa"/>
-          </w:tcPr>
-          <w:p>
-            <w:pPr>
-              <w:spacing w:line="360" w:lineRule="auto"/>
-            </w:pPr>
-            <w:r>
-              <w:rPr>
-                <w:rFonts w:hint="eastAsia"/>
-              </w:rPr>
-              <w:t>PM、CM</w:t>
-            </w:r>
-          </w:p>
-        </w:tc>
-      </w:tr>
-      <w:tr>
-        <w:tblPrEx>
-          <w:tblBorders>
-            <w:top w:val="single" w:color="auto" w:sz="4" w:space="0"/>
-            <w:left w:val="single" w:color="auto" w:sz="4" w:space="0"/>
-            <w:bottom w:val="single" w:color="auto" w:sz="4" w:space="0"/>
-            <w:right w:val="single" w:color="auto" w:sz="4" w:space="0"/>
-            <w:insideH w:val="single" w:color="auto" w:sz="4" w:space="0"/>
-            <w:insideV w:val="single" w:color="auto" w:sz="4" w:space="0"/>
-          </w:tblBorders>
-          <w:tblCellMar>
-            <w:top w:w="0" w:type="dxa"/>
-            <w:left w:w="108" w:type="dxa"/>
-            <w:bottom w:w="0" w:type="dxa"/>
-            <w:right w:w="108" w:type="dxa"/>
-          </w:tblCellMar>
-        </w:tblPrEx>
-        <w:tc>
-          <w:tcPr>
-            <w:tcW w:w="1440" w:type="dxa"/>
-            <w:vMerge w:val="continue"/>
-            <w:shd w:val="clear" w:color="auto" w:fill="A6A6A6"/>
-          </w:tcPr>
-          <w:p>
-            <w:pPr>
-              <w:pStyle w:val="3"/>
-              <w:spacing w:line="360" w:lineRule="auto"/>
-              <w:ind w:left="0"/>
-            </w:pPr>
-          </w:p>
-        </w:tc>
-        <w:tc>
-          <w:tcPr>
-            <w:tcW w:w="2102" w:type="dxa"/>
-            <w:shd w:val="clear" w:color="auto" w:fill="A6A6A6"/>
-          </w:tcPr>
-          <w:p>
-            <w:pPr>
-              <w:pStyle w:val="3"/>
-              <w:spacing w:line="360" w:lineRule="auto"/>
-              <w:ind w:left="0"/>
-              <w:jc w:val="center"/>
-            </w:pPr>
-            <w:r>
-              <w:t>Standard</w:t>
-            </w:r>
-          </w:p>
-        </w:tc>
-        <w:tc>
-          <w:tcPr>
-            <w:tcW w:w="2758" w:type="dxa"/>
-          </w:tcPr>
-          <w:p>
-            <w:pPr>
-              <w:spacing w:line="360" w:lineRule="auto"/>
-              <w:rPr>
-                <w:sz w:val="18"/>
-                <w:szCs w:val="18"/>
-              </w:rPr>
-            </w:pPr>
-            <w:r>
-              <w:rPr>
-                <w:rFonts w:hint="eastAsia"/>
-                <w:sz w:val="18"/>
-                <w:szCs w:val="18"/>
-              </w:rPr>
-              <w:t>PM、SA、SE、TE、CM、PPQA</w:t>
-            </w:r>
-          </w:p>
-        </w:tc>
-        <w:tc>
-          <w:tcPr>
-            <w:tcW w:w="2700" w:type="dxa"/>
-          </w:tcPr>
-          <w:p>
-            <w:pPr>
-              <w:spacing w:line="360" w:lineRule="auto"/>
-            </w:pPr>
-            <w:r>
-              <w:rPr>
-                <w:rFonts w:hint="eastAsia"/>
-              </w:rPr>
-              <w:t xml:space="preserve">PM、CM </w:t>
-            </w:r>
-          </w:p>
-        </w:tc>
-      </w:tr>
-      <w:tr>
-        <w:tblPrEx>
-          <w:tblBorders>
-            <w:top w:val="single" w:color="auto" w:sz="4" w:space="0"/>
-            <w:left w:val="single" w:color="auto" w:sz="4" w:space="0"/>
-            <w:bottom w:val="single" w:color="auto" w:sz="4" w:space="0"/>
-            <w:right w:val="single" w:color="auto" w:sz="4" w:space="0"/>
-            <w:insideH w:val="single" w:color="auto" w:sz="4" w:space="0"/>
-            <w:insideV w:val="single" w:color="auto" w:sz="4" w:space="0"/>
-          </w:tblBorders>
-          <w:tblCellMar>
-            <w:top w:w="0" w:type="dxa"/>
-            <w:left w:w="108" w:type="dxa"/>
-            <w:bottom w:w="0" w:type="dxa"/>
-            <w:right w:w="108" w:type="dxa"/>
-          </w:tblCellMar>
         </w:tblPrEx>
         <w:tc>
           <w:tcPr>
@@ -9066,12 +9030,6 @@
             <w:insideH w:val="single" w:color="auto" w:sz="4" w:space="0"/>
             <w:insideV w:val="single" w:color="auto" w:sz="4" w:space="0"/>
           </w:tblBorders>
-          <w:tblCellMar>
-            <w:top w:w="0" w:type="dxa"/>
-            <w:left w:w="108" w:type="dxa"/>
-            <w:bottom w:w="0" w:type="dxa"/>
-            <w:right w:w="108" w:type="dxa"/>
-          </w:tblCellMar>
         </w:tblPrEx>
         <w:tc>
           <w:tcPr>
@@ -10592,12 +10550,6 @@
             <w:insideH w:val="single" w:color="auto" w:sz="4" w:space="0"/>
             <w:insideV w:val="single" w:color="auto" w:sz="4" w:space="0"/>
           </w:tblBorders>
-          <w:tblCellMar>
-            <w:top w:w="0" w:type="dxa"/>
-            <w:left w:w="108" w:type="dxa"/>
-            <w:bottom w:w="0" w:type="dxa"/>
-            <w:right w:w="108" w:type="dxa"/>
-          </w:tblCellMar>
         </w:tblPrEx>
         <w:tc>
           <w:tcPr>
@@ -10630,90 +10582,6 @@
                 <w:rFonts w:hint="eastAsia"/>
               </w:rPr>
               <w:t>VAL</w:t>
-            </w:r>
-          </w:p>
-        </w:tc>
-        <w:tc>
-          <w:tcPr>
-            <w:tcW w:w="2758" w:type="dxa"/>
-          </w:tcPr>
-          <w:p>
-            <w:pPr>
-              <w:spacing w:line="360" w:lineRule="auto"/>
-              <w:rPr>
-                <w:sz w:val="18"/>
-                <w:szCs w:val="18"/>
-              </w:rPr>
-            </w:pPr>
-            <w:r>
-              <w:rPr>
-                <w:rFonts w:hint="eastAsia"/>
-                <w:sz w:val="18"/>
-                <w:szCs w:val="18"/>
-              </w:rPr>
-              <w:t>PM、SA、SE、TE、CM、PPQA</w:t>
-            </w:r>
-          </w:p>
-        </w:tc>
-        <w:tc>
-          <w:tcPr>
-            <w:tcW w:w="2700" w:type="dxa"/>
-          </w:tcPr>
-          <w:p>
-            <w:pPr>
-              <w:spacing w:line="360" w:lineRule="auto"/>
-            </w:pPr>
-            <w:r>
-              <w:rPr>
-                <w:rFonts w:hint="eastAsia"/>
-              </w:rPr>
-              <w:t>CM</w:t>
-            </w:r>
-          </w:p>
-        </w:tc>
-      </w:tr>
-      <w:tr>
-        <w:tblPrEx>
-          <w:tblBorders>
-            <w:top w:val="single" w:color="auto" w:sz="4" w:space="0"/>
-            <w:left w:val="single" w:color="auto" w:sz="4" w:space="0"/>
-            <w:bottom w:val="single" w:color="auto" w:sz="4" w:space="0"/>
-            <w:right w:val="single" w:color="auto" w:sz="4" w:space="0"/>
-            <w:insideH w:val="single" w:color="auto" w:sz="4" w:space="0"/>
-            <w:insideV w:val="single" w:color="auto" w:sz="4" w:space="0"/>
-          </w:tblBorders>
-        </w:tblPrEx>
-        <w:tc>
-          <w:tcPr>
-            <w:tcW w:w="1440" w:type="dxa"/>
-            <w:vMerge w:val="continue"/>
-            <w:shd w:val="clear" w:color="auto" w:fill="A6A6A6"/>
-          </w:tcPr>
-          <w:p>
-            <w:pPr>
-              <w:pStyle w:val="3"/>
-              <w:spacing w:line="360" w:lineRule="auto"/>
-              <w:ind w:left="0"/>
-            </w:pPr>
-          </w:p>
-        </w:tc>
-        <w:tc>
-          <w:tcPr>
-            <w:tcW w:w="2102" w:type="dxa"/>
-            <w:shd w:val="clear" w:color="auto" w:fill="A6A6A6"/>
-          </w:tcPr>
-          <w:p>
-            <w:pPr>
-              <w:pStyle w:val="3"/>
-              <w:spacing w:line="360" w:lineRule="auto"/>
-              <w:ind w:left="0"/>
-              <w:jc w:val="center"/>
-            </w:pPr>
-            <w:r>
-              <w:rPr>
-                <w:rFonts w:hint="eastAsia"/>
-              </w:rPr>
-              <w:t>VER</w:t>
             </w:r>
           </w:p>
         </w:tc>
@@ -10800,6 +10668,96 @@
               <w:jc w:val="center"/>
             </w:pPr>
             <w:r>
+              <w:rPr>
+                <w:rFonts w:hint="eastAsia"/>
+              </w:rPr>
+              <w:t>VER</w:t>
+            </w:r>
+          </w:p>
+        </w:tc>
+        <w:tc>
+          <w:tcPr>
+            <w:tcW w:w="2758" w:type="dxa"/>
+          </w:tcPr>
+          <w:p>
+            <w:pPr>
+              <w:spacing w:line="360" w:lineRule="auto"/>
+              <w:rPr>
+                <w:sz w:val="18"/>
+                <w:szCs w:val="18"/>
+              </w:rPr>
+            </w:pPr>
+            <w:r>
+              <w:rPr>
+                <w:rFonts w:hint="eastAsia"/>
+                <w:sz w:val="18"/>
+                <w:szCs w:val="18"/>
+              </w:rPr>
+              <w:t>PM、SA、SE、TE、CM、PPQA</w:t>
+            </w:r>
+          </w:p>
+        </w:tc>
+        <w:tc>
+          <w:tcPr>
+            <w:tcW w:w="2700" w:type="dxa"/>
+          </w:tcPr>
+          <w:p>
+            <w:pPr>
+              <w:spacing w:line="360" w:lineRule="auto"/>
+            </w:pPr>
+            <w:r>
+              <w:rPr>
+                <w:rFonts w:hint="eastAsia"/>
+              </w:rPr>
+              <w:t>CM</w:t>
+            </w:r>
+          </w:p>
+        </w:tc>
+      </w:tr>
+      <w:tr>
+        <w:tblPrEx>
+          <w:tblBorders>
+            <w:top w:val="single" w:color="auto" w:sz="4" w:space="0"/>
+            <w:left w:val="single" w:color="auto" w:sz="4" w:space="0"/>
+            <w:bottom w:val="single" w:color="auto" w:sz="4" w:space="0"/>
+            <w:right w:val="single" w:color="auto" w:sz="4" w:space="0"/>
+            <w:insideH w:val="single" w:color="auto" w:sz="4" w:space="0"/>
+            <w:insideV w:val="single" w:color="auto" w:sz="4" w:space="0"/>
+          </w:tblBorders>
+          <w:tblCellMar>
+            <w:top w:w="0" w:type="dxa"/>
+            <w:left w:w="108" w:type="dxa"/>
+            <w:bottom w:w="0" w:type="dxa"/>
+            <w:right w:w="108" w:type="dxa"/>
+          </w:tblCellMar>
+        </w:tblPrEx>
+        <w:tc>
+          <w:tcPr>
+            <w:tcW w:w="1440" w:type="dxa"/>
+            <w:vMerge w:val="continue"/>
+            <w:shd w:val="clear" w:color="auto" w:fill="A6A6A6"/>
+          </w:tcPr>
+          <w:p>
+            <w:pPr>
+              <w:pStyle w:val="3"/>
+              <w:spacing w:line="360" w:lineRule="auto"/>
+              <w:ind w:left="0"/>
+            </w:pPr>
+          </w:p>
+        </w:tc>
+        <w:tc>
+          <w:tcPr>
+            <w:tcW w:w="2102" w:type="dxa"/>
+            <w:shd w:val="clear" w:color="auto" w:fill="A6A6A6"/>
+          </w:tcPr>
+          <w:p>
+            <w:pPr>
+              <w:pStyle w:val="3"/>
+              <w:spacing w:line="360" w:lineRule="auto"/>
+              <w:ind w:left="0"/>
+              <w:jc w:val="center"/>
+            </w:pPr>
+            <w:r>
               <w:t>Coding</w:t>
             </w:r>
           </w:p>
@@ -10964,7 +10922,7 @@
         <w:rPr>
           <w:rFonts w:hint="eastAsia"/>
         </w:rPr>
-        <w:t>本项目采用的配置项标识方式：项目英文简称_工件名称，如：YKFW_配置管理计划。</w:t>
+        <w:t>本项目采用的配置项标识方式：项目英文简称_工件名称，如：LLCB_配置管理计划。</w:t>
       </w:r>
     </w:p>
     <w:p>
@@ -14238,6 +14196,12 @@
             <w:insideH w:val="single" w:color="000000" w:sz="6" w:space="0"/>
             <w:insideV w:val="single" w:color="000000" w:sz="6" w:space="0"/>
           </w:tblBorders>
+          <w:tblCellMar>
+            <w:top w:w="0" w:type="dxa"/>
+            <w:left w:w="108" w:type="dxa"/>
+            <w:bottom w:w="0" w:type="dxa"/>
+            <w:right w:w="108" w:type="dxa"/>
+          </w:tblCellMar>
         </w:tblPrEx>
         <w:trPr>
           <w:trHeight w:val="65" w:hRule="atLeast"/>
@@ -15471,12 +15435,6 @@
             <w:insideH w:val="single" w:color="auto" w:sz="4" w:space="0"/>
             <w:insideV w:val="single" w:color="auto" w:sz="4" w:space="0"/>
           </w:tblBorders>
-          <w:tblCellMar>
-            <w:top w:w="0" w:type="dxa"/>
-            <w:left w:w="108" w:type="dxa"/>
-            <w:bottom w:w="0" w:type="dxa"/>
-            <w:right w:w="108" w:type="dxa"/>
-          </w:tblCellMar>
         </w:tblPrEx>
         <w:tc>
           <w:tcPr>
